--- a/Todo_QA_TZ.docx
+++ b/Todo_QA_TZ.docx
@@ -4,283 +4,26 @@
   <w:body>
     <w:p>
       <w:pPr>
-        <w:pStyle w:val="CustomTitle"/>
-        <w:jc w:val="left"/>
+        <w:pStyle w:val="Title"/>
+        <w:jc w:val="center"/>
       </w:pPr>
       <w:r>
+        <w:rPr>
+          <w:b/>
+        </w:rPr>
         <w:t>Todo QA</w:t>
       </w:r>
     </w:p>
     <w:p>
       <w:pPr>
-        <w:pStyle w:val="CustomTitle"/>
-        <w:spacing w:before="0"/>
-      </w:pPr>
-      <w:r>
-        <w:t>Техническое задание</w:t>
-      </w:r>
-    </w:p>
-    <w:p>
-      <w:pPr>
-        <w:pStyle w:val="CustomSubtitle"/>
-      </w:pPr>
-      <w:r>
-        <w:t>Актуальная версия v2 • основана на фактически реализованном backend, UI и текущем наборе API-автотестов</w:t>
-      </w:r>
-    </w:p>
-    <w:p>
-      <w:pPr>
-        <w:pStyle w:val="CustomSubtitle"/>
-      </w:pPr>
-      <w:r>
-        <w:t>Дата актуализации: 10.04.2026</w:t>
-      </w:r>
-    </w:p>
-    <w:p>
-      <w:pPr>
-        <w:spacing w:after="120"/>
-      </w:pPr>
-    </w:p>
-    <w:tbl>
-      <w:tblPr>
-        <w:tblStyle w:val="TableGrid"/>
-        <w:tblW w:type="auto" w:w="0"/>
         <w:jc w:val="center"/>
-        <w:tblLayout w:type="fixed"/>
-        <w:tblLook w:firstColumn="1" w:firstRow="1" w:lastColumn="0" w:lastRow="0" w:noHBand="0" w:noVBand="1" w:val="04A0"/>
-      </w:tblPr>
-      <w:tblGrid>
-        <w:gridCol w:w="2438"/>
-        <w:gridCol w:w="6123"/>
-      </w:tblGrid>
-      <w:tr>
-        <w:trPr/>
-        <w:tc>
-          <w:tcPr>
-            <w:tcW w:type="dxa" w:w="4929"/>
-            <w:vAlign w:val="center"/>
-            <w:tcBorders>
-              <w:left w:val="single" w:sz="4" w:color="D9E2F2"/>
-              <w:top w:val="single" w:sz="4" w:color="D9E2F2"/>
-              <w:right w:val="single" w:sz="4" w:color="D9E2F2"/>
-              <w:bottom w:val="single" w:sz="4" w:color="D9E2F2"/>
-            </w:tcBorders>
-            <w:shd w:fill="DCE6F1"/>
-          </w:tcPr>
-          <w:p>
-            <w:pPr>
-              <w:spacing w:before="40" w:after="40" w:line="252" w:lineRule="auto"/>
-            </w:pPr>
-            <w:r>
-              <w:rPr>
-                <w:rFonts w:ascii="Calibri" w:hAnsi="Calibri" w:eastAsia="Calibri"/>
-                <w:b/>
-                <w:color w:val="213756"/>
-                <w:sz w:val="19"/>
-              </w:rPr>
-              <w:t>Проект</w:t>
-            </w:r>
-          </w:p>
-        </w:tc>
-        <w:tc>
-          <w:tcPr>
-            <w:tcW w:type="dxa" w:w="4929"/>
-            <w:vAlign w:val="center"/>
-            <w:tcBorders>
-              <w:left w:val="single" w:sz="4" w:color="D9E2F2"/>
-              <w:top w:val="single" w:sz="4" w:color="D9E2F2"/>
-              <w:right w:val="single" w:sz="4" w:color="D9E2F2"/>
-              <w:bottom w:val="single" w:sz="4" w:color="D9E2F2"/>
-            </w:tcBorders>
-            <w:shd w:fill="DCE6F1"/>
-          </w:tcPr>
-          <w:p>
-            <w:pPr>
-              <w:spacing w:before="40" w:after="40" w:line="252" w:lineRule="auto"/>
-            </w:pPr>
-            <w:r>
-              <w:rPr>
-                <w:rFonts w:ascii="Calibri" w:hAnsi="Calibri" w:eastAsia="Calibri"/>
-                <w:b/>
-                <w:color w:val="213756"/>
-                <w:sz w:val="19"/>
-              </w:rPr>
-              <w:t>Учебный pet-project для практики ручного тестирования, API- и будущих UI-автотестов</w:t>
-            </w:r>
-          </w:p>
-        </w:tc>
-      </w:tr>
-      <w:tr>
-        <w:trPr/>
-        <w:tc>
-          <w:tcPr>
-            <w:tcW w:type="dxa" w:w="4929"/>
-            <w:vAlign w:val="center"/>
-            <w:tcBorders>
-              <w:left w:val="single" w:sz="4" w:color="D9E2F2"/>
-              <w:top w:val="single" w:sz="4" w:color="D9E2F2"/>
-              <w:right w:val="single" w:sz="4" w:color="D9E2F2"/>
-              <w:bottom w:val="single" w:sz="4" w:color="D9E2F2"/>
-            </w:tcBorders>
-          </w:tcPr>
-          <w:p>
-            <w:pPr>
-              <w:spacing w:before="40" w:after="40" w:line="252" w:lineRule="auto"/>
-            </w:pPr>
-            <w:r>
-              <w:rPr>
-                <w:rFonts w:ascii="Calibri" w:hAnsi="Calibri" w:eastAsia="Calibri"/>
-                <w:sz w:val="19"/>
-              </w:rPr>
-              <w:t>Текущий scope</w:t>
-            </w:r>
-          </w:p>
-        </w:tc>
-        <w:tc>
-          <w:tcPr>
-            <w:tcW w:type="dxa" w:w="4929"/>
-            <w:vAlign w:val="center"/>
-            <w:tcBorders>
-              <w:left w:val="single" w:sz="4" w:color="D9E2F2"/>
-              <w:top w:val="single" w:sz="4" w:color="D9E2F2"/>
-              <w:right w:val="single" w:sz="4" w:color="D9E2F2"/>
-              <w:bottom w:val="single" w:sz="4" w:color="D9E2F2"/>
-            </w:tcBorders>
-          </w:tcPr>
-          <w:p>
-            <w:pPr>
-              <w:spacing w:before="40" w:after="40" w:line="252" w:lineRule="auto"/>
-            </w:pPr>
-            <w:r>
-              <w:rPr>
-                <w:rFonts w:ascii="Calibri" w:hAnsi="Calibri" w:eastAsia="Calibri"/>
-                <w:sz w:val="19"/>
-              </w:rPr>
-              <w:t>Auth + tasks + search + status filter + get by id + update + deadline + UI v2</w:t>
-            </w:r>
-          </w:p>
-        </w:tc>
-      </w:tr>
-      <w:tr>
-        <w:trPr/>
-        <w:tc>
-          <w:tcPr>
-            <w:tcW w:type="dxa" w:w="4929"/>
-            <w:vAlign w:val="center"/>
-            <w:tcBorders>
-              <w:left w:val="single" w:sz="4" w:color="D9E2F2"/>
-              <w:top w:val="single" w:sz="4" w:color="D9E2F2"/>
-              <w:right w:val="single" w:sz="4" w:color="D9E2F2"/>
-              <w:bottom w:val="single" w:sz="4" w:color="D9E2F2"/>
-            </w:tcBorders>
-          </w:tcPr>
-          <w:p>
-            <w:pPr>
-              <w:spacing w:before="40" w:after="40" w:line="252" w:lineRule="auto"/>
-            </w:pPr>
-            <w:r>
-              <w:rPr>
-                <w:rFonts w:ascii="Calibri" w:hAnsi="Calibri" w:eastAsia="Calibri"/>
-                <w:sz w:val="19"/>
-              </w:rPr>
-              <w:t>Стек</w:t>
-            </w:r>
-          </w:p>
-        </w:tc>
-        <w:tc>
-          <w:tcPr>
-            <w:tcW w:type="dxa" w:w="4929"/>
-            <w:vAlign w:val="center"/>
-            <w:tcBorders>
-              <w:left w:val="single" w:sz="4" w:color="D9E2F2"/>
-              <w:top w:val="single" w:sz="4" w:color="D9E2F2"/>
-              <w:right w:val="single" w:sz="4" w:color="D9E2F2"/>
-              <w:bottom w:val="single" w:sz="4" w:color="D9E2F2"/>
-            </w:tcBorders>
-          </w:tcPr>
-          <w:p>
-            <w:pPr>
-              <w:spacing w:before="40" w:after="40" w:line="252" w:lineRule="auto"/>
-            </w:pPr>
-            <w:r>
-              <w:rPr>
-                <w:rFonts w:ascii="Calibri" w:hAnsi="Calibri" w:eastAsia="Calibri"/>
-                <w:sz w:val="19"/>
-              </w:rPr>
-              <w:t>Flask, Flask-SQLAlchemy, PostgreSQL, Flask-JWT-Extended, HTML/CSS/JS, pytest, requests</w:t>
-            </w:r>
-          </w:p>
-        </w:tc>
-      </w:tr>
-      <w:tr>
-        <w:trPr/>
-        <w:tc>
-          <w:tcPr>
-            <w:tcW w:type="dxa" w:w="4929"/>
-            <w:vAlign w:val="center"/>
-            <w:tcBorders>
-              <w:left w:val="single" w:sz="4" w:color="D9E2F2"/>
-              <w:top w:val="single" w:sz="4" w:color="D9E2F2"/>
-              <w:right w:val="single" w:sz="4" w:color="D9E2F2"/>
-              <w:bottom w:val="single" w:sz="4" w:color="D9E2F2"/>
-            </w:tcBorders>
-          </w:tcPr>
-          <w:p>
-            <w:pPr>
-              <w:spacing w:before="40" w:after="40" w:line="252" w:lineRule="auto"/>
-            </w:pPr>
-            <w:r>
-              <w:rPr>
-                <w:rFonts w:ascii="Calibri" w:hAnsi="Calibri" w:eastAsia="Calibri"/>
-                <w:sz w:val="19"/>
-              </w:rPr>
-              <w:t>Назначение документа</w:t>
-            </w:r>
-          </w:p>
-        </w:tc>
-        <w:tc>
-          <w:tcPr>
-            <w:tcW w:type="dxa" w:w="4929"/>
-            <w:vAlign w:val="center"/>
-            <w:tcBorders>
-              <w:left w:val="single" w:sz="4" w:color="D9E2F2"/>
-              <w:top w:val="single" w:sz="4" w:color="D9E2F2"/>
-              <w:right w:val="single" w:sz="4" w:color="D9E2F2"/>
-              <w:bottom w:val="single" w:sz="4" w:color="D9E2F2"/>
-            </w:tcBorders>
-          </w:tcPr>
-          <w:p>
-            <w:pPr>
-              <w:spacing w:before="40" w:after="40" w:line="252" w:lineRule="auto"/>
-            </w:pPr>
-            <w:r>
-              <w:rPr>
-                <w:rFonts w:ascii="Calibri" w:hAnsi="Calibri" w:eastAsia="Calibri"/>
-                <w:sz w:val="19"/>
-              </w:rPr>
-              <w:t>Зафиксировать актуальные требования и убрать расхождения между ТЗ, кодом и тестами</w:t>
-            </w:r>
-          </w:p>
-        </w:tc>
-      </w:tr>
-    </w:tbl>
-    <w:p>
-      <w:pPr>
-        <w:pStyle w:val="SmallNote"/>
-        <w:spacing w:before="80" w:after="120"/>
-        <w:ind w:left="142" w:right="142"/>
-        <w:shd w:fill="F3F7FC"/>
       </w:pPr>
       <w:r>
         <w:rPr>
-          <w:i w:val="0"/>
+          <w:i/>
+          <w:sz w:val="22"/>
         </w:rPr>
-        <w:t>В этой версии документа намеренно зафиксирован именно фактический scope проекта. Функции, уже реализованные в коде и покрытые тестами, не считаются «планом на потом».</w:t>
-      </w:r>
-    </w:p>
-    <w:p>
-      <w:r>
-        <w:br w:type="page"/>
+        <w:t>Техническое задание</w:t>
       </w:r>
     </w:p>
     <w:p>
@@ -293,56 +36,47 @@
     </w:p>
     <w:p>
       <w:r>
-        <w:t>Todo QA — веб-приложение для управления личными задачами. Проект используется как учебная база для практики ручного тестирования, написания API-автотестов и последующего перехода к UI-автотестам.</w:t>
+        <w:t>Todo QA — учебное веб-приложение для управления личными задачами. Проект используется для практики ручного тестирования, API-автотестов и UI-автотестов на одном реальном приложении с backend и встроенным интерфейсом.</w:t>
       </w:r>
     </w:p>
     <w:p>
+      <w:pPr>
+        <w:pStyle w:val="Heading1"/>
+      </w:pPr>
       <w:r>
-        <w:t>Приложение позволяет зарегистрироваться, войти в систему, работать только со своими задачами и управлять ими через API и UI.</w:t>
+        <w:t>2. Цели проекта</w:t>
       </w:r>
     </w:p>
     <w:p>
       <w:pPr>
-        <w:pStyle w:val="Heading1"/>
+        <w:pStyle w:val="ListBullet"/>
       </w:pPr>
       <w:r>
-        <w:t>2. Цели текущей версии v2</w:t>
+        <w:t>зафиксировать актуальный функциональный scope проекта без расхождений между кодом, тестами и документацией;</w:t>
       </w:r>
     </w:p>
     <w:p>
       <w:pPr>
         <w:pStyle w:val="ListBullet"/>
-        <w:spacing w:after="20" w:line="269" w:lineRule="auto"/>
       </w:pPr>
       <w:r>
-        <w:t>зафиксировать реальный scope проекта на текущем этапе разработки;</w:t>
+        <w:t>поддерживать понятный пользовательский сценарий: регистрация → логин → работа с задачами → редактирование → смена статуса → удаление;</w:t>
       </w:r>
     </w:p>
     <w:p>
       <w:pPr>
         <w:pStyle w:val="ListBullet"/>
-        <w:spacing w:after="20" w:line="269" w:lineRule="auto"/>
       </w:pPr>
       <w:r>
-        <w:t>синхронизировать документацию с backend, UI и автотестами;</w:t>
+        <w:t>сохранить проект как учебную базу для развития API- и UI-автотестов;</w:t>
       </w:r>
     </w:p>
     <w:p>
       <w:pPr>
         <w:pStyle w:val="ListBullet"/>
-        <w:spacing w:after="20" w:line="269" w:lineRule="auto"/>
       </w:pPr>
       <w:r>
-        <w:t>сохранить понятный вертикальный сценарий от авторизации до управления задачами;</w:t>
-      </w:r>
-    </w:p>
-    <w:p>
-      <w:pPr>
-        <w:pStyle w:val="ListBullet"/>
-        <w:spacing w:after="20" w:line="269" w:lineRule="auto"/>
-      </w:pPr>
-      <w:r>
-        <w:t>подготовить стабильную основу для последующего покрытия UI-автотестами;</w:t>
+        <w:t>обеспечить согласованность backend, UI и текущего набора тестов.</w:t>
       </w:r>
     </w:p>
     <w:p>
@@ -356,73 +90,49 @@
     <w:p>
       <w:pPr>
         <w:pStyle w:val="ListBullet"/>
-        <w:spacing w:after="20" w:line="269" w:lineRule="auto"/>
       </w:pPr>
       <w:r>
-        <w:t>Backend: Flask</w:t>
+        <w:t>Backend: Python, Flask, Flask-SQLAlchemy, Flask-JWT-Extended, Werkzeug security.</w:t>
       </w:r>
     </w:p>
     <w:p>
       <w:pPr>
         <w:pStyle w:val="ListBullet"/>
-        <w:spacing w:after="20" w:line="269" w:lineRule="auto"/>
       </w:pPr>
       <w:r>
-        <w:t>ORM: Flask-SQLAlchemy</w:t>
+        <w:t>База данных: PostgreSQL, psycopg[binary].</w:t>
       </w:r>
     </w:p>
     <w:p>
       <w:pPr>
         <w:pStyle w:val="ListBullet"/>
-        <w:spacing w:after="20" w:line="269" w:lineRule="auto"/>
       </w:pPr>
       <w:r>
-        <w:t>База данных: PostgreSQL</w:t>
+        <w:t>Frontend: HTML, CSS, JavaScript.</w:t>
       </w:r>
     </w:p>
     <w:p>
       <w:pPr>
         <w:pStyle w:val="ListBullet"/>
-        <w:spacing w:after="20" w:line="269" w:lineRule="auto"/>
       </w:pPr>
       <w:r>
-        <w:t>Авторизация: Flask-JWT-Extended</w:t>
+        <w:t>Тестирование API: pytest, requests.</w:t>
       </w:r>
     </w:p>
     <w:p>
       <w:pPr>
         <w:pStyle w:val="ListBullet"/>
-        <w:spacing w:after="20" w:line="269" w:lineRule="auto"/>
       </w:pPr>
       <w:r>
-        <w:t>Хеширование паролей: Werkzeug security</w:t>
+        <w:t>Тестирование UI: Playwright, pytest-playwright.</w:t>
       </w:r>
     </w:p>
     <w:p>
       <w:pPr>
         <w:pStyle w:val="ListBullet"/>
-        <w:spacing w:after="20" w:line="269" w:lineRule="auto"/>
       </w:pPr>
       <w:r>
-        <w:t>Frontend: HTML, CSS, JavaScript</w:t>
-      </w:r>
-    </w:p>
-    <w:p>
-      <w:pPr>
-        <w:pStyle w:val="ListBullet"/>
-        <w:spacing w:after="20" w:line="269" w:lineRule="auto"/>
-      </w:pPr>
-      <w:r>
-        <w:t>Тестирование API: pytest + requests</w:t>
-      </w:r>
-    </w:p>
-    <w:p>
-      <w:pPr>
-        <w:pStyle w:val="ListBullet"/>
-        <w:spacing w:after="20" w:line="269" w:lineRule="auto"/>
-      </w:pPr>
-      <w:r>
-        <w:t>Конфигурация: environment variables + python-dotenv</w:t>
+        <w:t>Конфигурация: python-dotenv, environment variables.</w:t>
       </w:r>
     </w:p>
     <w:p>
@@ -435,434 +145,1313 @@
     </w:p>
     <w:p>
       <w:r>
-        <w:t>Проект реализован как одно Flask-приложение. Frontend и backend не разделяются на отдельные приложения: HTML-шаблон и статические файлы UI находятся внутри того же проекта, что и API.</w:t>
+        <w:t>Проект реализован как одно Flask-приложение. Frontend и backend не разделяются на отдельные сервисы: HTML-шаблон и статические файлы лежат внутри того же проекта, что и API. Backend-логика разделена по смыслу на auth.py и tasks.py, а клиентская логика сосредоточена в app.js.</w:t>
       </w:r>
     </w:p>
     <w:p>
       <w:pPr>
-        <w:pStyle w:val="ListBullet"/>
-        <w:spacing w:after="20" w:line="269" w:lineRule="auto"/>
+        <w:pStyle w:val="Heading1"/>
       </w:pPr>
       <w:r>
-        <w:t>auth.py — регистрация и логин;</w:t>
+        <w:t>5. Функциональный scope проекта</w:t>
       </w:r>
     </w:p>
     <w:p>
       <w:pPr>
         <w:pStyle w:val="ListBullet"/>
-        <w:spacing w:after="20" w:line="269" w:lineRule="auto"/>
       </w:pPr>
       <w:r>
-        <w:t>tasks.py — операции с задачами;</w:t>
+        <w:t>POST /register и POST /login с выдачей JWT access token.</w:t>
       </w:r>
     </w:p>
     <w:p>
       <w:pPr>
         <w:pStyle w:val="ListBullet"/>
-        <w:spacing w:after="20" w:line="269" w:lineRule="auto"/>
       </w:pPr>
       <w:r>
-        <w:t>models.py — модели User и Task;</w:t>
+        <w:t>GET /tasks, GET /tasks/&lt;id&gt;, POST /tasks, PATCH /tasks/&lt;id&gt;, PATCH /tasks/&lt;id&gt;/status, DELETE /tasks/&lt;id&gt;.</w:t>
       </w:r>
     </w:p>
     <w:p>
       <w:pPr>
         <w:pStyle w:val="ListBullet"/>
-        <w:spacing w:after="20" w:line="269" w:lineRule="auto"/>
       </w:pPr>
       <w:r>
-        <w:t>config.py / extensions.py — конфиг и инициализация расширений;</w:t>
+        <w:t>server-side search по title и description.</w:t>
       </w:r>
     </w:p>
     <w:p>
       <w:pPr>
         <w:pStyle w:val="ListBullet"/>
-        <w:spacing w:after="20" w:line="269" w:lineRule="auto"/>
       </w:pPr>
       <w:r>
-        <w:t>templates/index.html — интерфейс;</w:t>
+        <w:t>status filter в GET /tasks.</w:t>
       </w:r>
     </w:p>
     <w:p>
       <w:pPr>
         <w:pStyle w:val="ListBullet"/>
-        <w:spacing w:after="20" w:line="269" w:lineRule="auto"/>
       </w:pPr>
       <w:r>
-        <w:t>static/app.js и static/styles.css — клиентская логика и стили;</w:t>
+        <w:t>поддержка deadline в create и update.</w:t>
       </w:r>
     </w:p>
     <w:p>
       <w:pPr>
         <w:pStyle w:val="ListBullet"/>
-        <w:spacing w:after="20" w:line="269" w:lineRule="auto"/>
       </w:pPr>
       <w:r>
-        <w:t>tests/ — API-автотесты, разбитые по эндпоинтам.</w:t>
+        <w:t>интерфейс с отдельным auth-screen, рабочей зоной, статистикой, поиском, фильтром, client-side сортировкой, созданием, редактированием и удалением задач.</w:t>
       </w:r>
     </w:p>
     <w:p>
       <w:pPr>
-        <w:pStyle w:val="Heading1"/>
+        <w:pStyle w:val="ListBullet"/>
       </w:pPr>
       <w:r>
-        <w:t>5. Актуальный scope v2</w:t>
+        <w:t>API- и UI-автотесты на ключевые пользовательские сценарии.</w:t>
       </w:r>
     </w:p>
     <w:p>
       <w:pPr>
-        <w:pStyle w:val="Heading2"/>
+        <w:pStyle w:val="Heading1"/>
       </w:pPr>
       <w:r>
-        <w:t>5.1. Что входит в текущую версию</w:t>
-      </w:r>
-    </w:p>
-    <w:tbl>
-      <w:tblPr>
-        <w:tblStyle w:val="TableGrid"/>
-        <w:tblW w:type="auto" w:w="0"/>
-        <w:jc w:val="center"/>
-        <w:tblLayout w:type="fixed"/>
-        <w:tblLook w:firstColumn="1" w:firstRow="1" w:lastColumn="0" w:lastRow="0" w:noHBand="0" w:noVBand="1" w:val="04A0"/>
-      </w:tblPr>
-      <w:tblGrid>
-        <w:gridCol w:w="2381"/>
-        <w:gridCol w:w="6180"/>
-      </w:tblGrid>
-      <w:tr>
-        <w:trPr/>
-        <w:tc>
-          <w:tcPr>
-            <w:tcW w:type="dxa" w:w="4929"/>
-            <w:vAlign w:val="center"/>
-            <w:tcBorders>
-              <w:left w:val="single" w:sz="4" w:color="D9E2F2"/>
-              <w:top w:val="single" w:sz="4" w:color="D9E2F2"/>
-              <w:right w:val="single" w:sz="4" w:color="D9E2F2"/>
-              <w:bottom w:val="single" w:sz="4" w:color="D9E2F2"/>
-            </w:tcBorders>
-            <w:shd w:fill="DCE6F1"/>
-          </w:tcPr>
-          <w:p>
-            <w:pPr>
-              <w:spacing w:before="40" w:after="40" w:line="252" w:lineRule="auto"/>
-            </w:pPr>
-            <w:r>
-              <w:rPr>
-                <w:rFonts w:ascii="Calibri" w:hAnsi="Calibri" w:eastAsia="Calibri"/>
-                <w:b/>
-                <w:color w:val="213756"/>
-                <w:sz w:val="19"/>
-              </w:rPr>
-              <w:t>Блок</w:t>
-            </w:r>
-          </w:p>
-        </w:tc>
-        <w:tc>
-          <w:tcPr>
-            <w:tcW w:type="dxa" w:w="4929"/>
-            <w:vAlign w:val="center"/>
-            <w:tcBorders>
-              <w:left w:val="single" w:sz="4" w:color="D9E2F2"/>
-              <w:top w:val="single" w:sz="4" w:color="D9E2F2"/>
-              <w:right w:val="single" w:sz="4" w:color="D9E2F2"/>
-              <w:bottom w:val="single" w:sz="4" w:color="D9E2F2"/>
-            </w:tcBorders>
-            <w:shd w:fill="DCE6F1"/>
-          </w:tcPr>
-          <w:p>
-            <w:pPr>
-              <w:spacing w:before="40" w:after="40" w:line="252" w:lineRule="auto"/>
-            </w:pPr>
-            <w:r>
-              <w:rPr>
-                <w:rFonts w:ascii="Calibri" w:hAnsi="Calibri" w:eastAsia="Calibri"/>
-                <w:b/>
-                <w:color w:val="213756"/>
-                <w:sz w:val="19"/>
-              </w:rPr>
-              <w:t>Реализованные возможности</w:t>
-            </w:r>
-          </w:p>
-        </w:tc>
-      </w:tr>
-      <w:tr>
-        <w:trPr/>
-        <w:tc>
-          <w:tcPr>
-            <w:tcW w:type="dxa" w:w="2381"/>
-            <w:vAlign w:val="center"/>
-            <w:tcBorders>
-              <w:left w:val="single" w:sz="4" w:color="D9E2F2"/>
-              <w:top w:val="single" w:sz="4" w:color="D9E2F2"/>
-              <w:right w:val="single" w:sz="4" w:color="D9E2F2"/>
-              <w:bottom w:val="single" w:sz="4" w:color="D9E2F2"/>
-            </w:tcBorders>
-          </w:tcPr>
-          <w:p>
-            <w:pPr>
-              <w:spacing w:before="40" w:after="40" w:line="252" w:lineRule="auto"/>
-            </w:pPr>
-            <w:r>
-              <w:rPr>
-                <w:rFonts w:ascii="Calibri" w:hAnsi="Calibri" w:eastAsia="Calibri"/>
-                <w:sz w:val="19"/>
-              </w:rPr>
-              <w:t>Авторизация</w:t>
-            </w:r>
-          </w:p>
-        </w:tc>
-        <w:tc>
-          <w:tcPr>
-            <w:tcW w:type="dxa" w:w="6180"/>
-            <w:vAlign w:val="center"/>
-            <w:tcBorders>
-              <w:left w:val="single" w:sz="4" w:color="D9E2F2"/>
-              <w:top w:val="single" w:sz="4" w:color="D9E2F2"/>
-              <w:right w:val="single" w:sz="4" w:color="D9E2F2"/>
-              <w:bottom w:val="single" w:sz="4" w:color="D9E2F2"/>
-            </w:tcBorders>
-          </w:tcPr>
-          <w:p>
-            <w:pPr>
-              <w:spacing w:before="40" w:after="40" w:line="252" w:lineRule="auto"/>
-            </w:pPr>
-            <w:r>
-              <w:rPr>
-                <w:rFonts w:ascii="Calibri" w:hAnsi="Calibri" w:eastAsia="Calibri"/>
-                <w:sz w:val="19"/>
-              </w:rPr>
-              <w:t>POST /register, POST /login, выдача JWT access token, client-side logout</w:t>
-            </w:r>
-          </w:p>
-        </w:tc>
-      </w:tr>
-      <w:tr>
-        <w:trPr/>
-        <w:tc>
-          <w:tcPr>
-            <w:tcW w:type="dxa" w:w="2381"/>
-            <w:vAlign w:val="center"/>
-            <w:tcBorders>
-              <w:left w:val="single" w:sz="4" w:color="D9E2F2"/>
-              <w:top w:val="single" w:sz="4" w:color="D9E2F2"/>
-              <w:right w:val="single" w:sz="4" w:color="D9E2F2"/>
-              <w:bottom w:val="single" w:sz="4" w:color="D9E2F2"/>
-            </w:tcBorders>
-          </w:tcPr>
-          <w:p>
-            <w:pPr>
-              <w:spacing w:before="40" w:after="40" w:line="252" w:lineRule="auto"/>
-            </w:pPr>
-            <w:r>
-              <w:rPr>
-                <w:rFonts w:ascii="Calibri" w:hAnsi="Calibri" w:eastAsia="Calibri"/>
-                <w:sz w:val="19"/>
-              </w:rPr>
-              <w:t>Tasks API</w:t>
-            </w:r>
-          </w:p>
-        </w:tc>
-        <w:tc>
-          <w:tcPr>
-            <w:tcW w:type="dxa" w:w="6180"/>
-            <w:vAlign w:val="center"/>
-            <w:tcBorders>
-              <w:left w:val="single" w:sz="4" w:color="D9E2F2"/>
-              <w:top w:val="single" w:sz="4" w:color="D9E2F2"/>
-              <w:right w:val="single" w:sz="4" w:color="D9E2F2"/>
-              <w:bottom w:val="single" w:sz="4" w:color="D9E2F2"/>
-            </w:tcBorders>
-          </w:tcPr>
-          <w:p>
-            <w:pPr>
-              <w:spacing w:before="40" w:after="40" w:line="252" w:lineRule="auto"/>
-            </w:pPr>
-            <w:r>
-              <w:rPr>
-                <w:rFonts w:ascii="Calibri" w:hAnsi="Calibri" w:eastAsia="Calibri"/>
-                <w:sz w:val="19"/>
-              </w:rPr>
-              <w:t>GET /tasks, GET /tasks/&lt;id&gt;, POST /tasks, PATCH /tasks/&lt;id&gt;, PATCH /tasks/&lt;id&gt;/status, DELETE /tasks/&lt;id&gt;</w:t>
-            </w:r>
-          </w:p>
-        </w:tc>
-      </w:tr>
-      <w:tr>
-        <w:trPr/>
-        <w:tc>
-          <w:tcPr>
-            <w:tcW w:type="dxa" w:w="2381"/>
-            <w:vAlign w:val="center"/>
-            <w:tcBorders>
-              <w:left w:val="single" w:sz="4" w:color="D9E2F2"/>
-              <w:top w:val="single" w:sz="4" w:color="D9E2F2"/>
-              <w:right w:val="single" w:sz="4" w:color="D9E2F2"/>
-              <w:bottom w:val="single" w:sz="4" w:color="D9E2F2"/>
-            </w:tcBorders>
-          </w:tcPr>
-          <w:p>
-            <w:pPr>
-              <w:spacing w:before="40" w:after="40" w:line="252" w:lineRule="auto"/>
-            </w:pPr>
-            <w:r>
-              <w:rPr>
-                <w:rFonts w:ascii="Calibri" w:hAnsi="Calibri" w:eastAsia="Calibri"/>
-                <w:sz w:val="19"/>
-              </w:rPr>
-              <w:t>Расширения API</w:t>
-            </w:r>
-          </w:p>
-        </w:tc>
-        <w:tc>
-          <w:tcPr>
-            <w:tcW w:type="dxa" w:w="6180"/>
-            <w:vAlign w:val="center"/>
-            <w:tcBorders>
-              <w:left w:val="single" w:sz="4" w:color="D9E2F2"/>
-              <w:top w:val="single" w:sz="4" w:color="D9E2F2"/>
-              <w:right w:val="single" w:sz="4" w:color="D9E2F2"/>
-              <w:bottom w:val="single" w:sz="4" w:color="D9E2F2"/>
-            </w:tcBorders>
-          </w:tcPr>
-          <w:p>
-            <w:pPr>
-              <w:spacing w:before="40" w:after="40" w:line="252" w:lineRule="auto"/>
-            </w:pPr>
-            <w:r>
-              <w:rPr>
-                <w:rFonts w:ascii="Calibri" w:hAnsi="Calibri" w:eastAsia="Calibri"/>
-                <w:sz w:val="19"/>
-              </w:rPr>
-              <w:t>поиск по title/description, фильтр по status, поддержка deadline</w:t>
-            </w:r>
-          </w:p>
-        </w:tc>
-      </w:tr>
-      <w:tr>
-        <w:trPr/>
-        <w:tc>
-          <w:tcPr>
-            <w:tcW w:type="dxa" w:w="2381"/>
-            <w:vAlign w:val="center"/>
-            <w:tcBorders>
-              <w:left w:val="single" w:sz="4" w:color="D9E2F2"/>
-              <w:top w:val="single" w:sz="4" w:color="D9E2F2"/>
-              <w:right w:val="single" w:sz="4" w:color="D9E2F2"/>
-              <w:bottom w:val="single" w:sz="4" w:color="D9E2F2"/>
-            </w:tcBorders>
-          </w:tcPr>
-          <w:p>
-            <w:pPr>
-              <w:spacing w:before="40" w:after="40" w:line="252" w:lineRule="auto"/>
-            </w:pPr>
-            <w:r>
-              <w:rPr>
-                <w:rFonts w:ascii="Calibri" w:hAnsi="Calibri" w:eastAsia="Calibri"/>
-                <w:sz w:val="19"/>
-              </w:rPr>
-              <w:t>UI v2</w:t>
-            </w:r>
-          </w:p>
-        </w:tc>
-        <w:tc>
-          <w:tcPr>
-            <w:tcW w:type="dxa" w:w="6180"/>
-            <w:vAlign w:val="center"/>
-            <w:tcBorders>
-              <w:left w:val="single" w:sz="4" w:color="D9E2F2"/>
-              <w:top w:val="single" w:sz="4" w:color="D9E2F2"/>
-              <w:right w:val="single" w:sz="4" w:color="D9E2F2"/>
-              <w:bottom w:val="single" w:sz="4" w:color="D9E2F2"/>
-            </w:tcBorders>
-          </w:tcPr>
-          <w:p>
-            <w:pPr>
-              <w:spacing w:before="40" w:after="40" w:line="252" w:lineRule="auto"/>
-            </w:pPr>
-            <w:r>
-              <w:rPr>
-                <w:rFonts w:ascii="Calibri" w:hAnsi="Calibri" w:eastAsia="Calibri"/>
-                <w:sz w:val="19"/>
-              </w:rPr>
-              <w:t>отдельный auth screen, рабочая зона, поиск, фильтр, сортировка, создание, редактирование, удаление, статистика, theme toggle</w:t>
-            </w:r>
-          </w:p>
-        </w:tc>
-      </w:tr>
-      <w:tr>
-        <w:trPr/>
-        <w:tc>
-          <w:tcPr>
-            <w:tcW w:type="dxa" w:w="2381"/>
-            <w:vAlign w:val="center"/>
-            <w:tcBorders>
-              <w:left w:val="single" w:sz="4" w:color="D9E2F2"/>
-              <w:top w:val="single" w:sz="4" w:color="D9E2F2"/>
-              <w:right w:val="single" w:sz="4" w:color="D9E2F2"/>
-              <w:bottom w:val="single" w:sz="4" w:color="D9E2F2"/>
-            </w:tcBorders>
-          </w:tcPr>
-          <w:p>
-            <w:pPr>
-              <w:spacing w:before="40" w:after="40" w:line="252" w:lineRule="auto"/>
-            </w:pPr>
-            <w:r>
-              <w:rPr>
-                <w:rFonts w:ascii="Calibri" w:hAnsi="Calibri" w:eastAsia="Calibri"/>
-                <w:sz w:val="19"/>
-              </w:rPr>
-              <w:t>Тесты</w:t>
-            </w:r>
-          </w:p>
-        </w:tc>
-        <w:tc>
-          <w:tcPr>
-            <w:tcW w:type="dxa" w:w="6180"/>
-            <w:vAlign w:val="center"/>
-            <w:tcBorders>
-              <w:left w:val="single" w:sz="4" w:color="D9E2F2"/>
-              <w:top w:val="single" w:sz="4" w:color="D9E2F2"/>
-              <w:right w:val="single" w:sz="4" w:color="D9E2F2"/>
-              <w:bottom w:val="single" w:sz="4" w:color="D9E2F2"/>
-            </w:tcBorders>
-          </w:tcPr>
-          <w:p>
-            <w:pPr>
-              <w:spacing w:before="40" w:after="40" w:line="252" w:lineRule="auto"/>
-            </w:pPr>
-            <w:r>
-              <w:rPr>
-                <w:rFonts w:ascii="Calibri" w:hAnsi="Calibri" w:eastAsia="Calibri"/>
-                <w:sz w:val="19"/>
-              </w:rPr>
-              <w:t>отдельные тестовые файлы для register/login/get/create/update/status/delete + проверки deadline и access control</w:t>
-            </w:r>
-          </w:p>
-        </w:tc>
-      </w:tr>
-    </w:tbl>
-    <w:p>
-      <w:pPr>
-        <w:pStyle w:val="Heading2"/>
-      </w:pPr>
-      <w:r>
-        <w:t>5.2. Что не входит в текущую версию</w:t>
+        <w:t>6. Что не входит в проект</w:t>
       </w:r>
     </w:p>
     <w:p>
       <w:pPr>
         <w:pStyle w:val="ListBullet"/>
-        <w:spacing w:after="20" w:line="269" w:lineRule="auto"/>
       </w:pPr>
       <w:r>
-        <w:t>refresh token;</w:t>
+        <w:t>refresh token и расширенный auth lifecycle;</w:t>
       </w:r>
     </w:p>
     <w:p>
       <w:pPr>
         <w:pStyle w:val="ListBullet"/>
-        <w:spacing w:after="20" w:line="269" w:lineRule="auto"/>
+      </w:pPr>
+      <w:r>
+        <w:t>профиль пользователя и смена пароля;</w:t>
+      </w:r>
+    </w:p>
+    <w:p>
+      <w:pPr>
+        <w:pStyle w:val="ListBullet"/>
+      </w:pPr>
+      <w:r>
+        <w:t>совместная работа нескольких пользователей с одной задачей;</w:t>
+      </w:r>
+    </w:p>
+    <w:p>
+      <w:pPr>
+        <w:pStyle w:val="ListBullet"/>
+      </w:pPr>
+      <w:r>
+        <w:t>вложения, комментарии, теги;</w:t>
+      </w:r>
+    </w:p>
+    <w:p>
+      <w:pPr>
+        <w:pStyle w:val="ListBullet"/>
+      </w:pPr>
+      <w:r>
+        <w:t>пагинация и server-side сортировка;</w:t>
+      </w:r>
+    </w:p>
+    <w:p>
+      <w:pPr>
+        <w:pStyle w:val="ListBullet"/>
+      </w:pPr>
+      <w:r>
+        <w:t>расширенная аналитика и отчётность.</w:t>
+      </w:r>
+    </w:p>
+    <w:p>
+      <w:pPr>
+        <w:pStyle w:val="Heading1"/>
+      </w:pPr>
+      <w:r>
+        <w:t>7. Пользовательский сценарий</w:t>
+      </w:r>
+    </w:p>
+    <w:p>
+      <w:pPr>
+        <w:pStyle w:val="ListNumber"/>
+      </w:pPr>
+      <w:r>
+        <w:t>Пользователь открывает приложение.</w:t>
+      </w:r>
+    </w:p>
+    <w:p>
+      <w:pPr>
+        <w:pStyle w:val="ListNumber"/>
+      </w:pPr>
+      <w:r>
+        <w:t>Пользователь регистрируется или входит в систему.</w:t>
+      </w:r>
+    </w:p>
+    <w:p>
+      <w:pPr>
+        <w:pStyle w:val="ListNumber"/>
+      </w:pPr>
+      <w:r>
+        <w:t>После успешного логина пользователь попадает в рабочую зону.</w:t>
+      </w:r>
+    </w:p>
+    <w:p>
+      <w:pPr>
+        <w:pStyle w:val="ListNumber"/>
+      </w:pPr>
+      <w:r>
+        <w:t>Пользователь создаёт задачу, просматривает свои задачи и видит статистику.</w:t>
+      </w:r>
+    </w:p>
+    <w:p>
+      <w:pPr>
+        <w:pStyle w:val="ListNumber"/>
+      </w:pPr>
+      <w:r>
+        <w:t>Пользователь может искать задачи, фильтровать их по статусу и менять сортировку на клиенте.</w:t>
+      </w:r>
+    </w:p>
+    <w:p>
+      <w:pPr>
+        <w:pStyle w:val="ListNumber"/>
+      </w:pPr>
+      <w:r>
+        <w:t>Пользователь может редактировать задачу, менять её статус или удалить её.</w:t>
+      </w:r>
+    </w:p>
+    <w:p>
+      <w:pPr>
+        <w:pStyle w:val="ListNumber"/>
+      </w:pPr>
+      <w:r>
+        <w:t>При истечении токена пользователь автоматически возвращается на экран логина с уведомлением.</w:t>
+      </w:r>
+    </w:p>
+    <w:p>
+      <w:pPr>
+        <w:pStyle w:val="ListNumber"/>
+      </w:pPr>
+      <w:r>
+        <w:t>Пользователь завершает работу через client-side logout.</w:t>
+      </w:r>
+    </w:p>
+    <w:p>
+      <w:pPr>
+        <w:pStyle w:val="Heading1"/>
+      </w:pPr>
+      <w:r>
+        <w:t>8. Сущности и модель данных</w:t>
+      </w:r>
+    </w:p>
+    <w:p>
+      <w:pPr>
+        <w:pStyle w:val="Heading2"/>
+      </w:pPr>
+      <w:r>
+        <w:t>8.1. User</w:t>
+      </w:r>
+    </w:p>
+    <w:p>
+      <w:pPr>
+        <w:pStyle w:val="ListBullet"/>
+      </w:pPr>
+      <w:r>
+        <w:t>id — integer, уникальный идентификатор пользователя.</w:t>
+      </w:r>
+    </w:p>
+    <w:p>
+      <w:pPr>
+        <w:pStyle w:val="ListBullet"/>
+      </w:pPr>
+      <w:r>
+        <w:t>username — string(30), уникальный логин пользователя.</w:t>
+      </w:r>
+    </w:p>
+    <w:p>
+      <w:pPr>
+        <w:pStyle w:val="ListBullet"/>
+      </w:pPr>
+      <w:r>
+        <w:t>password_hash — string, хеш пароля.</w:t>
+      </w:r>
+    </w:p>
+    <w:p>
+      <w:pPr>
+        <w:pStyle w:val="ListBullet"/>
+      </w:pPr>
+      <w:r>
+        <w:t>created_at — datetime, дата и время создания записи.</w:t>
+      </w:r>
+    </w:p>
+    <w:p>
+      <w:pPr>
+        <w:pStyle w:val="Heading2"/>
+      </w:pPr>
+      <w:r>
+        <w:t>8.2. Task</w:t>
+      </w:r>
+    </w:p>
+    <w:p>
+      <w:pPr>
+        <w:pStyle w:val="ListBullet"/>
+      </w:pPr>
+      <w:r>
+        <w:t>id — integer, уникальный id задачи.</w:t>
+      </w:r>
+    </w:p>
+    <w:p>
+      <w:pPr>
+        <w:pStyle w:val="ListBullet"/>
+      </w:pPr>
+      <w:r>
+        <w:t>user_id — integer, связь задачи с владельцем.</w:t>
+      </w:r>
+    </w:p>
+    <w:p>
+      <w:pPr>
+        <w:pStyle w:val="ListBullet"/>
+      </w:pPr>
+      <w:r>
+        <w:t>title — string(80), обязательное название задачи.</w:t>
+      </w:r>
+    </w:p>
+    <w:p>
+      <w:pPr>
+        <w:pStyle w:val="ListBullet"/>
+      </w:pPr>
+      <w:r>
+        <w:t>description — string(500), необязательное описание, допускается пустая строка.</w:t>
+      </w:r>
+    </w:p>
+    <w:p>
+      <w:pPr>
+        <w:pStyle w:val="ListBullet"/>
+      </w:pPr>
+      <w:r>
+        <w:t>status — string: new / in_progress / done.</w:t>
+      </w:r>
+    </w:p>
+    <w:p>
+      <w:pPr>
+        <w:pStyle w:val="ListBullet"/>
+      </w:pPr>
+      <w:r>
+        <w:t>priority — string: low / medium / high, по умолчанию medium.</w:t>
+      </w:r>
+    </w:p>
+    <w:p>
+      <w:pPr>
+        <w:pStyle w:val="ListBullet"/>
+      </w:pPr>
+      <w:r>
+        <w:t>deadline — datetime|null, срок выполнения, может отсутствовать.</w:t>
+      </w:r>
+    </w:p>
+    <w:p>
+      <w:pPr>
+        <w:pStyle w:val="ListBullet"/>
+      </w:pPr>
+      <w:r>
+        <w:t>created_at — datetime, дата и время создания.</w:t>
+      </w:r>
+    </w:p>
+    <w:p>
+      <w:pPr>
+        <w:pStyle w:val="Heading2"/>
+      </w:pPr>
+      <w:r>
+        <w:t>8.3. Формат задачи в API</w:t>
+      </w:r>
+    </w:p>
+    <w:p>
+      <w:r>
+        <w:t>{"id": 1, "title": "Проверить API логина", "description": "Проверить позитивные и негативные сценарии", "status": "new", "priority": "high", "deadline": "2026-12-12T18:30:00Z", "created_at": "2026-04-10T10:30:00Z"}</w:t>
+      </w:r>
+    </w:p>
+    <w:p>
+      <w:pPr>
+        <w:pStyle w:val="Heading1"/>
+      </w:pPr>
+      <w:r>
+        <w:t>9. Допустимые значения</w:t>
+      </w:r>
+    </w:p>
+    <w:p>
+      <w:pPr>
+        <w:pStyle w:val="ListBullet"/>
+      </w:pPr>
+      <w:r>
+        <w:t>status: new, in_progress, done.</w:t>
+      </w:r>
+    </w:p>
+    <w:p>
+      <w:pPr>
+        <w:pStyle w:val="ListBullet"/>
+      </w:pPr>
+      <w:r>
+        <w:t>priority: low, medium, high.</w:t>
+      </w:r>
+    </w:p>
+    <w:p>
+      <w:pPr>
+        <w:pStyle w:val="Heading1"/>
+      </w:pPr>
+      <w:r>
+        <w:t>10. Правила валидации</w:t>
+      </w:r>
+    </w:p>
+    <w:p>
+      <w:pPr>
+        <w:pStyle w:val="Heading2"/>
+      </w:pPr>
+      <w:r>
+        <w:t>10.1. Username</w:t>
+      </w:r>
+    </w:p>
+    <w:p>
+      <w:pPr>
+        <w:pStyle w:val="ListBullet"/>
+      </w:pPr>
+      <w:r>
+        <w:t>обязательное поле;</w:t>
+      </w:r>
+    </w:p>
+    <w:p>
+      <w:pPr>
+        <w:pStyle w:val="ListBullet"/>
+      </w:pPr>
+      <w:r>
+        <w:t>пустая строка и строка из одних пробелов недопустимы;</w:t>
+      </w:r>
+    </w:p>
+    <w:p>
+      <w:pPr>
+        <w:pStyle w:val="ListBullet"/>
+      </w:pPr>
+      <w:r>
+        <w:t>любой whitespace недопустим;</w:t>
+      </w:r>
+    </w:p>
+    <w:p>
+      <w:pPr>
+        <w:pStyle w:val="ListBullet"/>
+      </w:pPr>
+      <w:r>
+        <w:t>длина от 3 до 30 символов;</w:t>
+      </w:r>
+    </w:p>
+    <w:p>
+      <w:pPr>
+        <w:pStyle w:val="ListBullet"/>
+      </w:pPr>
+      <w:r>
+        <w:t>кириллица недопустима;</w:t>
+      </w:r>
+    </w:p>
+    <w:p>
+      <w:pPr>
+        <w:pStyle w:val="ListBullet"/>
+      </w:pPr>
+      <w:r>
+        <w:t>логин не может состоять только из цифр;</w:t>
+      </w:r>
+    </w:p>
+    <w:p>
+      <w:pPr>
+        <w:pStyle w:val="ListBullet"/>
+      </w:pPr>
+      <w:r>
+        <w:t>для регистрации username должен быть уникальным.</w:t>
+      </w:r>
+    </w:p>
+    <w:p>
+      <w:pPr>
+        <w:pStyle w:val="Heading2"/>
+      </w:pPr>
+      <w:r>
+        <w:t>10.2. Password</w:t>
+      </w:r>
+    </w:p>
+    <w:p>
+      <w:pPr>
+        <w:pStyle w:val="ListBullet"/>
+      </w:pPr>
+      <w:r>
+        <w:t>обязательное поле;</w:t>
+      </w:r>
+    </w:p>
+    <w:p>
+      <w:pPr>
+        <w:pStyle w:val="ListBullet"/>
+      </w:pPr>
+      <w:r>
+        <w:t>любой whitespace недопустим;</w:t>
+      </w:r>
+    </w:p>
+    <w:p>
+      <w:pPr>
+        <w:pStyle w:val="ListBullet"/>
+      </w:pPr>
+      <w:r>
+        <w:t>длина от 8 до 32 символов;</w:t>
+      </w:r>
+    </w:p>
+    <w:p>
+      <w:pPr>
+        <w:pStyle w:val="ListBullet"/>
+      </w:pPr>
+      <w:r>
+        <w:t>кириллица недопустима;</w:t>
+      </w:r>
+    </w:p>
+    <w:p>
+      <w:pPr>
+        <w:pStyle w:val="ListBullet"/>
+      </w:pPr>
+      <w:r>
+        <w:t>должна быть хотя бы одна латинская буква;</w:t>
+      </w:r>
+    </w:p>
+    <w:p>
+      <w:pPr>
+        <w:pStyle w:val="ListBullet"/>
+      </w:pPr>
+      <w:r>
+        <w:t>должна быть хотя бы одна цифра.</w:t>
+      </w:r>
+    </w:p>
+    <w:p>
+      <w:pPr>
+        <w:pStyle w:val="Heading2"/>
+      </w:pPr>
+      <w:r>
+        <w:t>10.3. Title / Description / Priority / Deadline</w:t>
+      </w:r>
+    </w:p>
+    <w:p>
+      <w:pPr>
+        <w:pStyle w:val="ListBullet"/>
+      </w:pPr>
+      <w:r>
+        <w:t>title обязателен при создании задачи; при update валидируется только если передан;</w:t>
+      </w:r>
+    </w:p>
+    <w:p>
+      <w:pPr>
+        <w:pStyle w:val="ListBullet"/>
+      </w:pPr>
+      <w:r>
+        <w:t>title после trim() не может быть пустым и должен быть длиной от 1 до 80 символов;</w:t>
+      </w:r>
+    </w:p>
+    <w:p>
+      <w:pPr>
+        <w:pStyle w:val="ListBullet"/>
+      </w:pPr>
+      <w:r>
+        <w:t>description необязателен и может быть пустой строкой, максимум 500 символов;</w:t>
+      </w:r>
+    </w:p>
+    <w:p>
+      <w:pPr>
+        <w:pStyle w:val="ListBullet"/>
+      </w:pPr>
+      <w:r>
+        <w:t>priority в create необязателен; если не передан или передан как null, используется medium;</w:t>
+      </w:r>
+    </w:p>
+    <w:p>
+      <w:pPr>
+        <w:pStyle w:val="ListBullet"/>
+      </w:pPr>
+      <w:r>
+        <w:t>в update priority при пустом или невалидном значении возвращает ошибку валидации;</w:t>
+      </w:r>
+    </w:p>
+    <w:p>
+      <w:pPr>
+        <w:pStyle w:val="ListBullet"/>
+      </w:pPr>
+      <w:r>
+        <w:t>deadline необязателен, может отсутствовать и может быть null;</w:t>
+      </w:r>
+    </w:p>
+    <w:p>
+      <w:pPr>
+        <w:pStyle w:val="ListBullet"/>
+      </w:pPr>
+      <w:r>
+        <w:t>если deadline передан, он должен быть валидным ISO datetime и быть минимум на 30 минут позже текущего времени;</w:t>
+      </w:r>
+    </w:p>
+    <w:p>
+      <w:pPr>
+        <w:pStyle w:val="ListBullet"/>
+      </w:pPr>
+      <w:r>
+        <w:t>в PATCH /tasks/&lt;id&gt; значение deadline = null удаляет дедлайн.</w:t>
+      </w:r>
+    </w:p>
+    <w:p>
+      <w:pPr>
+        <w:pStyle w:val="ListBullet"/>
+      </w:pPr>
+      <w:r>
+        <w:t>status для PATCH /tasks/&lt;id&gt;/status обязателен и должен быть одним из допустимых значений.</w:t>
+      </w:r>
+    </w:p>
+    <w:p>
+      <w:pPr>
+        <w:pStyle w:val="Heading1"/>
+      </w:pPr>
+      <w:r>
+        <w:t>11. Бизнес-правила</w:t>
+      </w:r>
+    </w:p>
+    <w:p>
+      <w:pPr>
+        <w:pStyle w:val="ListBullet"/>
+      </w:pPr>
+      <w:r>
+        <w:t>каждый пользователь работает только со своими задачами;</w:t>
+      </w:r>
+    </w:p>
+    <w:p>
+      <w:pPr>
+        <w:pStyle w:val="ListBullet"/>
+      </w:pPr>
+      <w:r>
+        <w:t>чтение, изменение и удаление чужих задач запрещено и возвращает 403 Forbidden;</w:t>
+      </w:r>
+    </w:p>
+    <w:p>
+      <w:pPr>
+        <w:pStyle w:val="ListBullet"/>
+      </w:pPr>
+      <w:r>
+        <w:t>при создании status всегда устанавливается в new;</w:t>
+      </w:r>
+    </w:p>
+    <w:p>
+      <w:pPr>
+        <w:pStyle w:val="ListBullet"/>
+      </w:pPr>
+      <w:r>
+        <w:t>при создании priority по умолчанию устанавливается в medium;</w:t>
+      </w:r>
+    </w:p>
+    <w:p>
+      <w:pPr>
+        <w:pStyle w:val="ListBullet"/>
+      </w:pPr>
+      <w:r>
+        <w:t>если deadline не передан, задача создаётся без дедлайна;</w:t>
+      </w:r>
+    </w:p>
+    <w:p>
+      <w:pPr>
+        <w:pStyle w:val="ListBullet"/>
+      </w:pPr>
+      <w:r>
+        <w:t>GET /tasks возвращает только задачи текущего пользователя;</w:t>
+      </w:r>
+    </w:p>
+    <w:p>
+      <w:pPr>
+        <w:pStyle w:val="ListBullet"/>
+      </w:pPr>
+      <w:r>
+        <w:t>search выполняется только в пределах задач текущего пользователя и работает по title и description без учёта регистра;</w:t>
+      </w:r>
+    </w:p>
+    <w:p>
+      <w:pPr>
+        <w:pStyle w:val="ListBullet"/>
+      </w:pPr>
+      <w:r>
+        <w:t>серверный ответ GET /tasks сортируется по created_at DESC;</w:t>
+      </w:r>
+    </w:p>
+    <w:p>
+      <w:pPr>
+        <w:pStyle w:val="ListBullet"/>
+      </w:pPr>
+      <w:r>
+        <w:t>дополнительная сортировка в UI выполняется на клиенте;</w:t>
+      </w:r>
+    </w:p>
+    <w:p>
+      <w:pPr>
+        <w:pStyle w:val="ListBullet"/>
+      </w:pPr>
+      <w:r>
+        <w:t>поля id, user_id, created_at и status не должны управляться клиентом через create/update;</w:t>
+      </w:r>
+    </w:p>
+    <w:p>
+      <w:pPr>
+        <w:pStyle w:val="ListBullet"/>
+      </w:pPr>
+      <w:r>
+        <w:t>лишние поля не должны позволять изменить защищённые серверные значения;</w:t>
+      </w:r>
+    </w:p>
+    <w:p>
+      <w:pPr>
+        <w:pStyle w:val="ListBullet"/>
+      </w:pPr>
+      <w:r>
+        <w:t>пароли не хранятся в открытом виде.</w:t>
+      </w:r>
+    </w:p>
+    <w:p>
+      <w:pPr>
+        <w:pStyle w:val="Heading1"/>
+      </w:pPr>
+      <w:r>
+        <w:t>12. API</w:t>
+      </w:r>
+    </w:p>
+    <w:p>
+      <w:pPr>
+        <w:pStyle w:val="Heading2"/>
+      </w:pPr>
+      <w:r>
+        <w:t>12.1. POST /register</w:t>
+      </w:r>
+    </w:p>
+    <w:p>
+      <w:r>
+        <w:t>Создаёт нового пользователя.</w:t>
+      </w:r>
+    </w:p>
+    <w:p>
+      <w:r>
+        <w:rPr>
+          <w:b/>
+        </w:rPr>
+        <w:t xml:space="preserve">Успех: </w:t>
+      </w:r>
+      <w:r>
+        <w:t>201 Created.</w:t>
+      </w:r>
+    </w:p>
+    <w:p>
+      <w:r>
+        <w:rPr>
+          <w:b/>
+        </w:rPr>
+        <w:t xml:space="preserve">Ошибки: </w:t>
+      </w:r>
+      <w:r>
+        <w:t>400 для невалидных данных, 409 для уже существующего username</w:t>
+      </w:r>
+    </w:p>
+    <w:p>
+      <w:pPr>
+        <w:pStyle w:val="Heading2"/>
+      </w:pPr>
+      <w:r>
+        <w:t>12.2. POST /login</w:t>
+      </w:r>
+    </w:p>
+    <w:p>
+      <w:r>
+        <w:t>Авторизует пользователя и возвращает access token.</w:t>
+      </w:r>
+    </w:p>
+    <w:p>
+      <w:r>
+        <w:rPr>
+          <w:b/>
+        </w:rPr>
+        <w:t xml:space="preserve">Успех: </w:t>
+      </w:r>
+      <w:r>
+        <w:t>200 OK.</w:t>
+      </w:r>
+    </w:p>
+    <w:p>
+      <w:r>
+        <w:rPr>
+          <w:b/>
+        </w:rPr>
+        <w:t xml:space="preserve">Ошибки: </w:t>
+      </w:r>
+      <w:r>
+        <w:t>400 для невалидных полей, 401 для неверных учётных данных</w:t>
+      </w:r>
+    </w:p>
+    <w:p>
+      <w:pPr>
+        <w:pStyle w:val="Heading2"/>
+      </w:pPr>
+      <w:r>
+        <w:t>12.3. GET /tasks</w:t>
+      </w:r>
+    </w:p>
+    <w:p>
+      <w:r>
+        <w:t>Возвращает список задач текущего пользователя и поддерживает query params status и search.</w:t>
+      </w:r>
+    </w:p>
+    <w:p>
+      <w:r>
+        <w:rPr>
+          <w:b/>
+        </w:rPr>
+        <w:t xml:space="preserve">Успех: </w:t>
+      </w:r>
+      <w:r>
+        <w:t>200 OK.</w:t>
+      </w:r>
+    </w:p>
+    <w:p>
+      <w:r>
+        <w:rPr>
+          <w:b/>
+        </w:rPr>
+        <w:t xml:space="preserve">Ошибки: </w:t>
+      </w:r>
+      <w:r>
+        <w:t>400, 401, 422</w:t>
+      </w:r>
+    </w:p>
+    <w:p>
+      <w:pPr>
+        <w:pStyle w:val="Heading2"/>
+      </w:pPr>
+      <w:r>
+        <w:t>12.4. GET /tasks/&lt;id&gt;</w:t>
+      </w:r>
+    </w:p>
+    <w:p>
+      <w:r>
+        <w:t>Возвращает одну задачу текущего пользователя по id.</w:t>
+      </w:r>
+    </w:p>
+    <w:p>
+      <w:r>
+        <w:rPr>
+          <w:b/>
+        </w:rPr>
+        <w:t xml:space="preserve">Успех: </w:t>
+      </w:r>
+      <w:r>
+        <w:t>200 OK.</w:t>
+      </w:r>
+    </w:p>
+    <w:p>
+      <w:r>
+        <w:rPr>
+          <w:b/>
+        </w:rPr>
+        <w:t xml:space="preserve">Ошибки: </w:t>
+      </w:r>
+      <w:r>
+        <w:t>401, 403, 404, 422</w:t>
+      </w:r>
+    </w:p>
+    <w:p>
+      <w:pPr>
+        <w:pStyle w:val="Heading2"/>
+      </w:pPr>
+      <w:r>
+        <w:t>12.5. POST /tasks</w:t>
+      </w:r>
+    </w:p>
+    <w:p>
+      <w:r>
+        <w:t>Создаёт задачу текущего пользователя.</w:t>
+      </w:r>
+    </w:p>
+    <w:p>
+      <w:r>
+        <w:rPr>
+          <w:b/>
+        </w:rPr>
+        <w:t xml:space="preserve">Успех: </w:t>
+      </w:r>
+      <w:r>
+        <w:t>201 Created.</w:t>
+      </w:r>
+    </w:p>
+    <w:p>
+      <w:r>
+        <w:rPr>
+          <w:b/>
+        </w:rPr>
+        <w:t xml:space="preserve">Ошибки: </w:t>
+      </w:r>
+      <w:r>
+        <w:t>400, 401, 422</w:t>
+      </w:r>
+    </w:p>
+    <w:p>
+      <w:pPr>
+        <w:pStyle w:val="Heading2"/>
+      </w:pPr>
+      <w:r>
+        <w:t>12.6. PATCH /tasks/&lt;id&gt;</w:t>
+      </w:r>
+    </w:p>
+    <w:p>
+      <w:r>
+        <w:t>Обновляет title, description, priority и/или deadline.</w:t>
+      </w:r>
+    </w:p>
+    <w:p>
+      <w:r>
+        <w:rPr>
+          <w:b/>
+        </w:rPr>
+        <w:t xml:space="preserve">Успех: </w:t>
+      </w:r>
+      <w:r>
+        <w:t>200 OK.</w:t>
+      </w:r>
+    </w:p>
+    <w:p>
+      <w:r>
+        <w:rPr>
+          <w:b/>
+        </w:rPr>
+        <w:t xml:space="preserve">Ошибки: </w:t>
+      </w:r>
+      <w:r>
+        <w:t>400, 401, 403, 404, 422</w:t>
+      </w:r>
+    </w:p>
+    <w:p>
+      <w:pPr>
+        <w:pStyle w:val="Heading2"/>
+      </w:pPr>
+      <w:r>
+        <w:t>12.7. PATCH /tasks/&lt;id&gt;/status</w:t>
+      </w:r>
+    </w:p>
+    <w:p>
+      <w:r>
+        <w:t>Изменяет только статус задачи.</w:t>
+      </w:r>
+    </w:p>
+    <w:p>
+      <w:r>
+        <w:rPr>
+          <w:b/>
+        </w:rPr>
+        <w:t xml:space="preserve">Успех: </w:t>
+      </w:r>
+      <w:r>
+        <w:t>200 OK.</w:t>
+      </w:r>
+    </w:p>
+    <w:p>
+      <w:r>
+        <w:rPr>
+          <w:b/>
+        </w:rPr>
+        <w:t xml:space="preserve">Ошибки: </w:t>
+      </w:r>
+      <w:r>
+        <w:t>400, 401, 403, 404, 422</w:t>
+      </w:r>
+    </w:p>
+    <w:p>
+      <w:pPr>
+        <w:pStyle w:val="Heading2"/>
+      </w:pPr>
+      <w:r>
+        <w:t>12.8. DELETE /tasks/&lt;id&gt;</w:t>
+      </w:r>
+    </w:p>
+    <w:p>
+      <w:r>
+        <w:t>Удаляет задачу текущего пользователя.</w:t>
+      </w:r>
+    </w:p>
+    <w:p>
+      <w:r>
+        <w:rPr>
+          <w:b/>
+        </w:rPr>
+        <w:t xml:space="preserve">Успех: </w:t>
+      </w:r>
+      <w:r>
+        <w:t>204 No Content.</w:t>
+      </w:r>
+    </w:p>
+    <w:p>
+      <w:r>
+        <w:rPr>
+          <w:b/>
+        </w:rPr>
+        <w:t xml:space="preserve">Ошибки: </w:t>
+      </w:r>
+      <w:r>
+        <w:t>401, 403, 404, 422</w:t>
+      </w:r>
+    </w:p>
+    <w:p>
+      <w:pPr>
+        <w:pStyle w:val="Heading1"/>
+      </w:pPr>
+      <w:r>
+        <w:t>13. Форматы ответов и ошибок</w:t>
+      </w:r>
+    </w:p>
+    <w:p>
+      <w:pPr>
+        <w:pStyle w:val="ListBullet"/>
+      </w:pPr>
+      <w:r>
+        <w:t>для бизнес-ошибок и серверной валидации используется формат: {"message": "..."};</w:t>
+      </w:r>
+    </w:p>
+    <w:p>
+      <w:pPr>
+        <w:pStyle w:val="ListBullet"/>
+      </w:pPr>
+      <w:r>
+        <w:t>для части ошибок, которые возвращает JWT middleware/framework, используется формат: {"msg": "..."};</w:t>
+      </w:r>
+    </w:p>
+    <w:p>
+      <w:pPr>
+        <w:pStyle w:val="ListBullet"/>
+      </w:pPr>
+      <w:r>
+        <w:t>документация не должна требовать единый формат message для framework-generated JWT ошибок, потому что фактическая реализация различает эти два случая.</w:t>
+      </w:r>
+    </w:p>
+    <w:p>
+      <w:pPr>
+        <w:pStyle w:val="Heading1"/>
+      </w:pPr>
+      <w:r>
+        <w:t>14. Требования к UI</w:t>
+      </w:r>
+    </w:p>
+    <w:p>
+      <w:pPr>
+        <w:pStyle w:val="Heading2"/>
+      </w:pPr>
+      <w:r>
+        <w:t>14.1. Экран авторизации</w:t>
+      </w:r>
+    </w:p>
+    <w:p>
+      <w:pPr>
+        <w:pStyle w:val="ListBullet"/>
+      </w:pPr>
+      <w:r>
+        <w:t>переключение между формой входа и формой регистрации;</w:t>
+      </w:r>
+    </w:p>
+    <w:p>
+      <w:pPr>
+        <w:pStyle w:val="ListBullet"/>
+      </w:pPr>
+      <w:r>
+        <w:t>inline-валидация полей username и password;</w:t>
+      </w:r>
+    </w:p>
+    <w:p>
+      <w:pPr>
+        <w:pStyle w:val="ListBullet"/>
+      </w:pPr>
+      <w:r>
+        <w:t>понятные сообщения об ошибках;</w:t>
+      </w:r>
+    </w:p>
+    <w:p>
+      <w:pPr>
+        <w:pStyle w:val="ListBullet"/>
+      </w:pPr>
+      <w:r>
+        <w:t>после успешной регистрации выполняется автоматический логин пользователя.</w:t>
+      </w:r>
+    </w:p>
+    <w:p>
+      <w:pPr>
+        <w:pStyle w:val="Heading2"/>
+      </w:pPr>
+      <w:r>
+        <w:t>14.2. Рабочая зона</w:t>
+      </w:r>
+    </w:p>
+    <w:p>
+      <w:pPr>
+        <w:pStyle w:val="ListBullet"/>
+      </w:pPr>
+      <w:r>
+        <w:t>статистика по задачам пользователя;</w:t>
+      </w:r>
+    </w:p>
+    <w:p>
+      <w:pPr>
+        <w:pStyle w:val="ListBullet"/>
+      </w:pPr>
+      <w:r>
+        <w:t>поиск по задачам;</w:t>
+      </w:r>
+    </w:p>
+    <w:p>
+      <w:pPr>
+        <w:pStyle w:val="ListBullet"/>
+      </w:pPr>
+      <w:r>
+        <w:t>фильтр по статусу;</w:t>
+      </w:r>
+    </w:p>
+    <w:p>
+      <w:pPr>
+        <w:pStyle w:val="ListBullet"/>
+      </w:pPr>
+      <w:r>
+        <w:t>client-side сортировка: ближайший дедлайн / высокий приоритет / сначала новые;</w:t>
+      </w:r>
+    </w:p>
+    <w:p>
+      <w:pPr>
+        <w:pStyle w:val="ListBullet"/>
+      </w:pPr>
+      <w:r>
+        <w:t>форма создания новой задачи;</w:t>
+      </w:r>
+    </w:p>
+    <w:p>
+      <w:pPr>
+        <w:pStyle w:val="ListBullet"/>
+      </w:pPr>
+      <w:r>
+        <w:t>лента задач с отображением title, description, status, priority, deadline и created_at;</w:t>
+      </w:r>
+    </w:p>
+    <w:p>
+      <w:pPr>
+        <w:pStyle w:val="ListBullet"/>
+      </w:pPr>
+      <w:r>
+        <w:t>редактирование через modal dialog;</w:t>
+      </w:r>
+    </w:p>
+    <w:p>
+      <w:pPr>
+        <w:pStyle w:val="ListBullet"/>
+      </w:pPr>
+      <w:r>
+        <w:t>подтверждение удаления через modal dialog;</w:t>
+      </w:r>
+    </w:p>
+    <w:p>
+      <w:pPr>
+        <w:pStyle w:val="ListBullet"/>
+      </w:pPr>
+      <w:r>
+        <w:t>reload и logout;</w:t>
+      </w:r>
+    </w:p>
+    <w:p>
+      <w:pPr>
+        <w:pStyle w:val="ListBullet"/>
+      </w:pPr>
+      <w:r>
+        <w:t>theme toggle.</w:t>
+      </w:r>
+    </w:p>
+    <w:p>
+      <w:pPr>
+        <w:pStyle w:val="Heading2"/>
+      </w:pPr>
+      <w:r>
+        <w:t>14.3. Поведение UI</w:t>
+      </w:r>
+    </w:p>
+    <w:p>
+      <w:pPr>
+        <w:pStyle w:val="ListBullet"/>
+      </w:pPr>
+      <w:r>
+        <w:t>token, username, theme и sortBy сохраняются в localStorage;</w:t>
+      </w:r>
+    </w:p>
+    <w:p>
+      <w:pPr>
+        <w:pStyle w:val="ListBullet"/>
+      </w:pPr>
+      <w:r>
+        <w:t>после логина пользователь попадает в рабочую зону;</w:t>
+      </w:r>
+    </w:p>
+    <w:p>
+      <w:pPr>
+        <w:pStyle w:val="ListBullet"/>
+      </w:pPr>
+      <w:r>
+        <w:t>после logout клиент удаляет token / username / sortBy и возвращается на экран авторизации;</w:t>
+      </w:r>
+    </w:p>
+    <w:p>
+      <w:pPr>
+        <w:pStyle w:val="ListBullet"/>
+      </w:pPr>
+      <w:r>
+        <w:t>после create / update / status change / delete список задач обновляется без перезагрузки страницы;</w:t>
+      </w:r>
+    </w:p>
+    <w:p>
+      <w:pPr>
+        <w:pStyle w:val="ListBullet"/>
+      </w:pPr>
+      <w:r>
+        <w:t>поиск по Enter запускает применение фильтров;</w:t>
+      </w:r>
+    </w:p>
+    <w:p>
+      <w:pPr>
+        <w:pStyle w:val="ListBullet"/>
+      </w:pPr>
+      <w:r>
+        <w:t>по пустой выборке показывается empty state;</w:t>
+      </w:r>
+    </w:p>
+    <w:p>
+      <w:pPr>
+        <w:pStyle w:val="ListBullet"/>
+      </w:pPr>
+      <w:r>
+        <w:t>истёкшая сессия приводит к автологауту и сообщению «Сессия истекла. Войдите снова.»;</w:t>
+      </w:r>
+    </w:p>
+    <w:p>
+      <w:pPr>
+        <w:pStyle w:val="ListBullet"/>
+      </w:pPr>
+      <w:r>
+        <w:t>для неверных учётных данных при логине оба поля получают визуальное состояние ошибки, которое очищается при вводе и при клике вне формы логина.</w:t>
+      </w:r>
+    </w:p>
+    <w:p>
+      <w:pPr>
+        <w:pStyle w:val="Heading1"/>
+      </w:pPr>
+      <w:r>
+        <w:t>15. Критерии приёмки</w:t>
+      </w:r>
+    </w:p>
+    <w:p>
+      <w:pPr>
+        <w:pStyle w:val="ListBullet"/>
+      </w:pPr>
+      <w:r>
+        <w:t>пользователь может зарегистрироваться и войти в систему;</w:t>
+      </w:r>
+    </w:p>
+    <w:p>
+      <w:pPr>
+        <w:pStyle w:val="ListBullet"/>
+      </w:pPr>
+      <w:r>
+        <w:t>неавторизованный пользователь не может работать с задачами;</w:t>
+      </w:r>
+    </w:p>
+    <w:p>
+      <w:pPr>
+        <w:pStyle w:val="ListBullet"/>
+      </w:pPr>
+      <w:r>
+        <w:t>пользователь может создать задачу, получить список только своих задач и получить одну свою задачу по id;</w:t>
+      </w:r>
+    </w:p>
+    <w:p>
+      <w:pPr>
+        <w:pStyle w:val="ListBullet"/>
+      </w:pPr>
+      <w:r>
+        <w:t>пользователь может редактировать свою задачу и менять её статус отдельным endpoint;</w:t>
+      </w:r>
+    </w:p>
+    <w:p>
+      <w:pPr>
+        <w:pStyle w:val="ListBullet"/>
+      </w:pPr>
+      <w:r>
+        <w:t>пользователь может удалить свою задачу;</w:t>
+      </w:r>
+    </w:p>
+    <w:p>
+      <w:pPr>
+        <w:pStyle w:val="ListBullet"/>
+      </w:pPr>
+      <w:r>
+        <w:t>пользователь не может читать, изменять или удалять чужую задачу;</w:t>
+      </w:r>
+    </w:p>
+    <w:p>
+      <w:pPr>
+        <w:pStyle w:val="ListBullet"/>
+      </w:pPr>
+      <w:r>
+        <w:t>search, status filter и deadline работают корректно;</w:t>
+      </w:r>
+    </w:p>
+    <w:p>
+      <w:pPr>
+        <w:pStyle w:val="ListBullet"/>
+      </w:pPr>
+      <w:r>
+        <w:t>UI позволяет пройти основной пользовательский сценарий без ручной работы с API-клиентом или localStorage;</w:t>
+      </w:r>
+    </w:p>
+    <w:p>
+      <w:pPr>
+        <w:pStyle w:val="ListBullet"/>
+      </w:pPr>
+      <w:r>
+        <w:t>документация описывает текущую реализацию проекта без ссылок на устаревшие промежуточные версии.</w:t>
+      </w:r>
+    </w:p>
+    <w:p>
+      <w:pPr>
+        <w:pStyle w:val="Heading1"/>
+      </w:pPr>
+      <w:r>
+        <w:t>16. Текущее покрытие автотестами</w:t>
+      </w:r>
+    </w:p>
+    <w:p>
+      <w:pPr>
+        <w:pStyle w:val="ListBullet"/>
+      </w:pPr>
+      <w:r>
+        <w:t>API: register, login, GET /tasks, GET /tasks/&lt;id&gt;, POST /tasks, PATCH /tasks/&lt;id&gt;, PATCH /tasks/&lt;id&gt;/status, DELETE /tasks/&lt;id&gt;, валидации, auth/access checks, deadline, search, filter, extra fields.</w:t>
+      </w:r>
+    </w:p>
+    <w:p>
+      <w:pPr>
+        <w:pStyle w:val="ListBullet"/>
+      </w:pPr>
+      <w:r>
+        <w:t>UI: регистрация, логин, создание, редактирование, смена статуса, удаление, search/sort, theme toggle, expired-token сценарии и автологаут.</w:t>
+      </w:r>
+    </w:p>
+    <w:p>
+      <w:pPr>
+        <w:pStyle w:val="Heading1"/>
+      </w:pPr>
+      <w:r>
+        <w:t>17. Что не входит в проект</w:t>
+      </w:r>
+    </w:p>
+    <w:p>
+      <w:pPr>
+        <w:pStyle w:val="ListBullet"/>
       </w:pPr>
       <w:r>
         <w:t>профиль пользователя;</w:t>
@@ -871,7 +1460,6 @@
     <w:p>
       <w:pPr>
         <w:pStyle w:val="ListBullet"/>
-        <w:spacing w:after="20" w:line="269" w:lineRule="auto"/>
       </w:pPr>
       <w:r>
         <w:t>смена пароля;</w:t>
@@ -880,7 +1468,14 @@
     <w:p>
       <w:pPr>
         <w:pStyle w:val="ListBullet"/>
-        <w:spacing w:after="20" w:line="269" w:lineRule="auto"/>
+      </w:pPr>
+      <w:r>
+        <w:t>refresh token и расширенный auth lifecycle;</w:t>
+      </w:r>
+    </w:p>
+    <w:p>
+      <w:pPr>
+        <w:pStyle w:val="ListBullet"/>
       </w:pPr>
       <w:r>
         <w:t>совместная работа над задачами;</w:t>
@@ -889,16 +1484,14 @@
     <w:p>
       <w:pPr>
         <w:pStyle w:val="ListBullet"/>
-        <w:spacing w:after="20" w:line="269" w:lineRule="auto"/>
       </w:pPr>
       <w:r>
-        <w:t>теги, вложения, комментарии;</w:t>
+        <w:t>вложения, комментарии, теги;</w:t>
       </w:r>
     </w:p>
     <w:p>
       <w:pPr>
         <w:pStyle w:val="ListBullet"/>
-        <w:spacing w:after="20" w:line="269" w:lineRule="auto"/>
       </w:pPr>
       <w:r>
         <w:t>пагинация;</w:t>
@@ -907,4093 +1500,27 @@
     <w:p>
       <w:pPr>
         <w:pStyle w:val="ListBullet"/>
-        <w:spacing w:after="20" w:line="269" w:lineRule="auto"/>
       </w:pPr>
       <w:r>
-        <w:t>серверная сортировка;</w:t>
+        <w:t>server-side сортировка;</w:t>
       </w:r>
     </w:p>
     <w:p>
       <w:pPr>
         <w:pStyle w:val="ListBullet"/>
-        <w:spacing w:after="20" w:line="269" w:lineRule="auto"/>
-      </w:pPr>
-      <w:r>
-        <w:t>UI-автотесты (планируются отдельно).</w:t>
-      </w:r>
-    </w:p>
-    <w:p>
-      <w:pPr>
-        <w:pStyle w:val="Heading1"/>
-      </w:pPr>
-      <w:r>
-        <w:t>6. Пользовательский сценарий</w:t>
-      </w:r>
-    </w:p>
-    <w:p>
-      <w:pPr>
-        <w:pStyle w:val="ListNumber"/>
-        <w:spacing w:after="20" w:line="269" w:lineRule="auto"/>
-      </w:pPr>
-      <w:r>
-        <w:t>Пользователь открывает приложение.</w:t>
-      </w:r>
-    </w:p>
-    <w:p>
-      <w:pPr>
-        <w:pStyle w:val="ListNumber"/>
-        <w:spacing w:after="20" w:line="269" w:lineRule="auto"/>
-      </w:pPr>
-      <w:r>
-        <w:t>Пользователь регистрируется или входит в систему.</w:t>
-      </w:r>
-    </w:p>
-    <w:p>
-      <w:pPr>
-        <w:pStyle w:val="ListNumber"/>
-        <w:spacing w:after="20" w:line="269" w:lineRule="auto"/>
-      </w:pPr>
-      <w:r>
-        <w:t>После успешного логина пользователь попадает в рабочую зону.</w:t>
-      </w:r>
-    </w:p>
-    <w:p>
-      <w:pPr>
-        <w:pStyle w:val="ListNumber"/>
-        <w:spacing w:after="20" w:line="269" w:lineRule="auto"/>
-      </w:pPr>
-      <w:r>
-        <w:t>Пользователь создаёт задачу.</w:t>
-      </w:r>
-    </w:p>
-    <w:p>
-      <w:pPr>
-        <w:pStyle w:val="ListNumber"/>
-        <w:spacing w:after="20" w:line="269" w:lineRule="auto"/>
-      </w:pPr>
-      <w:r>
-        <w:t>Пользователь просматривает список своих задач.</w:t>
-      </w:r>
-    </w:p>
-    <w:p>
-      <w:pPr>
-        <w:pStyle w:val="ListNumber"/>
-        <w:spacing w:after="20" w:line="269" w:lineRule="auto"/>
-      </w:pPr>
-      <w:r>
-        <w:t>Пользователь при необходимости ищет задачи, фильтрует их по статусу и меняет client-side сортировку.</w:t>
-      </w:r>
-    </w:p>
-    <w:p>
-      <w:pPr>
-        <w:pStyle w:val="ListNumber"/>
-        <w:spacing w:after="20" w:line="269" w:lineRule="auto"/>
-      </w:pPr>
-      <w:r>
-        <w:t>Пользователь может открыть задачу на редактирование, изменить статус или удалить её.</w:t>
-      </w:r>
-    </w:p>
-    <w:p>
-      <w:pPr>
-        <w:pStyle w:val="ListNumber"/>
-        <w:spacing w:after="20" w:line="269" w:lineRule="auto"/>
-      </w:pPr>
-      <w:r>
-        <w:t>Пользователь завершает работу и выходит из системы.</w:t>
-      </w:r>
-    </w:p>
-    <w:p>
-      <w:pPr>
-        <w:pStyle w:val="Heading1"/>
-      </w:pPr>
-      <w:r>
-        <w:t>7. Сущности и модель данных</w:t>
-      </w:r>
-    </w:p>
-    <w:p>
-      <w:pPr>
-        <w:pStyle w:val="Heading2"/>
-      </w:pPr>
-      <w:r>
-        <w:t>7.1. Пользователь</w:t>
-      </w:r>
-    </w:p>
-    <w:tbl>
-      <w:tblPr>
-        <w:tblStyle w:val="TableGrid"/>
-        <w:tblW w:type="auto" w:w="0"/>
-        <w:jc w:val="center"/>
-        <w:tblLayout w:type="fixed"/>
-        <w:tblLook w:firstColumn="1" w:firstRow="1" w:lastColumn="0" w:lastRow="0" w:noHBand="0" w:noVBand="1" w:val="04A0"/>
-      </w:tblPr>
-      <w:tblGrid>
-        <w:gridCol w:w="2041"/>
-        <w:gridCol w:w="2268"/>
-        <w:gridCol w:w="4195"/>
-      </w:tblGrid>
-      <w:tr>
-        <w:trPr/>
-        <w:tc>
-          <w:tcPr>
-            <w:tcW w:type="dxa" w:w="3286"/>
-            <w:vAlign w:val="center"/>
-            <w:tcBorders>
-              <w:left w:val="single" w:sz="4" w:color="D9E2F2"/>
-              <w:top w:val="single" w:sz="4" w:color="D9E2F2"/>
-              <w:right w:val="single" w:sz="4" w:color="D9E2F2"/>
-              <w:bottom w:val="single" w:sz="4" w:color="D9E2F2"/>
-            </w:tcBorders>
-            <w:shd w:fill="DCE6F1"/>
-          </w:tcPr>
-          <w:p>
-            <w:pPr>
-              <w:spacing w:before="40" w:after="40" w:line="252" w:lineRule="auto"/>
-            </w:pPr>
-            <w:r>
-              <w:rPr>
-                <w:rFonts w:ascii="Calibri" w:hAnsi="Calibri" w:eastAsia="Calibri"/>
-                <w:b/>
-                <w:color w:val="213756"/>
-                <w:sz w:val="19"/>
-              </w:rPr>
-              <w:t>Поле</w:t>
-            </w:r>
-          </w:p>
-        </w:tc>
-        <w:tc>
-          <w:tcPr>
-            <w:tcW w:type="dxa" w:w="3286"/>
-            <w:vAlign w:val="center"/>
-            <w:tcBorders>
-              <w:left w:val="single" w:sz="4" w:color="D9E2F2"/>
-              <w:top w:val="single" w:sz="4" w:color="D9E2F2"/>
-              <w:right w:val="single" w:sz="4" w:color="D9E2F2"/>
-              <w:bottom w:val="single" w:sz="4" w:color="D9E2F2"/>
-            </w:tcBorders>
-            <w:shd w:fill="DCE6F1"/>
-          </w:tcPr>
-          <w:p>
-            <w:pPr>
-              <w:spacing w:before="40" w:after="40" w:line="252" w:lineRule="auto"/>
-            </w:pPr>
-            <w:r>
-              <w:rPr>
-                <w:rFonts w:ascii="Calibri" w:hAnsi="Calibri" w:eastAsia="Calibri"/>
-                <w:b/>
-                <w:color w:val="213756"/>
-                <w:sz w:val="19"/>
-              </w:rPr>
-              <w:t>Тип/формат</w:t>
-            </w:r>
-          </w:p>
-        </w:tc>
-        <w:tc>
-          <w:tcPr>
-            <w:tcW w:type="dxa" w:w="3286"/>
-            <w:vAlign w:val="center"/>
-            <w:tcBorders>
-              <w:left w:val="single" w:sz="4" w:color="D9E2F2"/>
-              <w:top w:val="single" w:sz="4" w:color="D9E2F2"/>
-              <w:right w:val="single" w:sz="4" w:color="D9E2F2"/>
-              <w:bottom w:val="single" w:sz="4" w:color="D9E2F2"/>
-            </w:tcBorders>
-            <w:shd w:fill="DCE6F1"/>
-          </w:tcPr>
-          <w:p>
-            <w:pPr>
-              <w:spacing w:before="40" w:after="40" w:line="252" w:lineRule="auto"/>
-            </w:pPr>
-            <w:r>
-              <w:rPr>
-                <w:rFonts w:ascii="Calibri" w:hAnsi="Calibri" w:eastAsia="Calibri"/>
-                <w:b/>
-                <w:color w:val="213756"/>
-                <w:sz w:val="19"/>
-              </w:rPr>
-              <w:t>Назначение</w:t>
-            </w:r>
-          </w:p>
-        </w:tc>
-      </w:tr>
-      <w:tr>
-        <w:trPr/>
-        <w:tc>
-          <w:tcPr>
-            <w:tcW w:type="dxa" w:w="2041"/>
-            <w:vAlign w:val="center"/>
-            <w:tcBorders>
-              <w:left w:val="single" w:sz="4" w:color="D9E2F2"/>
-              <w:top w:val="single" w:sz="4" w:color="D9E2F2"/>
-              <w:right w:val="single" w:sz="4" w:color="D9E2F2"/>
-              <w:bottom w:val="single" w:sz="4" w:color="D9E2F2"/>
-            </w:tcBorders>
-          </w:tcPr>
-          <w:p>
-            <w:pPr>
-              <w:spacing w:before="40" w:after="40" w:line="252" w:lineRule="auto"/>
-            </w:pPr>
-            <w:r>
-              <w:rPr>
-                <w:rFonts w:ascii="Calibri" w:hAnsi="Calibri" w:eastAsia="Calibri"/>
-                <w:sz w:val="19"/>
-              </w:rPr>
-              <w:t>id</w:t>
-            </w:r>
-          </w:p>
-        </w:tc>
-        <w:tc>
-          <w:tcPr>
-            <w:tcW w:type="dxa" w:w="2268"/>
-            <w:vAlign w:val="center"/>
-            <w:tcBorders>
-              <w:left w:val="single" w:sz="4" w:color="D9E2F2"/>
-              <w:top w:val="single" w:sz="4" w:color="D9E2F2"/>
-              <w:right w:val="single" w:sz="4" w:color="D9E2F2"/>
-              <w:bottom w:val="single" w:sz="4" w:color="D9E2F2"/>
-            </w:tcBorders>
-          </w:tcPr>
-          <w:p>
-            <w:pPr>
-              <w:spacing w:before="40" w:after="40" w:line="252" w:lineRule="auto"/>
-            </w:pPr>
-            <w:r>
-              <w:rPr>
-                <w:rFonts w:ascii="Calibri" w:hAnsi="Calibri" w:eastAsia="Calibri"/>
-                <w:sz w:val="19"/>
-              </w:rPr>
-              <w:t>integer</w:t>
-            </w:r>
-          </w:p>
-        </w:tc>
-        <w:tc>
-          <w:tcPr>
-            <w:tcW w:type="dxa" w:w="4195"/>
-            <w:vAlign w:val="center"/>
-            <w:tcBorders>
-              <w:left w:val="single" w:sz="4" w:color="D9E2F2"/>
-              <w:top w:val="single" w:sz="4" w:color="D9E2F2"/>
-              <w:right w:val="single" w:sz="4" w:color="D9E2F2"/>
-              <w:bottom w:val="single" w:sz="4" w:color="D9E2F2"/>
-            </w:tcBorders>
-          </w:tcPr>
-          <w:p>
-            <w:pPr>
-              <w:spacing w:before="40" w:after="40" w:line="252" w:lineRule="auto"/>
-            </w:pPr>
-            <w:r>
-              <w:rPr>
-                <w:rFonts w:ascii="Calibri" w:hAnsi="Calibri" w:eastAsia="Calibri"/>
-                <w:sz w:val="19"/>
-              </w:rPr>
-              <w:t>Уникальный идентификатор пользователя</w:t>
-            </w:r>
-          </w:p>
-        </w:tc>
-      </w:tr>
-      <w:tr>
-        <w:trPr/>
-        <w:tc>
-          <w:tcPr>
-            <w:tcW w:type="dxa" w:w="2041"/>
-            <w:vAlign w:val="center"/>
-            <w:tcBorders>
-              <w:left w:val="single" w:sz="4" w:color="D9E2F2"/>
-              <w:top w:val="single" w:sz="4" w:color="D9E2F2"/>
-              <w:right w:val="single" w:sz="4" w:color="D9E2F2"/>
-              <w:bottom w:val="single" w:sz="4" w:color="D9E2F2"/>
-            </w:tcBorders>
-          </w:tcPr>
-          <w:p>
-            <w:pPr>
-              <w:spacing w:before="40" w:after="40" w:line="252" w:lineRule="auto"/>
-            </w:pPr>
-            <w:r>
-              <w:rPr>
-                <w:rFonts w:ascii="Calibri" w:hAnsi="Calibri" w:eastAsia="Calibri"/>
-                <w:sz w:val="19"/>
-              </w:rPr>
-              <w:t>username</w:t>
-            </w:r>
-          </w:p>
-        </w:tc>
-        <w:tc>
-          <w:tcPr>
-            <w:tcW w:type="dxa" w:w="2268"/>
-            <w:vAlign w:val="center"/>
-            <w:tcBorders>
-              <w:left w:val="single" w:sz="4" w:color="D9E2F2"/>
-              <w:top w:val="single" w:sz="4" w:color="D9E2F2"/>
-              <w:right w:val="single" w:sz="4" w:color="D9E2F2"/>
-              <w:bottom w:val="single" w:sz="4" w:color="D9E2F2"/>
-            </w:tcBorders>
-          </w:tcPr>
-          <w:p>
-            <w:pPr>
-              <w:spacing w:before="40" w:after="40" w:line="252" w:lineRule="auto"/>
-            </w:pPr>
-            <w:r>
-              <w:rPr>
-                <w:rFonts w:ascii="Calibri" w:hAnsi="Calibri" w:eastAsia="Calibri"/>
-                <w:sz w:val="19"/>
-              </w:rPr>
-              <w:t>string(30)</w:t>
-            </w:r>
-          </w:p>
-        </w:tc>
-        <w:tc>
-          <w:tcPr>
-            <w:tcW w:type="dxa" w:w="4195"/>
-            <w:vAlign w:val="center"/>
-            <w:tcBorders>
-              <w:left w:val="single" w:sz="4" w:color="D9E2F2"/>
-              <w:top w:val="single" w:sz="4" w:color="D9E2F2"/>
-              <w:right w:val="single" w:sz="4" w:color="D9E2F2"/>
-              <w:bottom w:val="single" w:sz="4" w:color="D9E2F2"/>
-            </w:tcBorders>
-          </w:tcPr>
-          <w:p>
-            <w:pPr>
-              <w:spacing w:before="40" w:after="40" w:line="252" w:lineRule="auto"/>
-            </w:pPr>
-            <w:r>
-              <w:rPr>
-                <w:rFonts w:ascii="Calibri" w:hAnsi="Calibri" w:eastAsia="Calibri"/>
-                <w:sz w:val="19"/>
-              </w:rPr>
-              <w:t>Уникальный логин пользователя</w:t>
-            </w:r>
-          </w:p>
-        </w:tc>
-      </w:tr>
-      <w:tr>
-        <w:trPr/>
-        <w:tc>
-          <w:tcPr>
-            <w:tcW w:type="dxa" w:w="2041"/>
-            <w:vAlign w:val="center"/>
-            <w:tcBorders>
-              <w:left w:val="single" w:sz="4" w:color="D9E2F2"/>
-              <w:top w:val="single" w:sz="4" w:color="D9E2F2"/>
-              <w:right w:val="single" w:sz="4" w:color="D9E2F2"/>
-              <w:bottom w:val="single" w:sz="4" w:color="D9E2F2"/>
-            </w:tcBorders>
-          </w:tcPr>
-          <w:p>
-            <w:pPr>
-              <w:spacing w:before="40" w:after="40" w:line="252" w:lineRule="auto"/>
-            </w:pPr>
-            <w:r>
-              <w:rPr>
-                <w:rFonts w:ascii="Calibri" w:hAnsi="Calibri" w:eastAsia="Calibri"/>
-                <w:sz w:val="19"/>
-              </w:rPr>
-              <w:t>password_hash</w:t>
-            </w:r>
-          </w:p>
-        </w:tc>
-        <w:tc>
-          <w:tcPr>
-            <w:tcW w:type="dxa" w:w="2268"/>
-            <w:vAlign w:val="center"/>
-            <w:tcBorders>
-              <w:left w:val="single" w:sz="4" w:color="D9E2F2"/>
-              <w:top w:val="single" w:sz="4" w:color="D9E2F2"/>
-              <w:right w:val="single" w:sz="4" w:color="D9E2F2"/>
-              <w:bottom w:val="single" w:sz="4" w:color="D9E2F2"/>
-            </w:tcBorders>
-          </w:tcPr>
-          <w:p>
-            <w:pPr>
-              <w:spacing w:before="40" w:after="40" w:line="252" w:lineRule="auto"/>
-            </w:pPr>
-            <w:r>
-              <w:rPr>
-                <w:rFonts w:ascii="Calibri" w:hAnsi="Calibri" w:eastAsia="Calibri"/>
-                <w:sz w:val="19"/>
-              </w:rPr>
-              <w:t>string</w:t>
-            </w:r>
-          </w:p>
-        </w:tc>
-        <w:tc>
-          <w:tcPr>
-            <w:tcW w:type="dxa" w:w="4195"/>
-            <w:vAlign w:val="center"/>
-            <w:tcBorders>
-              <w:left w:val="single" w:sz="4" w:color="D9E2F2"/>
-              <w:top w:val="single" w:sz="4" w:color="D9E2F2"/>
-              <w:right w:val="single" w:sz="4" w:color="D9E2F2"/>
-              <w:bottom w:val="single" w:sz="4" w:color="D9E2F2"/>
-            </w:tcBorders>
-          </w:tcPr>
-          <w:p>
-            <w:pPr>
-              <w:spacing w:before="40" w:after="40" w:line="252" w:lineRule="auto"/>
-            </w:pPr>
-            <w:r>
-              <w:rPr>
-                <w:rFonts w:ascii="Calibri" w:hAnsi="Calibri" w:eastAsia="Calibri"/>
-                <w:sz w:val="19"/>
-              </w:rPr>
-              <w:t>Хеш пароля</w:t>
-            </w:r>
-          </w:p>
-        </w:tc>
-      </w:tr>
-      <w:tr>
-        <w:trPr/>
-        <w:tc>
-          <w:tcPr>
-            <w:tcW w:type="dxa" w:w="2041"/>
-            <w:vAlign w:val="center"/>
-            <w:tcBorders>
-              <w:left w:val="single" w:sz="4" w:color="D9E2F2"/>
-              <w:top w:val="single" w:sz="4" w:color="D9E2F2"/>
-              <w:right w:val="single" w:sz="4" w:color="D9E2F2"/>
-              <w:bottom w:val="single" w:sz="4" w:color="D9E2F2"/>
-            </w:tcBorders>
-          </w:tcPr>
-          <w:p>
-            <w:pPr>
-              <w:spacing w:before="40" w:after="40" w:line="252" w:lineRule="auto"/>
-            </w:pPr>
-            <w:r>
-              <w:rPr>
-                <w:rFonts w:ascii="Calibri" w:hAnsi="Calibri" w:eastAsia="Calibri"/>
-                <w:sz w:val="19"/>
-              </w:rPr>
-              <w:t>created_at</w:t>
-            </w:r>
-          </w:p>
-        </w:tc>
-        <w:tc>
-          <w:tcPr>
-            <w:tcW w:type="dxa" w:w="2268"/>
-            <w:vAlign w:val="center"/>
-            <w:tcBorders>
-              <w:left w:val="single" w:sz="4" w:color="D9E2F2"/>
-              <w:top w:val="single" w:sz="4" w:color="D9E2F2"/>
-              <w:right w:val="single" w:sz="4" w:color="D9E2F2"/>
-              <w:bottom w:val="single" w:sz="4" w:color="D9E2F2"/>
-            </w:tcBorders>
-          </w:tcPr>
-          <w:p>
-            <w:pPr>
-              <w:spacing w:before="40" w:after="40" w:line="252" w:lineRule="auto"/>
-            </w:pPr>
-            <w:r>
-              <w:rPr>
-                <w:rFonts w:ascii="Calibri" w:hAnsi="Calibri" w:eastAsia="Calibri"/>
-                <w:sz w:val="19"/>
-              </w:rPr>
-              <w:t>datetime</w:t>
-            </w:r>
-          </w:p>
-        </w:tc>
-        <w:tc>
-          <w:tcPr>
-            <w:tcW w:type="dxa" w:w="4195"/>
-            <w:vAlign w:val="center"/>
-            <w:tcBorders>
-              <w:left w:val="single" w:sz="4" w:color="D9E2F2"/>
-              <w:top w:val="single" w:sz="4" w:color="D9E2F2"/>
-              <w:right w:val="single" w:sz="4" w:color="D9E2F2"/>
-              <w:bottom w:val="single" w:sz="4" w:color="D9E2F2"/>
-            </w:tcBorders>
-          </w:tcPr>
-          <w:p>
-            <w:pPr>
-              <w:spacing w:before="40" w:after="40" w:line="252" w:lineRule="auto"/>
-            </w:pPr>
-            <w:r>
-              <w:rPr>
-                <w:rFonts w:ascii="Calibri" w:hAnsi="Calibri" w:eastAsia="Calibri"/>
-                <w:sz w:val="19"/>
-              </w:rPr>
-              <w:t>Дата и время создания записи</w:t>
-            </w:r>
-          </w:p>
-        </w:tc>
-      </w:tr>
-    </w:tbl>
-    <w:p>
-      <w:pPr>
-        <w:pStyle w:val="Heading2"/>
-      </w:pPr>
-      <w:r>
-        <w:t>7.2. Задача</w:t>
-      </w:r>
-    </w:p>
-    <w:tbl>
-      <w:tblPr>
-        <w:tblStyle w:val="TableGrid"/>
-        <w:tblW w:type="auto" w:w="0"/>
-        <w:jc w:val="center"/>
-        <w:tblLayout w:type="fixed"/>
-        <w:tblLook w:firstColumn="1" w:firstRow="1" w:lastColumn="0" w:lastRow="0" w:noHBand="0" w:noVBand="1" w:val="04A0"/>
-      </w:tblPr>
-      <w:tblGrid>
-        <w:gridCol w:w="1701"/>
-        <w:gridCol w:w="1701"/>
-        <w:gridCol w:w="1984"/>
-        <w:gridCol w:w="3118"/>
-      </w:tblGrid>
-      <w:tr>
-        <w:trPr/>
-        <w:tc>
-          <w:tcPr>
-            <w:tcW w:type="dxa" w:w="2465"/>
-            <w:vAlign w:val="center"/>
-            <w:tcBorders>
-              <w:left w:val="single" w:sz="4" w:color="D9E2F2"/>
-              <w:top w:val="single" w:sz="4" w:color="D9E2F2"/>
-              <w:right w:val="single" w:sz="4" w:color="D9E2F2"/>
-              <w:bottom w:val="single" w:sz="4" w:color="D9E2F2"/>
-            </w:tcBorders>
-            <w:shd w:fill="DCE6F1"/>
-          </w:tcPr>
-          <w:p>
-            <w:pPr>
-              <w:spacing w:before="40" w:after="40" w:line="252" w:lineRule="auto"/>
-            </w:pPr>
-            <w:r>
-              <w:rPr>
-                <w:rFonts w:ascii="Calibri" w:hAnsi="Calibri" w:eastAsia="Calibri"/>
-                <w:b/>
-                <w:color w:val="213756"/>
-                <w:sz w:val="19"/>
-              </w:rPr>
-              <w:t>Поле</w:t>
-            </w:r>
-          </w:p>
-        </w:tc>
-        <w:tc>
-          <w:tcPr>
-            <w:tcW w:type="dxa" w:w="2465"/>
-            <w:vAlign w:val="center"/>
-            <w:tcBorders>
-              <w:left w:val="single" w:sz="4" w:color="D9E2F2"/>
-              <w:top w:val="single" w:sz="4" w:color="D9E2F2"/>
-              <w:right w:val="single" w:sz="4" w:color="D9E2F2"/>
-              <w:bottom w:val="single" w:sz="4" w:color="D9E2F2"/>
-            </w:tcBorders>
-            <w:shd w:fill="DCE6F1"/>
-          </w:tcPr>
-          <w:p>
-            <w:pPr>
-              <w:spacing w:before="40" w:after="40" w:line="252" w:lineRule="auto"/>
-            </w:pPr>
-            <w:r>
-              <w:rPr>
-                <w:rFonts w:ascii="Calibri" w:hAnsi="Calibri" w:eastAsia="Calibri"/>
-                <w:b/>
-                <w:color w:val="213756"/>
-                <w:sz w:val="19"/>
-              </w:rPr>
-              <w:t>Тип</w:t>
-            </w:r>
-          </w:p>
-        </w:tc>
-        <w:tc>
-          <w:tcPr>
-            <w:tcW w:type="dxa" w:w="2465"/>
-            <w:vAlign w:val="center"/>
-            <w:tcBorders>
-              <w:left w:val="single" w:sz="4" w:color="D9E2F2"/>
-              <w:top w:val="single" w:sz="4" w:color="D9E2F2"/>
-              <w:right w:val="single" w:sz="4" w:color="D9E2F2"/>
-              <w:bottom w:val="single" w:sz="4" w:color="D9E2F2"/>
-            </w:tcBorders>
-            <w:shd w:fill="DCE6F1"/>
-          </w:tcPr>
-          <w:p>
-            <w:pPr>
-              <w:spacing w:before="40" w:after="40" w:line="252" w:lineRule="auto"/>
-            </w:pPr>
-            <w:r>
-              <w:rPr>
-                <w:rFonts w:ascii="Calibri" w:hAnsi="Calibri" w:eastAsia="Calibri"/>
-                <w:b/>
-                <w:color w:val="213756"/>
-                <w:sz w:val="19"/>
-              </w:rPr>
-              <w:t>Обязательность</w:t>
-            </w:r>
-          </w:p>
-        </w:tc>
-        <w:tc>
-          <w:tcPr>
-            <w:tcW w:type="dxa" w:w="2465"/>
-            <w:vAlign w:val="center"/>
-            <w:tcBorders>
-              <w:left w:val="single" w:sz="4" w:color="D9E2F2"/>
-              <w:top w:val="single" w:sz="4" w:color="D9E2F2"/>
-              <w:right w:val="single" w:sz="4" w:color="D9E2F2"/>
-              <w:bottom w:val="single" w:sz="4" w:color="D9E2F2"/>
-            </w:tcBorders>
-            <w:shd w:fill="DCE6F1"/>
-          </w:tcPr>
-          <w:p>
-            <w:pPr>
-              <w:spacing w:before="40" w:after="40" w:line="252" w:lineRule="auto"/>
-            </w:pPr>
-            <w:r>
-              <w:rPr>
-                <w:rFonts w:ascii="Calibri" w:hAnsi="Calibri" w:eastAsia="Calibri"/>
-                <w:b/>
-                <w:color w:val="213756"/>
-                <w:sz w:val="19"/>
-              </w:rPr>
-              <w:t>Комментарий</w:t>
-            </w:r>
-          </w:p>
-        </w:tc>
-      </w:tr>
-      <w:tr>
-        <w:trPr/>
-        <w:tc>
-          <w:tcPr>
-            <w:tcW w:type="dxa" w:w="1701"/>
-            <w:vAlign w:val="center"/>
-            <w:tcBorders>
-              <w:left w:val="single" w:sz="4" w:color="D9E2F2"/>
-              <w:top w:val="single" w:sz="4" w:color="D9E2F2"/>
-              <w:right w:val="single" w:sz="4" w:color="D9E2F2"/>
-              <w:bottom w:val="single" w:sz="4" w:color="D9E2F2"/>
-            </w:tcBorders>
-          </w:tcPr>
-          <w:p>
-            <w:pPr>
-              <w:spacing w:before="40" w:after="40" w:line="252" w:lineRule="auto"/>
-            </w:pPr>
-            <w:r>
-              <w:rPr>
-                <w:rFonts w:ascii="Calibri" w:hAnsi="Calibri" w:eastAsia="Calibri"/>
-                <w:sz w:val="19"/>
-              </w:rPr>
-              <w:t>id</w:t>
-            </w:r>
-          </w:p>
-        </w:tc>
-        <w:tc>
-          <w:tcPr>
-            <w:tcW w:type="dxa" w:w="1701"/>
-            <w:vAlign w:val="center"/>
-            <w:tcBorders>
-              <w:left w:val="single" w:sz="4" w:color="D9E2F2"/>
-              <w:top w:val="single" w:sz="4" w:color="D9E2F2"/>
-              <w:right w:val="single" w:sz="4" w:color="D9E2F2"/>
-              <w:bottom w:val="single" w:sz="4" w:color="D9E2F2"/>
-            </w:tcBorders>
-          </w:tcPr>
-          <w:p>
-            <w:pPr>
-              <w:spacing w:before="40" w:after="40" w:line="252" w:lineRule="auto"/>
-            </w:pPr>
-            <w:r>
-              <w:rPr>
-                <w:rFonts w:ascii="Calibri" w:hAnsi="Calibri" w:eastAsia="Calibri"/>
-                <w:sz w:val="19"/>
-              </w:rPr>
-              <w:t>integer</w:t>
-            </w:r>
-          </w:p>
-        </w:tc>
-        <w:tc>
-          <w:tcPr>
-            <w:tcW w:type="dxa" w:w="1984"/>
-            <w:vAlign w:val="center"/>
-            <w:tcBorders>
-              <w:left w:val="single" w:sz="4" w:color="D9E2F2"/>
-              <w:top w:val="single" w:sz="4" w:color="D9E2F2"/>
-              <w:right w:val="single" w:sz="4" w:color="D9E2F2"/>
-              <w:bottom w:val="single" w:sz="4" w:color="D9E2F2"/>
-            </w:tcBorders>
-          </w:tcPr>
-          <w:p>
-            <w:pPr>
-              <w:spacing w:before="40" w:after="40" w:line="252" w:lineRule="auto"/>
-            </w:pPr>
-            <w:r>
-              <w:rPr>
-                <w:rFonts w:ascii="Calibri" w:hAnsi="Calibri" w:eastAsia="Calibri"/>
-                <w:sz w:val="19"/>
-              </w:rPr>
-              <w:t>server</w:t>
-            </w:r>
-          </w:p>
-        </w:tc>
-        <w:tc>
-          <w:tcPr>
-            <w:tcW w:type="dxa" w:w="3118"/>
-            <w:vAlign w:val="center"/>
-            <w:tcBorders>
-              <w:left w:val="single" w:sz="4" w:color="D9E2F2"/>
-              <w:top w:val="single" w:sz="4" w:color="D9E2F2"/>
-              <w:right w:val="single" w:sz="4" w:color="D9E2F2"/>
-              <w:bottom w:val="single" w:sz="4" w:color="D9E2F2"/>
-            </w:tcBorders>
-          </w:tcPr>
-          <w:p>
-            <w:pPr>
-              <w:spacing w:before="40" w:after="40" w:line="252" w:lineRule="auto"/>
-            </w:pPr>
-            <w:r>
-              <w:rPr>
-                <w:rFonts w:ascii="Calibri" w:hAnsi="Calibri" w:eastAsia="Calibri"/>
-                <w:sz w:val="19"/>
-              </w:rPr>
-              <w:t>Уникальный id задачи</w:t>
-            </w:r>
-          </w:p>
-        </w:tc>
-      </w:tr>
-      <w:tr>
-        <w:trPr/>
-        <w:tc>
-          <w:tcPr>
-            <w:tcW w:type="dxa" w:w="1701"/>
-            <w:vAlign w:val="center"/>
-            <w:tcBorders>
-              <w:left w:val="single" w:sz="4" w:color="D9E2F2"/>
-              <w:top w:val="single" w:sz="4" w:color="D9E2F2"/>
-              <w:right w:val="single" w:sz="4" w:color="D9E2F2"/>
-              <w:bottom w:val="single" w:sz="4" w:color="D9E2F2"/>
-            </w:tcBorders>
-          </w:tcPr>
-          <w:p>
-            <w:pPr>
-              <w:spacing w:before="40" w:after="40" w:line="252" w:lineRule="auto"/>
-            </w:pPr>
-            <w:r>
-              <w:rPr>
-                <w:rFonts w:ascii="Calibri" w:hAnsi="Calibri" w:eastAsia="Calibri"/>
-                <w:sz w:val="19"/>
-              </w:rPr>
-              <w:t>user_id</w:t>
-            </w:r>
-          </w:p>
-        </w:tc>
-        <w:tc>
-          <w:tcPr>
-            <w:tcW w:type="dxa" w:w="1701"/>
-            <w:vAlign w:val="center"/>
-            <w:tcBorders>
-              <w:left w:val="single" w:sz="4" w:color="D9E2F2"/>
-              <w:top w:val="single" w:sz="4" w:color="D9E2F2"/>
-              <w:right w:val="single" w:sz="4" w:color="D9E2F2"/>
-              <w:bottom w:val="single" w:sz="4" w:color="D9E2F2"/>
-            </w:tcBorders>
-          </w:tcPr>
-          <w:p>
-            <w:pPr>
-              <w:spacing w:before="40" w:after="40" w:line="252" w:lineRule="auto"/>
-            </w:pPr>
-            <w:r>
-              <w:rPr>
-                <w:rFonts w:ascii="Calibri" w:hAnsi="Calibri" w:eastAsia="Calibri"/>
-                <w:sz w:val="19"/>
-              </w:rPr>
-              <w:t>integer</w:t>
-            </w:r>
-          </w:p>
-        </w:tc>
-        <w:tc>
-          <w:tcPr>
-            <w:tcW w:type="dxa" w:w="1984"/>
-            <w:vAlign w:val="center"/>
-            <w:tcBorders>
-              <w:left w:val="single" w:sz="4" w:color="D9E2F2"/>
-              <w:top w:val="single" w:sz="4" w:color="D9E2F2"/>
-              <w:right w:val="single" w:sz="4" w:color="D9E2F2"/>
-              <w:bottom w:val="single" w:sz="4" w:color="D9E2F2"/>
-            </w:tcBorders>
-          </w:tcPr>
-          <w:p>
-            <w:pPr>
-              <w:spacing w:before="40" w:after="40" w:line="252" w:lineRule="auto"/>
-            </w:pPr>
-            <w:r>
-              <w:rPr>
-                <w:rFonts w:ascii="Calibri" w:hAnsi="Calibri" w:eastAsia="Calibri"/>
-                <w:sz w:val="19"/>
-              </w:rPr>
-              <w:t>server</w:t>
-            </w:r>
-          </w:p>
-        </w:tc>
-        <w:tc>
-          <w:tcPr>
-            <w:tcW w:type="dxa" w:w="3118"/>
-            <w:vAlign w:val="center"/>
-            <w:tcBorders>
-              <w:left w:val="single" w:sz="4" w:color="D9E2F2"/>
-              <w:top w:val="single" w:sz="4" w:color="D9E2F2"/>
-              <w:right w:val="single" w:sz="4" w:color="D9E2F2"/>
-              <w:bottom w:val="single" w:sz="4" w:color="D9E2F2"/>
-            </w:tcBorders>
-          </w:tcPr>
-          <w:p>
-            <w:pPr>
-              <w:spacing w:before="40" w:after="40" w:line="252" w:lineRule="auto"/>
-            </w:pPr>
-            <w:r>
-              <w:rPr>
-                <w:rFonts w:ascii="Calibri" w:hAnsi="Calibri" w:eastAsia="Calibri"/>
-                <w:sz w:val="19"/>
-              </w:rPr>
-              <w:t>Связь задачи с владельцем</w:t>
-            </w:r>
-          </w:p>
-        </w:tc>
-      </w:tr>
-      <w:tr>
-        <w:trPr/>
-        <w:tc>
-          <w:tcPr>
-            <w:tcW w:type="dxa" w:w="1701"/>
-            <w:vAlign w:val="center"/>
-            <w:tcBorders>
-              <w:left w:val="single" w:sz="4" w:color="D9E2F2"/>
-              <w:top w:val="single" w:sz="4" w:color="D9E2F2"/>
-              <w:right w:val="single" w:sz="4" w:color="D9E2F2"/>
-              <w:bottom w:val="single" w:sz="4" w:color="D9E2F2"/>
-            </w:tcBorders>
-          </w:tcPr>
-          <w:p>
-            <w:pPr>
-              <w:spacing w:before="40" w:after="40" w:line="252" w:lineRule="auto"/>
-            </w:pPr>
-            <w:r>
-              <w:rPr>
-                <w:rFonts w:ascii="Calibri" w:hAnsi="Calibri" w:eastAsia="Calibri"/>
-                <w:sz w:val="19"/>
-              </w:rPr>
-              <w:t>title</w:t>
-            </w:r>
-          </w:p>
-        </w:tc>
-        <w:tc>
-          <w:tcPr>
-            <w:tcW w:type="dxa" w:w="1701"/>
-            <w:vAlign w:val="center"/>
-            <w:tcBorders>
-              <w:left w:val="single" w:sz="4" w:color="D9E2F2"/>
-              <w:top w:val="single" w:sz="4" w:color="D9E2F2"/>
-              <w:right w:val="single" w:sz="4" w:color="D9E2F2"/>
-              <w:bottom w:val="single" w:sz="4" w:color="D9E2F2"/>
-            </w:tcBorders>
-          </w:tcPr>
-          <w:p>
-            <w:pPr>
-              <w:spacing w:before="40" w:after="40" w:line="252" w:lineRule="auto"/>
-            </w:pPr>
-            <w:r>
-              <w:rPr>
-                <w:rFonts w:ascii="Calibri" w:hAnsi="Calibri" w:eastAsia="Calibri"/>
-                <w:sz w:val="19"/>
-              </w:rPr>
-              <w:t>string(80)</w:t>
-            </w:r>
-          </w:p>
-        </w:tc>
-        <w:tc>
-          <w:tcPr>
-            <w:tcW w:type="dxa" w:w="1984"/>
-            <w:vAlign w:val="center"/>
-            <w:tcBorders>
-              <w:left w:val="single" w:sz="4" w:color="D9E2F2"/>
-              <w:top w:val="single" w:sz="4" w:color="D9E2F2"/>
-              <w:right w:val="single" w:sz="4" w:color="D9E2F2"/>
-              <w:bottom w:val="single" w:sz="4" w:color="D9E2F2"/>
-            </w:tcBorders>
-          </w:tcPr>
-          <w:p>
-            <w:pPr>
-              <w:spacing w:before="40" w:after="40" w:line="252" w:lineRule="auto"/>
-            </w:pPr>
-            <w:r>
-              <w:rPr>
-                <w:rFonts w:ascii="Calibri" w:hAnsi="Calibri" w:eastAsia="Calibri"/>
-                <w:sz w:val="19"/>
-              </w:rPr>
-              <w:t>да</w:t>
-            </w:r>
-          </w:p>
-        </w:tc>
-        <w:tc>
-          <w:tcPr>
-            <w:tcW w:type="dxa" w:w="3118"/>
-            <w:vAlign w:val="center"/>
-            <w:tcBorders>
-              <w:left w:val="single" w:sz="4" w:color="D9E2F2"/>
-              <w:top w:val="single" w:sz="4" w:color="D9E2F2"/>
-              <w:right w:val="single" w:sz="4" w:color="D9E2F2"/>
-              <w:bottom w:val="single" w:sz="4" w:color="D9E2F2"/>
-            </w:tcBorders>
-          </w:tcPr>
-          <w:p>
-            <w:pPr>
-              <w:spacing w:before="40" w:after="40" w:line="252" w:lineRule="auto"/>
-            </w:pPr>
-            <w:r>
-              <w:rPr>
-                <w:rFonts w:ascii="Calibri" w:hAnsi="Calibri" w:eastAsia="Calibri"/>
-                <w:sz w:val="19"/>
-              </w:rPr>
-              <w:t>Название задачи</w:t>
-            </w:r>
-          </w:p>
-        </w:tc>
-      </w:tr>
-      <w:tr>
-        <w:trPr/>
-        <w:tc>
-          <w:tcPr>
-            <w:tcW w:type="dxa" w:w="1701"/>
-            <w:vAlign w:val="center"/>
-            <w:tcBorders>
-              <w:left w:val="single" w:sz="4" w:color="D9E2F2"/>
-              <w:top w:val="single" w:sz="4" w:color="D9E2F2"/>
-              <w:right w:val="single" w:sz="4" w:color="D9E2F2"/>
-              <w:bottom w:val="single" w:sz="4" w:color="D9E2F2"/>
-            </w:tcBorders>
-          </w:tcPr>
-          <w:p>
-            <w:pPr>
-              <w:spacing w:before="40" w:after="40" w:line="252" w:lineRule="auto"/>
-            </w:pPr>
-            <w:r>
-              <w:rPr>
-                <w:rFonts w:ascii="Calibri" w:hAnsi="Calibri" w:eastAsia="Calibri"/>
-                <w:sz w:val="19"/>
-              </w:rPr>
-              <w:t>description</w:t>
-            </w:r>
-          </w:p>
-        </w:tc>
-        <w:tc>
-          <w:tcPr>
-            <w:tcW w:type="dxa" w:w="1701"/>
-            <w:vAlign w:val="center"/>
-            <w:tcBorders>
-              <w:left w:val="single" w:sz="4" w:color="D9E2F2"/>
-              <w:top w:val="single" w:sz="4" w:color="D9E2F2"/>
-              <w:right w:val="single" w:sz="4" w:color="D9E2F2"/>
-              <w:bottom w:val="single" w:sz="4" w:color="D9E2F2"/>
-            </w:tcBorders>
-          </w:tcPr>
-          <w:p>
-            <w:pPr>
-              <w:spacing w:before="40" w:after="40" w:line="252" w:lineRule="auto"/>
-            </w:pPr>
-            <w:r>
-              <w:rPr>
-                <w:rFonts w:ascii="Calibri" w:hAnsi="Calibri" w:eastAsia="Calibri"/>
-                <w:sz w:val="19"/>
-              </w:rPr>
-              <w:t>string(500)</w:t>
-            </w:r>
-          </w:p>
-        </w:tc>
-        <w:tc>
-          <w:tcPr>
-            <w:tcW w:type="dxa" w:w="1984"/>
-            <w:vAlign w:val="center"/>
-            <w:tcBorders>
-              <w:left w:val="single" w:sz="4" w:color="D9E2F2"/>
-              <w:top w:val="single" w:sz="4" w:color="D9E2F2"/>
-              <w:right w:val="single" w:sz="4" w:color="D9E2F2"/>
-              <w:bottom w:val="single" w:sz="4" w:color="D9E2F2"/>
-            </w:tcBorders>
-          </w:tcPr>
-          <w:p>
-            <w:pPr>
-              <w:spacing w:before="40" w:after="40" w:line="252" w:lineRule="auto"/>
-            </w:pPr>
-            <w:r>
-              <w:rPr>
-                <w:rFonts w:ascii="Calibri" w:hAnsi="Calibri" w:eastAsia="Calibri"/>
-                <w:sz w:val="19"/>
-              </w:rPr>
-              <w:t>нет</w:t>
-            </w:r>
-          </w:p>
-        </w:tc>
-        <w:tc>
-          <w:tcPr>
-            <w:tcW w:type="dxa" w:w="3118"/>
-            <w:vAlign w:val="center"/>
-            <w:tcBorders>
-              <w:left w:val="single" w:sz="4" w:color="D9E2F2"/>
-              <w:top w:val="single" w:sz="4" w:color="D9E2F2"/>
-              <w:right w:val="single" w:sz="4" w:color="D9E2F2"/>
-              <w:bottom w:val="single" w:sz="4" w:color="D9E2F2"/>
-            </w:tcBorders>
-          </w:tcPr>
-          <w:p>
-            <w:pPr>
-              <w:spacing w:before="40" w:after="40" w:line="252" w:lineRule="auto"/>
-            </w:pPr>
-            <w:r>
-              <w:rPr>
-                <w:rFonts w:ascii="Calibri" w:hAnsi="Calibri" w:eastAsia="Calibri"/>
-                <w:sz w:val="19"/>
-              </w:rPr>
-              <w:t>Описание, допускается пустая строка</w:t>
-            </w:r>
-          </w:p>
-        </w:tc>
-      </w:tr>
-      <w:tr>
-        <w:trPr/>
-        <w:tc>
-          <w:tcPr>
-            <w:tcW w:type="dxa" w:w="1701"/>
-            <w:vAlign w:val="center"/>
-            <w:tcBorders>
-              <w:left w:val="single" w:sz="4" w:color="D9E2F2"/>
-              <w:top w:val="single" w:sz="4" w:color="D9E2F2"/>
-              <w:right w:val="single" w:sz="4" w:color="D9E2F2"/>
-              <w:bottom w:val="single" w:sz="4" w:color="D9E2F2"/>
-            </w:tcBorders>
-          </w:tcPr>
-          <w:p>
-            <w:pPr>
-              <w:spacing w:before="40" w:after="40" w:line="252" w:lineRule="auto"/>
-            </w:pPr>
-            <w:r>
-              <w:rPr>
-                <w:rFonts w:ascii="Calibri" w:hAnsi="Calibri" w:eastAsia="Calibri"/>
-                <w:sz w:val="19"/>
-              </w:rPr>
-              <w:t>status</w:t>
-            </w:r>
-          </w:p>
-        </w:tc>
-        <w:tc>
-          <w:tcPr>
-            <w:tcW w:type="dxa" w:w="1701"/>
-            <w:vAlign w:val="center"/>
-            <w:tcBorders>
-              <w:left w:val="single" w:sz="4" w:color="D9E2F2"/>
-              <w:top w:val="single" w:sz="4" w:color="D9E2F2"/>
-              <w:right w:val="single" w:sz="4" w:color="D9E2F2"/>
-              <w:bottom w:val="single" w:sz="4" w:color="D9E2F2"/>
-            </w:tcBorders>
-          </w:tcPr>
-          <w:p>
-            <w:pPr>
-              <w:spacing w:before="40" w:after="40" w:line="252" w:lineRule="auto"/>
-            </w:pPr>
-            <w:r>
-              <w:rPr>
-                <w:rFonts w:ascii="Calibri" w:hAnsi="Calibri" w:eastAsia="Calibri"/>
-                <w:sz w:val="19"/>
-              </w:rPr>
-              <w:t>string</w:t>
-            </w:r>
-          </w:p>
-        </w:tc>
-        <w:tc>
-          <w:tcPr>
-            <w:tcW w:type="dxa" w:w="1984"/>
-            <w:vAlign w:val="center"/>
-            <w:tcBorders>
-              <w:left w:val="single" w:sz="4" w:color="D9E2F2"/>
-              <w:top w:val="single" w:sz="4" w:color="D9E2F2"/>
-              <w:right w:val="single" w:sz="4" w:color="D9E2F2"/>
-              <w:bottom w:val="single" w:sz="4" w:color="D9E2F2"/>
-            </w:tcBorders>
-          </w:tcPr>
-          <w:p>
-            <w:pPr>
-              <w:spacing w:before="40" w:after="40" w:line="252" w:lineRule="auto"/>
-            </w:pPr>
-            <w:r>
-              <w:rPr>
-                <w:rFonts w:ascii="Calibri" w:hAnsi="Calibri" w:eastAsia="Calibri"/>
-                <w:sz w:val="19"/>
-              </w:rPr>
-              <w:t>server</w:t>
-            </w:r>
-          </w:p>
-        </w:tc>
-        <w:tc>
-          <w:tcPr>
-            <w:tcW w:type="dxa" w:w="3118"/>
-            <w:vAlign w:val="center"/>
-            <w:tcBorders>
-              <w:left w:val="single" w:sz="4" w:color="D9E2F2"/>
-              <w:top w:val="single" w:sz="4" w:color="D9E2F2"/>
-              <w:right w:val="single" w:sz="4" w:color="D9E2F2"/>
-              <w:bottom w:val="single" w:sz="4" w:color="D9E2F2"/>
-            </w:tcBorders>
-          </w:tcPr>
-          <w:p>
-            <w:pPr>
-              <w:spacing w:before="40" w:after="40" w:line="252" w:lineRule="auto"/>
-            </w:pPr>
-            <w:r>
-              <w:rPr>
-                <w:rFonts w:ascii="Calibri" w:hAnsi="Calibri" w:eastAsia="Calibri"/>
-                <w:sz w:val="19"/>
-              </w:rPr>
-              <w:t>new / in_progress / done</w:t>
-            </w:r>
-          </w:p>
-        </w:tc>
-      </w:tr>
-      <w:tr>
-        <w:trPr/>
-        <w:tc>
-          <w:tcPr>
-            <w:tcW w:type="dxa" w:w="1701"/>
-            <w:vAlign w:val="center"/>
-            <w:tcBorders>
-              <w:left w:val="single" w:sz="4" w:color="D9E2F2"/>
-              <w:top w:val="single" w:sz="4" w:color="D9E2F2"/>
-              <w:right w:val="single" w:sz="4" w:color="D9E2F2"/>
-              <w:bottom w:val="single" w:sz="4" w:color="D9E2F2"/>
-            </w:tcBorders>
-          </w:tcPr>
-          <w:p>
-            <w:pPr>
-              <w:spacing w:before="40" w:after="40" w:line="252" w:lineRule="auto"/>
-            </w:pPr>
-            <w:r>
-              <w:rPr>
-                <w:rFonts w:ascii="Calibri" w:hAnsi="Calibri" w:eastAsia="Calibri"/>
-                <w:sz w:val="19"/>
-              </w:rPr>
-              <w:t>priority</w:t>
-            </w:r>
-          </w:p>
-        </w:tc>
-        <w:tc>
-          <w:tcPr>
-            <w:tcW w:type="dxa" w:w="1701"/>
-            <w:vAlign w:val="center"/>
-            <w:tcBorders>
-              <w:left w:val="single" w:sz="4" w:color="D9E2F2"/>
-              <w:top w:val="single" w:sz="4" w:color="D9E2F2"/>
-              <w:right w:val="single" w:sz="4" w:color="D9E2F2"/>
-              <w:bottom w:val="single" w:sz="4" w:color="D9E2F2"/>
-            </w:tcBorders>
-          </w:tcPr>
-          <w:p>
-            <w:pPr>
-              <w:spacing w:before="40" w:after="40" w:line="252" w:lineRule="auto"/>
-            </w:pPr>
-            <w:r>
-              <w:rPr>
-                <w:rFonts w:ascii="Calibri" w:hAnsi="Calibri" w:eastAsia="Calibri"/>
-                <w:sz w:val="19"/>
-              </w:rPr>
-              <w:t>string</w:t>
-            </w:r>
-          </w:p>
-        </w:tc>
-        <w:tc>
-          <w:tcPr>
-            <w:tcW w:type="dxa" w:w="1984"/>
-            <w:vAlign w:val="center"/>
-            <w:tcBorders>
-              <w:left w:val="single" w:sz="4" w:color="D9E2F2"/>
-              <w:top w:val="single" w:sz="4" w:color="D9E2F2"/>
-              <w:right w:val="single" w:sz="4" w:color="D9E2F2"/>
-              <w:bottom w:val="single" w:sz="4" w:color="D9E2F2"/>
-            </w:tcBorders>
-          </w:tcPr>
-          <w:p>
-            <w:pPr>
-              <w:spacing w:before="40" w:after="40" w:line="252" w:lineRule="auto"/>
-            </w:pPr>
-            <w:r>
-              <w:rPr>
-                <w:rFonts w:ascii="Calibri" w:hAnsi="Calibri" w:eastAsia="Calibri"/>
-                <w:sz w:val="19"/>
-              </w:rPr>
-              <w:t>нет</w:t>
-            </w:r>
-          </w:p>
-        </w:tc>
-        <w:tc>
-          <w:tcPr>
-            <w:tcW w:type="dxa" w:w="3118"/>
-            <w:vAlign w:val="center"/>
-            <w:tcBorders>
-              <w:left w:val="single" w:sz="4" w:color="D9E2F2"/>
-              <w:top w:val="single" w:sz="4" w:color="D9E2F2"/>
-              <w:right w:val="single" w:sz="4" w:color="D9E2F2"/>
-              <w:bottom w:val="single" w:sz="4" w:color="D9E2F2"/>
-            </w:tcBorders>
-          </w:tcPr>
-          <w:p>
-            <w:pPr>
-              <w:spacing w:before="40" w:after="40" w:line="252" w:lineRule="auto"/>
-            </w:pPr>
-            <w:r>
-              <w:rPr>
-                <w:rFonts w:ascii="Calibri" w:hAnsi="Calibri" w:eastAsia="Calibri"/>
-                <w:sz w:val="19"/>
-              </w:rPr>
-              <w:t>low / medium / high, по умолчанию medium</w:t>
-            </w:r>
-          </w:p>
-        </w:tc>
-      </w:tr>
-      <w:tr>
-        <w:trPr/>
-        <w:tc>
-          <w:tcPr>
-            <w:tcW w:type="dxa" w:w="1701"/>
-            <w:vAlign w:val="center"/>
-            <w:tcBorders>
-              <w:left w:val="single" w:sz="4" w:color="D9E2F2"/>
-              <w:top w:val="single" w:sz="4" w:color="D9E2F2"/>
-              <w:right w:val="single" w:sz="4" w:color="D9E2F2"/>
-              <w:bottom w:val="single" w:sz="4" w:color="D9E2F2"/>
-            </w:tcBorders>
-          </w:tcPr>
-          <w:p>
-            <w:pPr>
-              <w:spacing w:before="40" w:after="40" w:line="252" w:lineRule="auto"/>
-            </w:pPr>
-            <w:r>
-              <w:rPr>
-                <w:rFonts w:ascii="Calibri" w:hAnsi="Calibri" w:eastAsia="Calibri"/>
-                <w:sz w:val="19"/>
-              </w:rPr>
-              <w:t>deadline</w:t>
-            </w:r>
-          </w:p>
-        </w:tc>
-        <w:tc>
-          <w:tcPr>
-            <w:tcW w:type="dxa" w:w="1701"/>
-            <w:vAlign w:val="center"/>
-            <w:tcBorders>
-              <w:left w:val="single" w:sz="4" w:color="D9E2F2"/>
-              <w:top w:val="single" w:sz="4" w:color="D9E2F2"/>
-              <w:right w:val="single" w:sz="4" w:color="D9E2F2"/>
-              <w:bottom w:val="single" w:sz="4" w:color="D9E2F2"/>
-            </w:tcBorders>
-          </w:tcPr>
-          <w:p>
-            <w:pPr>
-              <w:spacing w:before="40" w:after="40" w:line="252" w:lineRule="auto"/>
-            </w:pPr>
-            <w:r>
-              <w:rPr>
-                <w:rFonts w:ascii="Calibri" w:hAnsi="Calibri" w:eastAsia="Calibri"/>
-                <w:sz w:val="19"/>
-              </w:rPr>
-              <w:t>datetime|null</w:t>
-            </w:r>
-          </w:p>
-        </w:tc>
-        <w:tc>
-          <w:tcPr>
-            <w:tcW w:type="dxa" w:w="1984"/>
-            <w:vAlign w:val="center"/>
-            <w:tcBorders>
-              <w:left w:val="single" w:sz="4" w:color="D9E2F2"/>
-              <w:top w:val="single" w:sz="4" w:color="D9E2F2"/>
-              <w:right w:val="single" w:sz="4" w:color="D9E2F2"/>
-              <w:bottom w:val="single" w:sz="4" w:color="D9E2F2"/>
-            </w:tcBorders>
-          </w:tcPr>
-          <w:p>
-            <w:pPr>
-              <w:spacing w:before="40" w:after="40" w:line="252" w:lineRule="auto"/>
-            </w:pPr>
-            <w:r>
-              <w:rPr>
-                <w:rFonts w:ascii="Calibri" w:hAnsi="Calibri" w:eastAsia="Calibri"/>
-                <w:sz w:val="19"/>
-              </w:rPr>
-              <w:t>нет</w:t>
-            </w:r>
-          </w:p>
-        </w:tc>
-        <w:tc>
-          <w:tcPr>
-            <w:tcW w:type="dxa" w:w="3118"/>
-            <w:vAlign w:val="center"/>
-            <w:tcBorders>
-              <w:left w:val="single" w:sz="4" w:color="D9E2F2"/>
-              <w:top w:val="single" w:sz="4" w:color="D9E2F2"/>
-              <w:right w:val="single" w:sz="4" w:color="D9E2F2"/>
-              <w:bottom w:val="single" w:sz="4" w:color="D9E2F2"/>
-            </w:tcBorders>
-          </w:tcPr>
-          <w:p>
-            <w:pPr>
-              <w:spacing w:before="40" w:after="40" w:line="252" w:lineRule="auto"/>
-            </w:pPr>
-            <w:r>
-              <w:rPr>
-                <w:rFonts w:ascii="Calibri" w:hAnsi="Calibri" w:eastAsia="Calibri"/>
-                <w:sz w:val="19"/>
-              </w:rPr>
-              <w:t>Срок выполнения, может отсутствовать</w:t>
-            </w:r>
-          </w:p>
-        </w:tc>
-      </w:tr>
-      <w:tr>
-        <w:trPr/>
-        <w:tc>
-          <w:tcPr>
-            <w:tcW w:type="dxa" w:w="1701"/>
-            <w:vAlign w:val="center"/>
-            <w:tcBorders>
-              <w:left w:val="single" w:sz="4" w:color="D9E2F2"/>
-              <w:top w:val="single" w:sz="4" w:color="D9E2F2"/>
-              <w:right w:val="single" w:sz="4" w:color="D9E2F2"/>
-              <w:bottom w:val="single" w:sz="4" w:color="D9E2F2"/>
-            </w:tcBorders>
-          </w:tcPr>
-          <w:p>
-            <w:pPr>
-              <w:spacing w:before="40" w:after="40" w:line="252" w:lineRule="auto"/>
-            </w:pPr>
-            <w:r>
-              <w:rPr>
-                <w:rFonts w:ascii="Calibri" w:hAnsi="Calibri" w:eastAsia="Calibri"/>
-                <w:sz w:val="19"/>
-              </w:rPr>
-              <w:t>created_at</w:t>
-            </w:r>
-          </w:p>
-        </w:tc>
-        <w:tc>
-          <w:tcPr>
-            <w:tcW w:type="dxa" w:w="1701"/>
-            <w:vAlign w:val="center"/>
-            <w:tcBorders>
-              <w:left w:val="single" w:sz="4" w:color="D9E2F2"/>
-              <w:top w:val="single" w:sz="4" w:color="D9E2F2"/>
-              <w:right w:val="single" w:sz="4" w:color="D9E2F2"/>
-              <w:bottom w:val="single" w:sz="4" w:color="D9E2F2"/>
-            </w:tcBorders>
-          </w:tcPr>
-          <w:p>
-            <w:pPr>
-              <w:spacing w:before="40" w:after="40" w:line="252" w:lineRule="auto"/>
-            </w:pPr>
-            <w:r>
-              <w:rPr>
-                <w:rFonts w:ascii="Calibri" w:hAnsi="Calibri" w:eastAsia="Calibri"/>
-                <w:sz w:val="19"/>
-              </w:rPr>
-              <w:t>datetime</w:t>
-            </w:r>
-          </w:p>
-        </w:tc>
-        <w:tc>
-          <w:tcPr>
-            <w:tcW w:type="dxa" w:w="1984"/>
-            <w:vAlign w:val="center"/>
-            <w:tcBorders>
-              <w:left w:val="single" w:sz="4" w:color="D9E2F2"/>
-              <w:top w:val="single" w:sz="4" w:color="D9E2F2"/>
-              <w:right w:val="single" w:sz="4" w:color="D9E2F2"/>
-              <w:bottom w:val="single" w:sz="4" w:color="D9E2F2"/>
-            </w:tcBorders>
-          </w:tcPr>
-          <w:p>
-            <w:pPr>
-              <w:spacing w:before="40" w:after="40" w:line="252" w:lineRule="auto"/>
-            </w:pPr>
-            <w:r>
-              <w:rPr>
-                <w:rFonts w:ascii="Calibri" w:hAnsi="Calibri" w:eastAsia="Calibri"/>
-                <w:sz w:val="19"/>
-              </w:rPr>
-              <w:t>server</w:t>
-            </w:r>
-          </w:p>
-        </w:tc>
-        <w:tc>
-          <w:tcPr>
-            <w:tcW w:type="dxa" w:w="3118"/>
-            <w:vAlign w:val="center"/>
-            <w:tcBorders>
-              <w:left w:val="single" w:sz="4" w:color="D9E2F2"/>
-              <w:top w:val="single" w:sz="4" w:color="D9E2F2"/>
-              <w:right w:val="single" w:sz="4" w:color="D9E2F2"/>
-              <w:bottom w:val="single" w:sz="4" w:color="D9E2F2"/>
-            </w:tcBorders>
-          </w:tcPr>
-          <w:p>
-            <w:pPr>
-              <w:spacing w:before="40" w:after="40" w:line="252" w:lineRule="auto"/>
-            </w:pPr>
-            <w:r>
-              <w:rPr>
-                <w:rFonts w:ascii="Calibri" w:hAnsi="Calibri" w:eastAsia="Calibri"/>
-                <w:sz w:val="19"/>
-              </w:rPr>
-              <w:t>Дата и время создания</w:t>
-            </w:r>
-          </w:p>
-        </w:tc>
-      </w:tr>
-    </w:tbl>
-    <w:p>
-      <w:pPr>
-        <w:pStyle w:val="Heading2"/>
-      </w:pPr>
-      <w:r>
-        <w:t>7.3. Формат задачи в API</w:t>
-      </w:r>
-    </w:p>
-    <w:p>
-      <w:pPr>
-        <w:pStyle w:val="CodeBlock"/>
-        <w:shd w:fill="F7F9FC"/>
-      </w:pPr>
-      <w:r>
-        <w:t>{</w:t>
-      </w:r>
-    </w:p>
-    <w:p>
-      <w:pPr>
-        <w:pStyle w:val="CodeBlock"/>
-        <w:shd w:fill="F7F9FC"/>
-      </w:pPr>
-      <w:r>
-        <w:t xml:space="preserve">  "id": 1,</w:t>
-      </w:r>
-    </w:p>
-    <w:p>
-      <w:pPr>
-        <w:pStyle w:val="CodeBlock"/>
-        <w:shd w:fill="F7F9FC"/>
-      </w:pPr>
-      <w:r>
-        <w:t xml:space="preserve">  "title": "Проверить API логина",</w:t>
-      </w:r>
-    </w:p>
-    <w:p>
-      <w:pPr>
-        <w:pStyle w:val="CodeBlock"/>
-        <w:shd w:fill="F7F9FC"/>
-      </w:pPr>
-      <w:r>
-        <w:t xml:space="preserve">  "description": "Проверить позитивные и негативные сценарии",</w:t>
-      </w:r>
-    </w:p>
-    <w:p>
-      <w:pPr>
-        <w:pStyle w:val="CodeBlock"/>
-        <w:shd w:fill="F7F9FC"/>
-      </w:pPr>
-      <w:r>
-        <w:t xml:space="preserve">  "status": "new",</w:t>
-      </w:r>
-    </w:p>
-    <w:p>
-      <w:pPr>
-        <w:pStyle w:val="CodeBlock"/>
-        <w:shd w:fill="F7F9FC"/>
-      </w:pPr>
-      <w:r>
-        <w:t xml:space="preserve">  "priority": "high",</w:t>
-      </w:r>
-    </w:p>
-    <w:p>
-      <w:pPr>
-        <w:pStyle w:val="CodeBlock"/>
-        <w:shd w:fill="F7F9FC"/>
-      </w:pPr>
-      <w:r>
-        <w:t xml:space="preserve">  "deadline": "2026-12-12T18:30:00Z",</w:t>
-      </w:r>
-    </w:p>
-    <w:p>
-      <w:pPr>
-        <w:pStyle w:val="CodeBlock"/>
-        <w:shd w:fill="F7F9FC"/>
-      </w:pPr>
-      <w:r>
-        <w:t xml:space="preserve">  "created_at": "2026-04-10T10:30:00Z"</w:t>
-      </w:r>
-    </w:p>
-    <w:p>
-      <w:pPr>
-        <w:pStyle w:val="CodeBlock"/>
-        <w:shd w:fill="F7F9FC"/>
-      </w:pPr>
-      <w:r>
-        <w:t>}</w:t>
-      </w:r>
-    </w:p>
-    <w:p>
-      <w:pPr>
-        <w:pStyle w:val="SmallNote"/>
-        <w:spacing w:before="80" w:after="120"/>
-        <w:ind w:left="142" w:right="142"/>
-        <w:shd w:fill="F3F7FC"/>
-      </w:pPr>
-      <w:r>
-        <w:rPr>
-          <w:i w:val="0"/>
-        </w:rPr>
-        <w:t>Поле user_id в API-ответ не возвращается. Поля created_at и deadline сериализуются в ISO-формате; deadline может быть null.</w:t>
-      </w:r>
-    </w:p>
-    <w:p>
-      <w:pPr>
-        <w:pStyle w:val="Heading1"/>
-      </w:pPr>
-      <w:r>
-        <w:t>8. Допустимые значения</w:t>
-      </w:r>
-    </w:p>
-    <w:p>
-      <w:pPr>
-        <w:pStyle w:val="Heading2"/>
-      </w:pPr>
-      <w:r>
-        <w:t>8.1. Статусы задач</w:t>
-      </w:r>
-    </w:p>
-    <w:p>
-      <w:pPr>
-        <w:pStyle w:val="ListBullet"/>
-        <w:spacing w:after="20" w:line="269" w:lineRule="auto"/>
-      </w:pPr>
-      <w:r>
-        <w:t>new</w:t>
-      </w:r>
-    </w:p>
-    <w:p>
-      <w:pPr>
-        <w:pStyle w:val="ListBullet"/>
-        <w:spacing w:after="20" w:line="269" w:lineRule="auto"/>
-      </w:pPr>
-      <w:r>
-        <w:t>in_progress</w:t>
-      </w:r>
-    </w:p>
-    <w:p>
-      <w:pPr>
-        <w:pStyle w:val="ListBullet"/>
-        <w:spacing w:after="20" w:line="269" w:lineRule="auto"/>
-      </w:pPr>
-      <w:r>
-        <w:t>done</w:t>
-      </w:r>
-    </w:p>
-    <w:p>
-      <w:pPr>
-        <w:pStyle w:val="Heading2"/>
-      </w:pPr>
-      <w:r>
-        <w:t>8.2. Приоритеты задач</w:t>
-      </w:r>
-    </w:p>
-    <w:p>
-      <w:pPr>
-        <w:pStyle w:val="ListBullet"/>
-        <w:spacing w:after="20" w:line="269" w:lineRule="auto"/>
-      </w:pPr>
-      <w:r>
-        <w:t>low</w:t>
-      </w:r>
-    </w:p>
-    <w:p>
-      <w:pPr>
-        <w:pStyle w:val="ListBullet"/>
-        <w:spacing w:after="20" w:line="269" w:lineRule="auto"/>
-      </w:pPr>
-      <w:r>
-        <w:t>medium</w:t>
-      </w:r>
-    </w:p>
-    <w:p>
-      <w:pPr>
-        <w:pStyle w:val="ListBullet"/>
-        <w:spacing w:after="20" w:line="269" w:lineRule="auto"/>
-      </w:pPr>
-      <w:r>
-        <w:t>high</w:t>
-      </w:r>
-    </w:p>
-    <w:p>
-      <w:pPr>
-        <w:pStyle w:val="Heading1"/>
-      </w:pPr>
-      <w:r>
-        <w:t>9. Правила валидации</w:t>
-      </w:r>
-    </w:p>
-    <w:p>
-      <w:pPr>
-        <w:pStyle w:val="Heading2"/>
-      </w:pPr>
-      <w:r>
-        <w:t>9.1. Username</w:t>
-      </w:r>
-    </w:p>
-    <w:p>
-      <w:pPr>
-        <w:pStyle w:val="ListBullet"/>
-        <w:spacing w:after="20" w:line="269" w:lineRule="auto"/>
-      </w:pPr>
-      <w:r>
-        <w:t>обязательное поле;</w:t>
-      </w:r>
-    </w:p>
-    <w:p>
-      <w:pPr>
-        <w:pStyle w:val="ListBullet"/>
-        <w:spacing w:after="20" w:line="269" w:lineRule="auto"/>
-      </w:pPr>
-      <w:r>
-        <w:t>строка из одних пробелов недопустима;</w:t>
-      </w:r>
-    </w:p>
-    <w:p>
-      <w:pPr>
-        <w:pStyle w:val="ListBullet"/>
-        <w:spacing w:after="20" w:line="269" w:lineRule="auto"/>
-      </w:pPr>
-      <w:r>
-        <w:t>любые whitespace-символы недопустимы;</w:t>
-      </w:r>
-    </w:p>
-    <w:p>
-      <w:pPr>
-        <w:pStyle w:val="ListBullet"/>
-        <w:spacing w:after="20" w:line="269" w:lineRule="auto"/>
-      </w:pPr>
-      <w:r>
-        <w:t>длина от 3 до 30 символов;</w:t>
-      </w:r>
-    </w:p>
-    <w:p>
-      <w:pPr>
-        <w:pStyle w:val="ListBullet"/>
-        <w:spacing w:after="20" w:line="269" w:lineRule="auto"/>
-      </w:pPr>
-      <w:r>
-        <w:t>кириллица недопустима;</w:t>
-      </w:r>
-    </w:p>
-    <w:p>
-      <w:pPr>
-        <w:pStyle w:val="ListBullet"/>
-        <w:spacing w:after="20" w:line="269" w:lineRule="auto"/>
-      </w:pPr>
-      <w:r>
-        <w:t>логин не может состоять только из цифр;</w:t>
-      </w:r>
-    </w:p>
-    <w:p>
-      <w:pPr>
-        <w:pStyle w:val="ListBullet"/>
-        <w:spacing w:after="20" w:line="269" w:lineRule="auto"/>
-      </w:pPr>
-      <w:r>
-        <w:t>для регистрации username должен быть уникальным.</w:t>
-      </w:r>
-    </w:p>
-    <w:p>
-      <w:pPr>
-        <w:pStyle w:val="Heading2"/>
-      </w:pPr>
-      <w:r>
-        <w:t>9.2. Password</w:t>
-      </w:r>
-    </w:p>
-    <w:p>
-      <w:pPr>
-        <w:pStyle w:val="ListBullet"/>
-        <w:spacing w:after="20" w:line="269" w:lineRule="auto"/>
-      </w:pPr>
-      <w:r>
-        <w:t>обязательное поле;</w:t>
-      </w:r>
-    </w:p>
-    <w:p>
-      <w:pPr>
-        <w:pStyle w:val="ListBullet"/>
-        <w:spacing w:after="20" w:line="269" w:lineRule="auto"/>
-      </w:pPr>
-      <w:r>
-        <w:t>любые whitespace-символы недопустимы;</w:t>
-      </w:r>
-    </w:p>
-    <w:p>
-      <w:pPr>
-        <w:pStyle w:val="ListBullet"/>
-        <w:spacing w:after="20" w:line="269" w:lineRule="auto"/>
-      </w:pPr>
-      <w:r>
-        <w:t>длина от 8 до 32 символов;</w:t>
-      </w:r>
-    </w:p>
-    <w:p>
-      <w:pPr>
-        <w:pStyle w:val="ListBullet"/>
-        <w:spacing w:after="20" w:line="269" w:lineRule="auto"/>
-      </w:pPr>
-      <w:r>
-        <w:t>кириллица недопустима;</w:t>
-      </w:r>
-    </w:p>
-    <w:p>
-      <w:pPr>
-        <w:pStyle w:val="ListBullet"/>
-        <w:spacing w:after="20" w:line="269" w:lineRule="auto"/>
-      </w:pPr>
-      <w:r>
-        <w:t>должен содержать минимум одну латинскую букву;</w:t>
-      </w:r>
-    </w:p>
-    <w:p>
-      <w:pPr>
-        <w:pStyle w:val="ListBullet"/>
-        <w:spacing w:after="20" w:line="269" w:lineRule="auto"/>
-      </w:pPr>
-      <w:r>
-        <w:t>должен содержать минимум одну цифру.</w:t>
-      </w:r>
-    </w:p>
-    <w:p>
-      <w:pPr>
-        <w:pStyle w:val="Heading2"/>
-      </w:pPr>
-      <w:r>
-        <w:t>9.3. Title</w:t>
-      </w:r>
-    </w:p>
-    <w:p>
-      <w:pPr>
-        <w:pStyle w:val="ListBullet"/>
-        <w:spacing w:after="20" w:line="269" w:lineRule="auto"/>
-      </w:pPr>
-      <w:r>
-        <w:t>обязателен для создания задачи;</w:t>
-      </w:r>
-    </w:p>
-    <w:p>
-      <w:pPr>
-        <w:pStyle w:val="ListBullet"/>
-        <w:spacing w:after="20" w:line="269" w:lineRule="auto"/>
-      </w:pPr>
-      <w:r>
-        <w:t>в update поле необязательно, но если передано — валидируется;</w:t>
-      </w:r>
-    </w:p>
-    <w:p>
-      <w:pPr>
-        <w:pStyle w:val="ListBullet"/>
-        <w:spacing w:after="20" w:line="269" w:lineRule="auto"/>
-      </w:pPr>
-      <w:r>
-        <w:t>после trim() значение не должно быть пустым;</w:t>
-      </w:r>
-    </w:p>
-    <w:p>
-      <w:pPr>
-        <w:pStyle w:val="ListBullet"/>
-        <w:spacing w:after="20" w:line="269" w:lineRule="auto"/>
-      </w:pPr>
-      <w:r>
-        <w:t>длина от 1 до 80 символов.</w:t>
-      </w:r>
-    </w:p>
-    <w:p>
-      <w:pPr>
-        <w:pStyle w:val="Heading2"/>
-      </w:pPr>
-      <w:r>
-        <w:t>9.4. Description</w:t>
-      </w:r>
-    </w:p>
-    <w:p>
-      <w:pPr>
-        <w:pStyle w:val="ListBullet"/>
-        <w:spacing w:after="20" w:line="269" w:lineRule="auto"/>
-      </w:pPr>
-      <w:r>
-        <w:t>необязательное поле;</w:t>
-      </w:r>
-    </w:p>
-    <w:p>
-      <w:pPr>
-        <w:pStyle w:val="ListBullet"/>
-        <w:spacing w:after="20" w:line="269" w:lineRule="auto"/>
-      </w:pPr>
-      <w:r>
-        <w:t>после trim() может быть пустой строкой;</w:t>
-      </w:r>
-    </w:p>
-    <w:p>
-      <w:pPr>
-        <w:pStyle w:val="ListBullet"/>
-        <w:spacing w:after="20" w:line="269" w:lineRule="auto"/>
-      </w:pPr>
-      <w:r>
-        <w:t>максимальная длина — 500 символов.</w:t>
-      </w:r>
-    </w:p>
-    <w:p>
-      <w:pPr>
-        <w:pStyle w:val="Heading2"/>
-      </w:pPr>
-      <w:r>
-        <w:t>9.5. Priority</w:t>
-      </w:r>
-    </w:p>
-    <w:p>
-      <w:pPr>
-        <w:pStyle w:val="ListBullet"/>
-        <w:spacing w:after="20" w:line="269" w:lineRule="auto"/>
-      </w:pPr>
-      <w:r>
-        <w:t>в create поле необязательно;</w:t>
-      </w:r>
-    </w:p>
-    <w:p>
-      <w:pPr>
-        <w:pStyle w:val="ListBullet"/>
-        <w:spacing w:after="20" w:line="269" w:lineRule="auto"/>
-      </w:pPr>
-      <w:r>
-        <w:t>если не передано, передано как null или пустое значение, используется medium;</w:t>
-      </w:r>
-    </w:p>
-    <w:p>
-      <w:pPr>
-        <w:pStyle w:val="ListBullet"/>
-        <w:spacing w:after="20" w:line="269" w:lineRule="auto"/>
-      </w:pPr>
-      <w:r>
-        <w:t>если поле передано явно, оно должно быть одним из: low, medium, high;</w:t>
-      </w:r>
-    </w:p>
-    <w:p>
-      <w:pPr>
-        <w:pStyle w:val="ListBullet"/>
-        <w:spacing w:after="20" w:line="269" w:lineRule="auto"/>
-      </w:pPr>
-      <w:r>
-        <w:t>в update при пустом или невалидном значении возвращается ошибка валидации.</w:t>
-      </w:r>
-    </w:p>
-    <w:p>
-      <w:pPr>
-        <w:pStyle w:val="Heading2"/>
-      </w:pPr>
-      <w:r>
-        <w:t>9.6. Deadline</w:t>
-      </w:r>
-    </w:p>
-    <w:p>
-      <w:pPr>
-        <w:pStyle w:val="ListBullet"/>
-        <w:spacing w:after="20" w:line="269" w:lineRule="auto"/>
-      </w:pPr>
-      <w:r>
-        <w:t>поле необязательное;</w:t>
-      </w:r>
-    </w:p>
-    <w:p>
-      <w:pPr>
-        <w:pStyle w:val="ListBullet"/>
-        <w:spacing w:after="20" w:line="269" w:lineRule="auto"/>
-      </w:pPr>
-      <w:r>
-        <w:t>может отсутствовать;</w:t>
-      </w:r>
-    </w:p>
-    <w:p>
-      <w:pPr>
-        <w:pStyle w:val="ListBullet"/>
-        <w:spacing w:after="20" w:line="269" w:lineRule="auto"/>
-      </w:pPr>
-      <w:r>
-        <w:t>может быть null;</w:t>
-      </w:r>
-    </w:p>
-    <w:p>
-      <w:pPr>
-        <w:pStyle w:val="ListBullet"/>
-        <w:spacing w:after="20" w:line="269" w:lineRule="auto"/>
-      </w:pPr>
-      <w:r>
-        <w:t>должен быть валидным ISO datetime, если передан;</w:t>
-      </w:r>
-    </w:p>
-    <w:p>
-      <w:pPr>
-        <w:pStyle w:val="ListBullet"/>
-        <w:spacing w:after="20" w:line="269" w:lineRule="auto"/>
-      </w:pPr>
-      <w:r>
-        <w:t>должен быть минимум на 30 минут позже текущего времени;</w:t>
-      </w:r>
-    </w:p>
-    <w:p>
-      <w:pPr>
-        <w:pStyle w:val="ListBullet"/>
-        <w:spacing w:after="20" w:line="269" w:lineRule="auto"/>
-      </w:pPr>
-      <w:r>
-        <w:t>в update значение null удаляет дедлайн.</w:t>
-      </w:r>
-    </w:p>
-    <w:p>
-      <w:pPr>
-        <w:pStyle w:val="Heading2"/>
-      </w:pPr>
-      <w:r>
-        <w:t>9.7. Status для отдельного endpoint смены статуса</w:t>
-      </w:r>
-    </w:p>
-    <w:p>
-      <w:pPr>
-        <w:pStyle w:val="ListBullet"/>
-        <w:spacing w:after="20" w:line="269" w:lineRule="auto"/>
-      </w:pPr>
-      <w:r>
-        <w:t>обязательное поле для PATCH /tasks/&lt;id&gt;/status;</w:t>
-      </w:r>
-    </w:p>
-    <w:p>
-      <w:pPr>
-        <w:pStyle w:val="ListBullet"/>
-        <w:spacing w:after="20" w:line="269" w:lineRule="auto"/>
-      </w:pPr>
-      <w:r>
-        <w:t>после trim() и lower() должно быть одним из допустимых статусов;</w:t>
-      </w:r>
-    </w:p>
-    <w:p>
-      <w:pPr>
-        <w:pStyle w:val="ListBullet"/>
-        <w:spacing w:after="20" w:line="269" w:lineRule="auto"/>
-      </w:pPr>
-      <w:r>
-        <w:t>пустая строка недопустима.</w:t>
-      </w:r>
-    </w:p>
-    <w:p>
-      <w:pPr>
-        <w:pStyle w:val="Heading1"/>
-      </w:pPr>
-      <w:r>
-        <w:t>10. Бизнес-правила</w:t>
-      </w:r>
-    </w:p>
-    <w:p>
-      <w:pPr>
-        <w:pStyle w:val="ListBullet"/>
-        <w:spacing w:after="20" w:line="269" w:lineRule="auto"/>
-      </w:pPr>
-      <w:r>
-        <w:t>каждый пользователь работает только со своими задачами;</w:t>
-      </w:r>
-    </w:p>
-    <w:p>
-      <w:pPr>
-        <w:pStyle w:val="ListBullet"/>
-        <w:spacing w:after="20" w:line="269" w:lineRule="auto"/>
-      </w:pPr>
-      <w:r>
-        <w:t>доступ к задачам другого пользователя запрещён;</w:t>
-      </w:r>
-    </w:p>
-    <w:p>
-      <w:pPr>
-        <w:pStyle w:val="ListBullet"/>
-        <w:spacing w:after="20" w:line="269" w:lineRule="auto"/>
-      </w:pPr>
-      <w:r>
-        <w:t>при создании status всегда устанавливается в new;</w:t>
-      </w:r>
-    </w:p>
-    <w:p>
-      <w:pPr>
-        <w:pStyle w:val="ListBullet"/>
-        <w:spacing w:after="20" w:line="269" w:lineRule="auto"/>
-      </w:pPr>
-      <w:r>
-        <w:t>при создании priority по умолчанию устанавливается в medium;</w:t>
-      </w:r>
-    </w:p>
-    <w:p>
-      <w:pPr>
-        <w:pStyle w:val="ListBullet"/>
-        <w:spacing w:after="20" w:line="269" w:lineRule="auto"/>
-      </w:pPr>
-      <w:r>
-        <w:t>если deadline не передан, задача создаётся без дедлайна;</w:t>
-      </w:r>
-    </w:p>
-    <w:p>
-      <w:pPr>
-        <w:pStyle w:val="ListBullet"/>
-        <w:spacing w:after="20" w:line="269" w:lineRule="auto"/>
-      </w:pPr>
-      <w:r>
-        <w:t>GET /tasks возвращает только задачи текущего пользователя;</w:t>
-      </w:r>
-    </w:p>
-    <w:p>
-      <w:pPr>
-        <w:pStyle w:val="ListBullet"/>
-        <w:spacing w:after="20" w:line="269" w:lineRule="auto"/>
-      </w:pPr>
-      <w:r>
-        <w:t>поиск выполняется только в пределах задач текущего пользователя;</w:t>
-      </w:r>
-    </w:p>
-    <w:p>
-      <w:pPr>
-        <w:pStyle w:val="ListBullet"/>
-        <w:spacing w:after="20" w:line="269" w:lineRule="auto"/>
-      </w:pPr>
-      <w:r>
-        <w:t>поиск работает по title и description;</w:t>
-      </w:r>
-    </w:p>
-    <w:p>
-      <w:pPr>
-        <w:pStyle w:val="ListBullet"/>
-        <w:spacing w:after="20" w:line="269" w:lineRule="auto"/>
-      </w:pPr>
-      <w:r>
-        <w:t>поиск на сервере выполняется без учёта регистра;</w:t>
-      </w:r>
-    </w:p>
-    <w:p>
-      <w:pPr>
-        <w:pStyle w:val="ListBullet"/>
-        <w:spacing w:after="20" w:line="269" w:lineRule="auto"/>
-      </w:pPr>
-      <w:r>
-        <w:t>серверный ответ GET /tasks сортируется по created_at DESC;</w:t>
-      </w:r>
-    </w:p>
-    <w:p>
-      <w:pPr>
-        <w:pStyle w:val="ListBullet"/>
-        <w:spacing w:after="20" w:line="269" w:lineRule="auto"/>
-      </w:pPr>
-      <w:r>
-        <w:t>дополнительная сортировка в UI выполняется на клиенте;</w:t>
-      </w:r>
-    </w:p>
-    <w:p>
-      <w:pPr>
-        <w:pStyle w:val="ListBullet"/>
-        <w:spacing w:after="20" w:line="269" w:lineRule="auto"/>
-      </w:pPr>
-      <w:r>
-        <w:t>редактирование полей задачи выполняется через PATCH /tasks/&lt;id&gt;;</w:t>
-      </w:r>
-    </w:p>
-    <w:p>
-      <w:pPr>
-        <w:pStyle w:val="ListBullet"/>
-        <w:spacing w:after="20" w:line="269" w:lineRule="auto"/>
-      </w:pPr>
-      <w:r>
-        <w:t>изменение статуса выполняется только через PATCH /tasks/&lt;id&gt;/status;</w:t>
-      </w:r>
-    </w:p>
-    <w:p>
-      <w:pPr>
-        <w:pStyle w:val="ListBullet"/>
-        <w:spacing w:after="20" w:line="269" w:lineRule="auto"/>
-      </w:pPr>
-      <w:r>
-        <w:t>поля id, user_id, created_at и status не должны управляться клиентом через create/update;</w:t>
-      </w:r>
-    </w:p>
-    <w:p>
-      <w:pPr>
-        <w:pStyle w:val="ListBullet"/>
-        <w:spacing w:after="20" w:line="269" w:lineRule="auto"/>
-      </w:pPr>
-      <w:r>
-        <w:t>лишние поля не должны позволять изменить защищённые серверные значения;</w:t>
-      </w:r>
-    </w:p>
-    <w:p>
-      <w:pPr>
-        <w:pStyle w:val="ListBullet"/>
-        <w:spacing w:after="20" w:line="269" w:lineRule="auto"/>
-      </w:pPr>
-      <w:r>
-        <w:t>пароли не хранятся в открытом виде.</w:t>
-      </w:r>
-    </w:p>
-    <w:p>
-      <w:pPr>
-        <w:pStyle w:val="Heading1"/>
-      </w:pPr>
-      <w:r>
-        <w:t>11. API v2</w:t>
-      </w:r>
-    </w:p>
-    <w:tbl>
-      <w:tblPr>
-        <w:tblStyle w:val="TableGrid"/>
-        <w:tblW w:type="auto" w:w="0"/>
-        <w:jc w:val="center"/>
-        <w:tblLayout w:type="fixed"/>
-        <w:tblLook w:firstColumn="1" w:firstRow="1" w:lastColumn="0" w:lastRow="0" w:noHBand="0" w:noVBand="1" w:val="04A0"/>
-      </w:tblPr>
-      <w:tblGrid>
-        <w:gridCol w:w="1304"/>
-        <w:gridCol w:w="2665"/>
-        <w:gridCol w:w="1134"/>
-        <w:gridCol w:w="3685"/>
-      </w:tblGrid>
-      <w:tr>
-        <w:trPr/>
-        <w:tc>
-          <w:tcPr>
-            <w:tcW w:type="dxa" w:w="2465"/>
-            <w:vAlign w:val="center"/>
-            <w:tcBorders>
-              <w:left w:val="single" w:sz="4" w:color="D9E2F2"/>
-              <w:top w:val="single" w:sz="4" w:color="D9E2F2"/>
-              <w:right w:val="single" w:sz="4" w:color="D9E2F2"/>
-              <w:bottom w:val="single" w:sz="4" w:color="D9E2F2"/>
-            </w:tcBorders>
-            <w:shd w:fill="DCE6F1"/>
-          </w:tcPr>
-          <w:p>
-            <w:pPr>
-              <w:spacing w:before="40" w:after="40" w:line="252" w:lineRule="auto"/>
-            </w:pPr>
-            <w:r>
-              <w:rPr>
-                <w:rFonts w:ascii="Calibri" w:hAnsi="Calibri" w:eastAsia="Calibri"/>
-                <w:b/>
-                <w:color w:val="213756"/>
-                <w:sz w:val="19"/>
-              </w:rPr>
-              <w:t>Метод</w:t>
-            </w:r>
-          </w:p>
-        </w:tc>
-        <w:tc>
-          <w:tcPr>
-            <w:tcW w:type="dxa" w:w="2465"/>
-            <w:vAlign w:val="center"/>
-            <w:tcBorders>
-              <w:left w:val="single" w:sz="4" w:color="D9E2F2"/>
-              <w:top w:val="single" w:sz="4" w:color="D9E2F2"/>
-              <w:right w:val="single" w:sz="4" w:color="D9E2F2"/>
-              <w:bottom w:val="single" w:sz="4" w:color="D9E2F2"/>
-            </w:tcBorders>
-            <w:shd w:fill="DCE6F1"/>
-          </w:tcPr>
-          <w:p>
-            <w:pPr>
-              <w:spacing w:before="40" w:after="40" w:line="252" w:lineRule="auto"/>
-            </w:pPr>
-            <w:r>
-              <w:rPr>
-                <w:rFonts w:ascii="Calibri" w:hAnsi="Calibri" w:eastAsia="Calibri"/>
-                <w:b/>
-                <w:color w:val="213756"/>
-                <w:sz w:val="19"/>
-              </w:rPr>
-              <w:t>Endpoint</w:t>
-            </w:r>
-          </w:p>
-        </w:tc>
-        <w:tc>
-          <w:tcPr>
-            <w:tcW w:type="dxa" w:w="2465"/>
-            <w:vAlign w:val="center"/>
-            <w:tcBorders>
-              <w:left w:val="single" w:sz="4" w:color="D9E2F2"/>
-              <w:top w:val="single" w:sz="4" w:color="D9E2F2"/>
-              <w:right w:val="single" w:sz="4" w:color="D9E2F2"/>
-              <w:bottom w:val="single" w:sz="4" w:color="D9E2F2"/>
-            </w:tcBorders>
-            <w:shd w:fill="DCE6F1"/>
-          </w:tcPr>
-          <w:p>
-            <w:pPr>
-              <w:spacing w:before="40" w:after="40" w:line="252" w:lineRule="auto"/>
-            </w:pPr>
-            <w:r>
-              <w:rPr>
-                <w:rFonts w:ascii="Calibri" w:hAnsi="Calibri" w:eastAsia="Calibri"/>
-                <w:b/>
-                <w:color w:val="213756"/>
-                <w:sz w:val="19"/>
-              </w:rPr>
-              <w:t>Auth</w:t>
-            </w:r>
-          </w:p>
-        </w:tc>
-        <w:tc>
-          <w:tcPr>
-            <w:tcW w:type="dxa" w:w="2465"/>
-            <w:vAlign w:val="center"/>
-            <w:tcBorders>
-              <w:left w:val="single" w:sz="4" w:color="D9E2F2"/>
-              <w:top w:val="single" w:sz="4" w:color="D9E2F2"/>
-              <w:right w:val="single" w:sz="4" w:color="D9E2F2"/>
-              <w:bottom w:val="single" w:sz="4" w:color="D9E2F2"/>
-            </w:tcBorders>
-            <w:shd w:fill="DCE6F1"/>
-          </w:tcPr>
-          <w:p>
-            <w:pPr>
-              <w:spacing w:before="40" w:after="40" w:line="252" w:lineRule="auto"/>
-            </w:pPr>
-            <w:r>
-              <w:rPr>
-                <w:rFonts w:ascii="Calibri" w:hAnsi="Calibri" w:eastAsia="Calibri"/>
-                <w:b/>
-                <w:color w:val="213756"/>
-                <w:sz w:val="19"/>
-              </w:rPr>
-              <w:t>Назначение</w:t>
-            </w:r>
-          </w:p>
-        </w:tc>
-      </w:tr>
-      <w:tr>
-        <w:trPr/>
-        <w:tc>
-          <w:tcPr>
-            <w:tcW w:type="dxa" w:w="1304"/>
-            <w:vAlign w:val="center"/>
-            <w:tcBorders>
-              <w:left w:val="single" w:sz="4" w:color="D9E2F2"/>
-              <w:top w:val="single" w:sz="4" w:color="D9E2F2"/>
-              <w:right w:val="single" w:sz="4" w:color="D9E2F2"/>
-              <w:bottom w:val="single" w:sz="4" w:color="D9E2F2"/>
-            </w:tcBorders>
-          </w:tcPr>
-          <w:p>
-            <w:pPr>
-              <w:spacing w:before="40" w:after="40" w:line="252" w:lineRule="auto"/>
-            </w:pPr>
-            <w:r>
-              <w:rPr>
-                <w:rFonts w:ascii="Calibri" w:hAnsi="Calibri" w:eastAsia="Calibri"/>
-                <w:sz w:val="19"/>
-              </w:rPr>
-              <w:t>POST</w:t>
-            </w:r>
-          </w:p>
-        </w:tc>
-        <w:tc>
-          <w:tcPr>
-            <w:tcW w:type="dxa" w:w="2665"/>
-            <w:vAlign w:val="center"/>
-            <w:tcBorders>
-              <w:left w:val="single" w:sz="4" w:color="D9E2F2"/>
-              <w:top w:val="single" w:sz="4" w:color="D9E2F2"/>
-              <w:right w:val="single" w:sz="4" w:color="D9E2F2"/>
-              <w:bottom w:val="single" w:sz="4" w:color="D9E2F2"/>
-            </w:tcBorders>
-          </w:tcPr>
-          <w:p>
-            <w:pPr>
-              <w:spacing w:before="40" w:after="40" w:line="252" w:lineRule="auto"/>
-            </w:pPr>
-            <w:r>
-              <w:rPr>
-                <w:rFonts w:ascii="Calibri" w:hAnsi="Calibri" w:eastAsia="Calibri"/>
-                <w:sz w:val="19"/>
-              </w:rPr>
-              <w:t>/register</w:t>
-            </w:r>
-          </w:p>
-        </w:tc>
-        <w:tc>
-          <w:tcPr>
-            <w:tcW w:type="dxa" w:w="1134"/>
-            <w:vAlign w:val="center"/>
-            <w:tcBorders>
-              <w:left w:val="single" w:sz="4" w:color="D9E2F2"/>
-              <w:top w:val="single" w:sz="4" w:color="D9E2F2"/>
-              <w:right w:val="single" w:sz="4" w:color="D9E2F2"/>
-              <w:bottom w:val="single" w:sz="4" w:color="D9E2F2"/>
-            </w:tcBorders>
-          </w:tcPr>
-          <w:p>
-            <w:pPr>
-              <w:spacing w:before="40" w:after="40" w:line="252" w:lineRule="auto"/>
-            </w:pPr>
-            <w:r>
-              <w:rPr>
-                <w:rFonts w:ascii="Calibri" w:hAnsi="Calibri" w:eastAsia="Calibri"/>
-                <w:sz w:val="19"/>
-              </w:rPr>
-              <w:t>нет</w:t>
-            </w:r>
-          </w:p>
-        </w:tc>
-        <w:tc>
-          <w:tcPr>
-            <w:tcW w:type="dxa" w:w="3685"/>
-            <w:vAlign w:val="center"/>
-            <w:tcBorders>
-              <w:left w:val="single" w:sz="4" w:color="D9E2F2"/>
-              <w:top w:val="single" w:sz="4" w:color="D9E2F2"/>
-              <w:right w:val="single" w:sz="4" w:color="D9E2F2"/>
-              <w:bottom w:val="single" w:sz="4" w:color="D9E2F2"/>
-            </w:tcBorders>
-          </w:tcPr>
-          <w:p>
-            <w:pPr>
-              <w:spacing w:before="40" w:after="40" w:line="252" w:lineRule="auto"/>
-            </w:pPr>
-            <w:r>
-              <w:rPr>
-                <w:rFonts w:ascii="Calibri" w:hAnsi="Calibri" w:eastAsia="Calibri"/>
-                <w:sz w:val="19"/>
-              </w:rPr>
-              <w:t>Регистрация нового пользователя</w:t>
-            </w:r>
-          </w:p>
-        </w:tc>
-      </w:tr>
-      <w:tr>
-        <w:trPr/>
-        <w:tc>
-          <w:tcPr>
-            <w:tcW w:type="dxa" w:w="1304"/>
-            <w:vAlign w:val="center"/>
-            <w:tcBorders>
-              <w:left w:val="single" w:sz="4" w:color="D9E2F2"/>
-              <w:top w:val="single" w:sz="4" w:color="D9E2F2"/>
-              <w:right w:val="single" w:sz="4" w:color="D9E2F2"/>
-              <w:bottom w:val="single" w:sz="4" w:color="D9E2F2"/>
-            </w:tcBorders>
-          </w:tcPr>
-          <w:p>
-            <w:pPr>
-              <w:spacing w:before="40" w:after="40" w:line="252" w:lineRule="auto"/>
-            </w:pPr>
-            <w:r>
-              <w:rPr>
-                <w:rFonts w:ascii="Calibri" w:hAnsi="Calibri" w:eastAsia="Calibri"/>
-                <w:sz w:val="19"/>
-              </w:rPr>
-              <w:t>POST</w:t>
-            </w:r>
-          </w:p>
-        </w:tc>
-        <w:tc>
-          <w:tcPr>
-            <w:tcW w:type="dxa" w:w="2665"/>
-            <w:vAlign w:val="center"/>
-            <w:tcBorders>
-              <w:left w:val="single" w:sz="4" w:color="D9E2F2"/>
-              <w:top w:val="single" w:sz="4" w:color="D9E2F2"/>
-              <w:right w:val="single" w:sz="4" w:color="D9E2F2"/>
-              <w:bottom w:val="single" w:sz="4" w:color="D9E2F2"/>
-            </w:tcBorders>
-          </w:tcPr>
-          <w:p>
-            <w:pPr>
-              <w:spacing w:before="40" w:after="40" w:line="252" w:lineRule="auto"/>
-            </w:pPr>
-            <w:r>
-              <w:rPr>
-                <w:rFonts w:ascii="Calibri" w:hAnsi="Calibri" w:eastAsia="Calibri"/>
-                <w:sz w:val="19"/>
-              </w:rPr>
-              <w:t>/login</w:t>
-            </w:r>
-          </w:p>
-        </w:tc>
-        <w:tc>
-          <w:tcPr>
-            <w:tcW w:type="dxa" w:w="1134"/>
-            <w:vAlign w:val="center"/>
-            <w:tcBorders>
-              <w:left w:val="single" w:sz="4" w:color="D9E2F2"/>
-              <w:top w:val="single" w:sz="4" w:color="D9E2F2"/>
-              <w:right w:val="single" w:sz="4" w:color="D9E2F2"/>
-              <w:bottom w:val="single" w:sz="4" w:color="D9E2F2"/>
-            </w:tcBorders>
-          </w:tcPr>
-          <w:p>
-            <w:pPr>
-              <w:spacing w:before="40" w:after="40" w:line="252" w:lineRule="auto"/>
-            </w:pPr>
-            <w:r>
-              <w:rPr>
-                <w:rFonts w:ascii="Calibri" w:hAnsi="Calibri" w:eastAsia="Calibri"/>
-                <w:sz w:val="19"/>
-              </w:rPr>
-              <w:t>нет</w:t>
-            </w:r>
-          </w:p>
-        </w:tc>
-        <w:tc>
-          <w:tcPr>
-            <w:tcW w:type="dxa" w:w="3685"/>
-            <w:vAlign w:val="center"/>
-            <w:tcBorders>
-              <w:left w:val="single" w:sz="4" w:color="D9E2F2"/>
-              <w:top w:val="single" w:sz="4" w:color="D9E2F2"/>
-              <w:right w:val="single" w:sz="4" w:color="D9E2F2"/>
-              <w:bottom w:val="single" w:sz="4" w:color="D9E2F2"/>
-            </w:tcBorders>
-          </w:tcPr>
-          <w:p>
-            <w:pPr>
-              <w:spacing w:before="40" w:after="40" w:line="252" w:lineRule="auto"/>
-            </w:pPr>
-            <w:r>
-              <w:rPr>
-                <w:rFonts w:ascii="Calibri" w:hAnsi="Calibri" w:eastAsia="Calibri"/>
-                <w:sz w:val="19"/>
-              </w:rPr>
-              <w:t>Логин и выдача access token</w:t>
-            </w:r>
-          </w:p>
-        </w:tc>
-      </w:tr>
-      <w:tr>
-        <w:trPr/>
-        <w:tc>
-          <w:tcPr>
-            <w:tcW w:type="dxa" w:w="1304"/>
-            <w:vAlign w:val="center"/>
-            <w:tcBorders>
-              <w:left w:val="single" w:sz="4" w:color="D9E2F2"/>
-              <w:top w:val="single" w:sz="4" w:color="D9E2F2"/>
-              <w:right w:val="single" w:sz="4" w:color="D9E2F2"/>
-              <w:bottom w:val="single" w:sz="4" w:color="D9E2F2"/>
-            </w:tcBorders>
-          </w:tcPr>
-          <w:p>
-            <w:pPr>
-              <w:spacing w:before="40" w:after="40" w:line="252" w:lineRule="auto"/>
-            </w:pPr>
-            <w:r>
-              <w:rPr>
-                <w:rFonts w:ascii="Calibri" w:hAnsi="Calibri" w:eastAsia="Calibri"/>
-                <w:sz w:val="19"/>
-              </w:rPr>
-              <w:t>GET</w:t>
-            </w:r>
-          </w:p>
-        </w:tc>
-        <w:tc>
-          <w:tcPr>
-            <w:tcW w:type="dxa" w:w="2665"/>
-            <w:vAlign w:val="center"/>
-            <w:tcBorders>
-              <w:left w:val="single" w:sz="4" w:color="D9E2F2"/>
-              <w:top w:val="single" w:sz="4" w:color="D9E2F2"/>
-              <w:right w:val="single" w:sz="4" w:color="D9E2F2"/>
-              <w:bottom w:val="single" w:sz="4" w:color="D9E2F2"/>
-            </w:tcBorders>
-          </w:tcPr>
-          <w:p>
-            <w:pPr>
-              <w:spacing w:before="40" w:after="40" w:line="252" w:lineRule="auto"/>
-            </w:pPr>
-            <w:r>
-              <w:rPr>
-                <w:rFonts w:ascii="Calibri" w:hAnsi="Calibri" w:eastAsia="Calibri"/>
-                <w:sz w:val="19"/>
-              </w:rPr>
-              <w:t>/tasks</w:t>
-            </w:r>
-          </w:p>
-        </w:tc>
-        <w:tc>
-          <w:tcPr>
-            <w:tcW w:type="dxa" w:w="1134"/>
-            <w:vAlign w:val="center"/>
-            <w:tcBorders>
-              <w:left w:val="single" w:sz="4" w:color="D9E2F2"/>
-              <w:top w:val="single" w:sz="4" w:color="D9E2F2"/>
-              <w:right w:val="single" w:sz="4" w:color="D9E2F2"/>
-              <w:bottom w:val="single" w:sz="4" w:color="D9E2F2"/>
-            </w:tcBorders>
-          </w:tcPr>
-          <w:p>
-            <w:pPr>
-              <w:spacing w:before="40" w:after="40" w:line="252" w:lineRule="auto"/>
-            </w:pPr>
-            <w:r>
-              <w:rPr>
-                <w:rFonts w:ascii="Calibri" w:hAnsi="Calibri" w:eastAsia="Calibri"/>
-                <w:sz w:val="19"/>
-              </w:rPr>
-              <w:t>да</w:t>
-            </w:r>
-          </w:p>
-        </w:tc>
-        <w:tc>
-          <w:tcPr>
-            <w:tcW w:type="dxa" w:w="3685"/>
-            <w:vAlign w:val="center"/>
-            <w:tcBorders>
-              <w:left w:val="single" w:sz="4" w:color="D9E2F2"/>
-              <w:top w:val="single" w:sz="4" w:color="D9E2F2"/>
-              <w:right w:val="single" w:sz="4" w:color="D9E2F2"/>
-              <w:bottom w:val="single" w:sz="4" w:color="D9E2F2"/>
-            </w:tcBorders>
-          </w:tcPr>
-          <w:p>
-            <w:pPr>
-              <w:spacing w:before="40" w:after="40" w:line="252" w:lineRule="auto"/>
-            </w:pPr>
-            <w:r>
-              <w:rPr>
-                <w:rFonts w:ascii="Calibri" w:hAnsi="Calibri" w:eastAsia="Calibri"/>
-                <w:sz w:val="19"/>
-              </w:rPr>
-              <w:t>Список задач пользователя, фильтр и поиск</w:t>
-            </w:r>
-          </w:p>
-        </w:tc>
-      </w:tr>
-      <w:tr>
-        <w:trPr/>
-        <w:tc>
-          <w:tcPr>
-            <w:tcW w:type="dxa" w:w="1304"/>
-            <w:vAlign w:val="center"/>
-            <w:tcBorders>
-              <w:left w:val="single" w:sz="4" w:color="D9E2F2"/>
-              <w:top w:val="single" w:sz="4" w:color="D9E2F2"/>
-              <w:right w:val="single" w:sz="4" w:color="D9E2F2"/>
-              <w:bottom w:val="single" w:sz="4" w:color="D9E2F2"/>
-            </w:tcBorders>
-          </w:tcPr>
-          <w:p>
-            <w:pPr>
-              <w:spacing w:before="40" w:after="40" w:line="252" w:lineRule="auto"/>
-            </w:pPr>
-            <w:r>
-              <w:rPr>
-                <w:rFonts w:ascii="Calibri" w:hAnsi="Calibri" w:eastAsia="Calibri"/>
-                <w:sz w:val="19"/>
-              </w:rPr>
-              <w:t>GET</w:t>
-            </w:r>
-          </w:p>
-        </w:tc>
-        <w:tc>
-          <w:tcPr>
-            <w:tcW w:type="dxa" w:w="2665"/>
-            <w:vAlign w:val="center"/>
-            <w:tcBorders>
-              <w:left w:val="single" w:sz="4" w:color="D9E2F2"/>
-              <w:top w:val="single" w:sz="4" w:color="D9E2F2"/>
-              <w:right w:val="single" w:sz="4" w:color="D9E2F2"/>
-              <w:bottom w:val="single" w:sz="4" w:color="D9E2F2"/>
-            </w:tcBorders>
-          </w:tcPr>
-          <w:p>
-            <w:pPr>
-              <w:spacing w:before="40" w:after="40" w:line="252" w:lineRule="auto"/>
-            </w:pPr>
-            <w:r>
-              <w:rPr>
-                <w:rFonts w:ascii="Calibri" w:hAnsi="Calibri" w:eastAsia="Calibri"/>
-                <w:sz w:val="19"/>
-              </w:rPr>
-              <w:t>/tasks/&lt;id&gt;</w:t>
-            </w:r>
-          </w:p>
-        </w:tc>
-        <w:tc>
-          <w:tcPr>
-            <w:tcW w:type="dxa" w:w="1134"/>
-            <w:vAlign w:val="center"/>
-            <w:tcBorders>
-              <w:left w:val="single" w:sz="4" w:color="D9E2F2"/>
-              <w:top w:val="single" w:sz="4" w:color="D9E2F2"/>
-              <w:right w:val="single" w:sz="4" w:color="D9E2F2"/>
-              <w:bottom w:val="single" w:sz="4" w:color="D9E2F2"/>
-            </w:tcBorders>
-          </w:tcPr>
-          <w:p>
-            <w:pPr>
-              <w:spacing w:before="40" w:after="40" w:line="252" w:lineRule="auto"/>
-            </w:pPr>
-            <w:r>
-              <w:rPr>
-                <w:rFonts w:ascii="Calibri" w:hAnsi="Calibri" w:eastAsia="Calibri"/>
-                <w:sz w:val="19"/>
-              </w:rPr>
-              <w:t>да</w:t>
-            </w:r>
-          </w:p>
-        </w:tc>
-        <w:tc>
-          <w:tcPr>
-            <w:tcW w:type="dxa" w:w="3685"/>
-            <w:vAlign w:val="center"/>
-            <w:tcBorders>
-              <w:left w:val="single" w:sz="4" w:color="D9E2F2"/>
-              <w:top w:val="single" w:sz="4" w:color="D9E2F2"/>
-              <w:right w:val="single" w:sz="4" w:color="D9E2F2"/>
-              <w:bottom w:val="single" w:sz="4" w:color="D9E2F2"/>
-            </w:tcBorders>
-          </w:tcPr>
-          <w:p>
-            <w:pPr>
-              <w:spacing w:before="40" w:after="40" w:line="252" w:lineRule="auto"/>
-            </w:pPr>
-            <w:r>
-              <w:rPr>
-                <w:rFonts w:ascii="Calibri" w:hAnsi="Calibri" w:eastAsia="Calibri"/>
-                <w:sz w:val="19"/>
-              </w:rPr>
-              <w:t>Получение одной задачи по id</w:t>
-            </w:r>
-          </w:p>
-        </w:tc>
-      </w:tr>
-      <w:tr>
-        <w:trPr/>
-        <w:tc>
-          <w:tcPr>
-            <w:tcW w:type="dxa" w:w="1304"/>
-            <w:vAlign w:val="center"/>
-            <w:tcBorders>
-              <w:left w:val="single" w:sz="4" w:color="D9E2F2"/>
-              <w:top w:val="single" w:sz="4" w:color="D9E2F2"/>
-              <w:right w:val="single" w:sz="4" w:color="D9E2F2"/>
-              <w:bottom w:val="single" w:sz="4" w:color="D9E2F2"/>
-            </w:tcBorders>
-          </w:tcPr>
-          <w:p>
-            <w:pPr>
-              <w:spacing w:before="40" w:after="40" w:line="252" w:lineRule="auto"/>
-            </w:pPr>
-            <w:r>
-              <w:rPr>
-                <w:rFonts w:ascii="Calibri" w:hAnsi="Calibri" w:eastAsia="Calibri"/>
-                <w:sz w:val="19"/>
-              </w:rPr>
-              <w:t>POST</w:t>
-            </w:r>
-          </w:p>
-        </w:tc>
-        <w:tc>
-          <w:tcPr>
-            <w:tcW w:type="dxa" w:w="2665"/>
-            <w:vAlign w:val="center"/>
-            <w:tcBorders>
-              <w:left w:val="single" w:sz="4" w:color="D9E2F2"/>
-              <w:top w:val="single" w:sz="4" w:color="D9E2F2"/>
-              <w:right w:val="single" w:sz="4" w:color="D9E2F2"/>
-              <w:bottom w:val="single" w:sz="4" w:color="D9E2F2"/>
-            </w:tcBorders>
-          </w:tcPr>
-          <w:p>
-            <w:pPr>
-              <w:spacing w:before="40" w:after="40" w:line="252" w:lineRule="auto"/>
-            </w:pPr>
-            <w:r>
-              <w:rPr>
-                <w:rFonts w:ascii="Calibri" w:hAnsi="Calibri" w:eastAsia="Calibri"/>
-                <w:sz w:val="19"/>
-              </w:rPr>
-              <w:t>/tasks</w:t>
-            </w:r>
-          </w:p>
-        </w:tc>
-        <w:tc>
-          <w:tcPr>
-            <w:tcW w:type="dxa" w:w="1134"/>
-            <w:vAlign w:val="center"/>
-            <w:tcBorders>
-              <w:left w:val="single" w:sz="4" w:color="D9E2F2"/>
-              <w:top w:val="single" w:sz="4" w:color="D9E2F2"/>
-              <w:right w:val="single" w:sz="4" w:color="D9E2F2"/>
-              <w:bottom w:val="single" w:sz="4" w:color="D9E2F2"/>
-            </w:tcBorders>
-          </w:tcPr>
-          <w:p>
-            <w:pPr>
-              <w:spacing w:before="40" w:after="40" w:line="252" w:lineRule="auto"/>
-            </w:pPr>
-            <w:r>
-              <w:rPr>
-                <w:rFonts w:ascii="Calibri" w:hAnsi="Calibri" w:eastAsia="Calibri"/>
-                <w:sz w:val="19"/>
-              </w:rPr>
-              <w:t>да</w:t>
-            </w:r>
-          </w:p>
-        </w:tc>
-        <w:tc>
-          <w:tcPr>
-            <w:tcW w:type="dxa" w:w="3685"/>
-            <w:vAlign w:val="center"/>
-            <w:tcBorders>
-              <w:left w:val="single" w:sz="4" w:color="D9E2F2"/>
-              <w:top w:val="single" w:sz="4" w:color="D9E2F2"/>
-              <w:right w:val="single" w:sz="4" w:color="D9E2F2"/>
-              <w:bottom w:val="single" w:sz="4" w:color="D9E2F2"/>
-            </w:tcBorders>
-          </w:tcPr>
-          <w:p>
-            <w:pPr>
-              <w:spacing w:before="40" w:after="40" w:line="252" w:lineRule="auto"/>
-            </w:pPr>
-            <w:r>
-              <w:rPr>
-                <w:rFonts w:ascii="Calibri" w:hAnsi="Calibri" w:eastAsia="Calibri"/>
-                <w:sz w:val="19"/>
-              </w:rPr>
-              <w:t>Создание задачи</w:t>
-            </w:r>
-          </w:p>
-        </w:tc>
-      </w:tr>
-      <w:tr>
-        <w:trPr/>
-        <w:tc>
-          <w:tcPr>
-            <w:tcW w:type="dxa" w:w="1304"/>
-            <w:vAlign w:val="center"/>
-            <w:tcBorders>
-              <w:left w:val="single" w:sz="4" w:color="D9E2F2"/>
-              <w:top w:val="single" w:sz="4" w:color="D9E2F2"/>
-              <w:right w:val="single" w:sz="4" w:color="D9E2F2"/>
-              <w:bottom w:val="single" w:sz="4" w:color="D9E2F2"/>
-            </w:tcBorders>
-          </w:tcPr>
-          <w:p>
-            <w:pPr>
-              <w:spacing w:before="40" w:after="40" w:line="252" w:lineRule="auto"/>
-            </w:pPr>
-            <w:r>
-              <w:rPr>
-                <w:rFonts w:ascii="Calibri" w:hAnsi="Calibri" w:eastAsia="Calibri"/>
-                <w:sz w:val="19"/>
-              </w:rPr>
-              <w:t>PATCH</w:t>
-            </w:r>
-          </w:p>
-        </w:tc>
-        <w:tc>
-          <w:tcPr>
-            <w:tcW w:type="dxa" w:w="2665"/>
-            <w:vAlign w:val="center"/>
-            <w:tcBorders>
-              <w:left w:val="single" w:sz="4" w:color="D9E2F2"/>
-              <w:top w:val="single" w:sz="4" w:color="D9E2F2"/>
-              <w:right w:val="single" w:sz="4" w:color="D9E2F2"/>
-              <w:bottom w:val="single" w:sz="4" w:color="D9E2F2"/>
-            </w:tcBorders>
-          </w:tcPr>
-          <w:p>
-            <w:pPr>
-              <w:spacing w:before="40" w:after="40" w:line="252" w:lineRule="auto"/>
-            </w:pPr>
-            <w:r>
-              <w:rPr>
-                <w:rFonts w:ascii="Calibri" w:hAnsi="Calibri" w:eastAsia="Calibri"/>
-                <w:sz w:val="19"/>
-              </w:rPr>
-              <w:t>/tasks/&lt;id&gt;</w:t>
-            </w:r>
-          </w:p>
-        </w:tc>
-        <w:tc>
-          <w:tcPr>
-            <w:tcW w:type="dxa" w:w="1134"/>
-            <w:vAlign w:val="center"/>
-            <w:tcBorders>
-              <w:left w:val="single" w:sz="4" w:color="D9E2F2"/>
-              <w:top w:val="single" w:sz="4" w:color="D9E2F2"/>
-              <w:right w:val="single" w:sz="4" w:color="D9E2F2"/>
-              <w:bottom w:val="single" w:sz="4" w:color="D9E2F2"/>
-            </w:tcBorders>
-          </w:tcPr>
-          <w:p>
-            <w:pPr>
-              <w:spacing w:before="40" w:after="40" w:line="252" w:lineRule="auto"/>
-            </w:pPr>
-            <w:r>
-              <w:rPr>
-                <w:rFonts w:ascii="Calibri" w:hAnsi="Calibri" w:eastAsia="Calibri"/>
-                <w:sz w:val="19"/>
-              </w:rPr>
-              <w:t>да</w:t>
-            </w:r>
-          </w:p>
-        </w:tc>
-        <w:tc>
-          <w:tcPr>
-            <w:tcW w:type="dxa" w:w="3685"/>
-            <w:vAlign w:val="center"/>
-            <w:tcBorders>
-              <w:left w:val="single" w:sz="4" w:color="D9E2F2"/>
-              <w:top w:val="single" w:sz="4" w:color="D9E2F2"/>
-              <w:right w:val="single" w:sz="4" w:color="D9E2F2"/>
-              <w:bottom w:val="single" w:sz="4" w:color="D9E2F2"/>
-            </w:tcBorders>
-          </w:tcPr>
-          <w:p>
-            <w:pPr>
-              <w:spacing w:before="40" w:after="40" w:line="252" w:lineRule="auto"/>
-            </w:pPr>
-            <w:r>
-              <w:rPr>
-                <w:rFonts w:ascii="Calibri" w:hAnsi="Calibri" w:eastAsia="Calibri"/>
-                <w:sz w:val="19"/>
-              </w:rPr>
-              <w:t>Редактирование title / description / priority / deadline</w:t>
-            </w:r>
-          </w:p>
-        </w:tc>
-      </w:tr>
-      <w:tr>
-        <w:trPr/>
-        <w:tc>
-          <w:tcPr>
-            <w:tcW w:type="dxa" w:w="1304"/>
-            <w:vAlign w:val="center"/>
-            <w:tcBorders>
-              <w:left w:val="single" w:sz="4" w:color="D9E2F2"/>
-              <w:top w:val="single" w:sz="4" w:color="D9E2F2"/>
-              <w:right w:val="single" w:sz="4" w:color="D9E2F2"/>
-              <w:bottom w:val="single" w:sz="4" w:color="D9E2F2"/>
-            </w:tcBorders>
-          </w:tcPr>
-          <w:p>
-            <w:pPr>
-              <w:spacing w:before="40" w:after="40" w:line="252" w:lineRule="auto"/>
-            </w:pPr>
-            <w:r>
-              <w:rPr>
-                <w:rFonts w:ascii="Calibri" w:hAnsi="Calibri" w:eastAsia="Calibri"/>
-                <w:sz w:val="19"/>
-              </w:rPr>
-              <w:t>PATCH</w:t>
-            </w:r>
-          </w:p>
-        </w:tc>
-        <w:tc>
-          <w:tcPr>
-            <w:tcW w:type="dxa" w:w="2665"/>
-            <w:vAlign w:val="center"/>
-            <w:tcBorders>
-              <w:left w:val="single" w:sz="4" w:color="D9E2F2"/>
-              <w:top w:val="single" w:sz="4" w:color="D9E2F2"/>
-              <w:right w:val="single" w:sz="4" w:color="D9E2F2"/>
-              <w:bottom w:val="single" w:sz="4" w:color="D9E2F2"/>
-            </w:tcBorders>
-          </w:tcPr>
-          <w:p>
-            <w:pPr>
-              <w:spacing w:before="40" w:after="40" w:line="252" w:lineRule="auto"/>
-            </w:pPr>
-            <w:r>
-              <w:rPr>
-                <w:rFonts w:ascii="Calibri" w:hAnsi="Calibri" w:eastAsia="Calibri"/>
-                <w:sz w:val="19"/>
-              </w:rPr>
-              <w:t>/tasks/&lt;id&gt;/status</w:t>
-            </w:r>
-          </w:p>
-        </w:tc>
-        <w:tc>
-          <w:tcPr>
-            <w:tcW w:type="dxa" w:w="1134"/>
-            <w:vAlign w:val="center"/>
-            <w:tcBorders>
-              <w:left w:val="single" w:sz="4" w:color="D9E2F2"/>
-              <w:top w:val="single" w:sz="4" w:color="D9E2F2"/>
-              <w:right w:val="single" w:sz="4" w:color="D9E2F2"/>
-              <w:bottom w:val="single" w:sz="4" w:color="D9E2F2"/>
-            </w:tcBorders>
-          </w:tcPr>
-          <w:p>
-            <w:pPr>
-              <w:spacing w:before="40" w:after="40" w:line="252" w:lineRule="auto"/>
-            </w:pPr>
-            <w:r>
-              <w:rPr>
-                <w:rFonts w:ascii="Calibri" w:hAnsi="Calibri" w:eastAsia="Calibri"/>
-                <w:sz w:val="19"/>
-              </w:rPr>
-              <w:t>да</w:t>
-            </w:r>
-          </w:p>
-        </w:tc>
-        <w:tc>
-          <w:tcPr>
-            <w:tcW w:type="dxa" w:w="3685"/>
-            <w:vAlign w:val="center"/>
-            <w:tcBorders>
-              <w:left w:val="single" w:sz="4" w:color="D9E2F2"/>
-              <w:top w:val="single" w:sz="4" w:color="D9E2F2"/>
-              <w:right w:val="single" w:sz="4" w:color="D9E2F2"/>
-              <w:bottom w:val="single" w:sz="4" w:color="D9E2F2"/>
-            </w:tcBorders>
-          </w:tcPr>
-          <w:p>
-            <w:pPr>
-              <w:spacing w:before="40" w:after="40" w:line="252" w:lineRule="auto"/>
-            </w:pPr>
-            <w:r>
-              <w:rPr>
-                <w:rFonts w:ascii="Calibri" w:hAnsi="Calibri" w:eastAsia="Calibri"/>
-                <w:sz w:val="19"/>
-              </w:rPr>
-              <w:t>Изменение только статуса задачи</w:t>
-            </w:r>
-          </w:p>
-        </w:tc>
-      </w:tr>
-      <w:tr>
-        <w:trPr/>
-        <w:tc>
-          <w:tcPr>
-            <w:tcW w:type="dxa" w:w="1304"/>
-            <w:vAlign w:val="center"/>
-            <w:tcBorders>
-              <w:left w:val="single" w:sz="4" w:color="D9E2F2"/>
-              <w:top w:val="single" w:sz="4" w:color="D9E2F2"/>
-              <w:right w:val="single" w:sz="4" w:color="D9E2F2"/>
-              <w:bottom w:val="single" w:sz="4" w:color="D9E2F2"/>
-            </w:tcBorders>
-          </w:tcPr>
-          <w:p>
-            <w:pPr>
-              <w:spacing w:before="40" w:after="40" w:line="252" w:lineRule="auto"/>
-            </w:pPr>
-            <w:r>
-              <w:rPr>
-                <w:rFonts w:ascii="Calibri" w:hAnsi="Calibri" w:eastAsia="Calibri"/>
-                <w:sz w:val="19"/>
-              </w:rPr>
-              <w:t>DELETE</w:t>
-            </w:r>
-          </w:p>
-        </w:tc>
-        <w:tc>
-          <w:tcPr>
-            <w:tcW w:type="dxa" w:w="2665"/>
-            <w:vAlign w:val="center"/>
-            <w:tcBorders>
-              <w:left w:val="single" w:sz="4" w:color="D9E2F2"/>
-              <w:top w:val="single" w:sz="4" w:color="D9E2F2"/>
-              <w:right w:val="single" w:sz="4" w:color="D9E2F2"/>
-              <w:bottom w:val="single" w:sz="4" w:color="D9E2F2"/>
-            </w:tcBorders>
-          </w:tcPr>
-          <w:p>
-            <w:pPr>
-              <w:spacing w:before="40" w:after="40" w:line="252" w:lineRule="auto"/>
-            </w:pPr>
-            <w:r>
-              <w:rPr>
-                <w:rFonts w:ascii="Calibri" w:hAnsi="Calibri" w:eastAsia="Calibri"/>
-                <w:sz w:val="19"/>
-              </w:rPr>
-              <w:t>/tasks/&lt;id&gt;</w:t>
-            </w:r>
-          </w:p>
-        </w:tc>
-        <w:tc>
-          <w:tcPr>
-            <w:tcW w:type="dxa" w:w="1134"/>
-            <w:vAlign w:val="center"/>
-            <w:tcBorders>
-              <w:left w:val="single" w:sz="4" w:color="D9E2F2"/>
-              <w:top w:val="single" w:sz="4" w:color="D9E2F2"/>
-              <w:right w:val="single" w:sz="4" w:color="D9E2F2"/>
-              <w:bottom w:val="single" w:sz="4" w:color="D9E2F2"/>
-            </w:tcBorders>
-          </w:tcPr>
-          <w:p>
-            <w:pPr>
-              <w:spacing w:before="40" w:after="40" w:line="252" w:lineRule="auto"/>
-            </w:pPr>
-            <w:r>
-              <w:rPr>
-                <w:rFonts w:ascii="Calibri" w:hAnsi="Calibri" w:eastAsia="Calibri"/>
-                <w:sz w:val="19"/>
-              </w:rPr>
-              <w:t>да</w:t>
-            </w:r>
-          </w:p>
-        </w:tc>
-        <w:tc>
-          <w:tcPr>
-            <w:tcW w:type="dxa" w:w="3685"/>
-            <w:vAlign w:val="center"/>
-            <w:tcBorders>
-              <w:left w:val="single" w:sz="4" w:color="D9E2F2"/>
-              <w:top w:val="single" w:sz="4" w:color="D9E2F2"/>
-              <w:right w:val="single" w:sz="4" w:color="D9E2F2"/>
-              <w:bottom w:val="single" w:sz="4" w:color="D9E2F2"/>
-            </w:tcBorders>
-          </w:tcPr>
-          <w:p>
-            <w:pPr>
-              <w:spacing w:before="40" w:after="40" w:line="252" w:lineRule="auto"/>
-            </w:pPr>
-            <w:r>
-              <w:rPr>
-                <w:rFonts w:ascii="Calibri" w:hAnsi="Calibri" w:eastAsia="Calibri"/>
-                <w:sz w:val="19"/>
-              </w:rPr>
-              <w:t>Удаление задачи</w:t>
-            </w:r>
-          </w:p>
-        </w:tc>
-      </w:tr>
-    </w:tbl>
-    <w:p>
-      <w:pPr>
-        <w:pStyle w:val="Heading2"/>
-      </w:pPr>
-      <w:r>
-        <w:t>11.1. POST /register</w:t>
-      </w:r>
-    </w:p>
-    <w:p>
-      <w:pPr>
-        <w:pStyle w:val="ListBullet"/>
-        <w:spacing w:after="20" w:line="269" w:lineRule="auto"/>
-      </w:pPr>
-      <w:r>
-        <w:t>Назначение: создать нового пользователя.</w:t>
-      </w:r>
-    </w:p>
-    <w:p>
-      <w:pPr>
-        <w:pStyle w:val="ListBullet"/>
-        <w:spacing w:after="20" w:line="269" w:lineRule="auto"/>
-      </w:pPr>
-      <w:r>
-        <w:t>Успех: 201 Created.</w:t>
-      </w:r>
-    </w:p>
-    <w:p>
-      <w:pPr>
-        <w:pStyle w:val="ListBullet"/>
-        <w:spacing w:after="20" w:line="269" w:lineRule="auto"/>
-      </w:pPr>
-      <w:r>
-        <w:t>Успешный ответ: {"message": "User created successfully"}.</w:t>
-      </w:r>
-    </w:p>
-    <w:p>
-      <w:pPr>
-        <w:pStyle w:val="ListBullet"/>
-        <w:spacing w:after="20" w:line="269" w:lineRule="auto"/>
-      </w:pPr>
-      <w:r>
-        <w:t>Ошибки: 400 — невалидные данные; 409 — username уже существует.</w:t>
-      </w:r>
-    </w:p>
-    <w:p>
-      <w:pPr>
-        <w:pStyle w:val="Heading2"/>
-      </w:pPr>
-      <w:r>
-        <w:t>11.2. POST /login</w:t>
-      </w:r>
-    </w:p>
-    <w:p>
-      <w:pPr>
-        <w:pStyle w:val="ListBullet"/>
-        <w:spacing w:after="20" w:line="269" w:lineRule="auto"/>
-      </w:pPr>
-      <w:r>
-        <w:t>Назначение: авторизовать пользователя и выдать access token.</w:t>
-      </w:r>
-    </w:p>
-    <w:p>
-      <w:pPr>
-        <w:pStyle w:val="ListBullet"/>
-        <w:spacing w:after="20" w:line="269" w:lineRule="auto"/>
-      </w:pPr>
-      <w:r>
-        <w:t>Успех: 200 OK.</w:t>
-      </w:r>
-    </w:p>
-    <w:p>
-      <w:pPr>
-        <w:pStyle w:val="ListBullet"/>
-        <w:spacing w:after="20" w:line="269" w:lineRule="auto"/>
-      </w:pPr>
-      <w:r>
-        <w:t>Успешный ответ: {"access_token": "jwt-token"}.</w:t>
-      </w:r>
-    </w:p>
-    <w:p>
-      <w:pPr>
-        <w:pStyle w:val="ListBullet"/>
-        <w:spacing w:after="20" w:line="269" w:lineRule="auto"/>
-      </w:pPr>
-      <w:r>
-        <w:t>Ошибки: 400 — невалидные поля; 401 — неверный логин или пароль.</w:t>
-      </w:r>
-    </w:p>
-    <w:p>
-      <w:pPr>
-        <w:pStyle w:val="Heading2"/>
-      </w:pPr>
-      <w:r>
-        <w:t>11.3. GET /tasks</w:t>
-      </w:r>
-    </w:p>
-    <w:p>
-      <w:pPr>
-        <w:pStyle w:val="ListBullet"/>
-        <w:spacing w:after="20" w:line="269" w:lineRule="auto"/>
-      </w:pPr>
-      <w:r>
-        <w:t>Назначение: получить список задач текущего пользователя.</w:t>
-      </w:r>
-    </w:p>
-    <w:p>
-      <w:pPr>
-        <w:pStyle w:val="ListBullet"/>
-        <w:spacing w:after="20" w:line="269" w:lineRule="auto"/>
-      </w:pPr>
-      <w:r>
-        <w:t>Поддерживаемые query params: status, search.</w:t>
-      </w:r>
-    </w:p>
-    <w:p>
-      <w:pPr>
-        <w:pStyle w:val="ListBullet"/>
-        <w:spacing w:after="20" w:line="269" w:lineRule="auto"/>
-      </w:pPr>
-      <w:r>
-        <w:t>status фильтрует по статусу; search ищет по title и description.</w:t>
-      </w:r>
-    </w:p>
-    <w:p>
-      <w:pPr>
-        <w:pStyle w:val="ListBullet"/>
-        <w:spacing w:after="20" w:line="269" w:lineRule="auto"/>
-      </w:pPr>
-      <w:r>
-        <w:t>Успех: 200 OK.</w:t>
-      </w:r>
-    </w:p>
-    <w:p>
-      <w:pPr>
-        <w:pStyle w:val="ListBullet"/>
-        <w:spacing w:after="20" w:line="269" w:lineRule="auto"/>
-      </w:pPr>
-      <w:r>
-        <w:t>Ошибки: 400 — невалидный status; 401 — отсутствует токен, токен истёк или неверный формат Authorization header; 422 — токен повреждён / невалиден.</w:t>
-      </w:r>
-    </w:p>
-    <w:p>
-      <w:pPr>
-        <w:pStyle w:val="Heading2"/>
-      </w:pPr>
-      <w:r>
-        <w:t>11.4. GET /tasks/&lt;id&gt;</w:t>
-      </w:r>
-    </w:p>
-    <w:p>
-      <w:pPr>
-        <w:pStyle w:val="ListBullet"/>
-        <w:spacing w:after="20" w:line="269" w:lineRule="auto"/>
-      </w:pPr>
-      <w:r>
-        <w:t>Назначение: получить задачу текущего пользователя по id.</w:t>
-      </w:r>
-    </w:p>
-    <w:p>
-      <w:pPr>
-        <w:pStyle w:val="ListBullet"/>
-        <w:spacing w:after="20" w:line="269" w:lineRule="auto"/>
-      </w:pPr>
-      <w:r>
-        <w:t>Успех: 200 OK.</w:t>
-      </w:r>
-    </w:p>
-    <w:p>
-      <w:pPr>
-        <w:pStyle w:val="ListBullet"/>
-        <w:spacing w:after="20" w:line="269" w:lineRule="auto"/>
-      </w:pPr>
-      <w:r>
-        <w:t>Ошибки: 401 — отсутствует токен, токен истёк или неверный формат Authorization header; 403 — задача принадлежит другому пользователю; 404 — задача не найдена; 422 — токен повреждён / невалиден.</w:t>
-      </w:r>
-    </w:p>
-    <w:p>
-      <w:pPr>
-        <w:pStyle w:val="Heading2"/>
-      </w:pPr>
-      <w:r>
-        <w:t>11.5. POST /tasks</w:t>
-      </w:r>
-    </w:p>
-    <w:p>
-      <w:pPr>
-        <w:pStyle w:val="ListBullet"/>
-        <w:spacing w:after="20" w:line="269" w:lineRule="auto"/>
-      </w:pPr>
-      <w:r>
-        <w:t>Назначение: создать задачу текущего пользователя.</w:t>
-      </w:r>
-    </w:p>
-    <w:p>
-      <w:pPr>
-        <w:pStyle w:val="ListBullet"/>
-        <w:spacing w:after="20" w:line="269" w:lineRule="auto"/>
-      </w:pPr>
-      <w:r>
-        <w:t>Разрешённые клиентские поля: title, description, priority, deadline.</w:t>
-      </w:r>
-    </w:p>
-    <w:p>
-      <w:pPr>
-        <w:pStyle w:val="ListBullet"/>
-        <w:spacing w:after="20" w:line="269" w:lineRule="auto"/>
-      </w:pPr>
-      <w:r>
-        <w:t>Успех: 201 Created; в ответе возвращается созданная задача целиком.</w:t>
-      </w:r>
-    </w:p>
-    <w:p>
-      <w:pPr>
-        <w:pStyle w:val="ListBullet"/>
-        <w:spacing w:after="20" w:line="269" w:lineRule="auto"/>
-      </w:pPr>
-      <w:r>
-        <w:t>Ошибки: 400 — ошибка валидации; 401 — отсутствует токен, токен истёк или неверный формат Authorization header; 422 — токен повреждён / невалиден.</w:t>
-      </w:r>
-    </w:p>
-    <w:p>
-      <w:pPr>
-        <w:pStyle w:val="Heading2"/>
-      </w:pPr>
-      <w:r>
-        <w:t>11.6. PATCH /tasks/&lt;id&gt;</w:t>
-      </w:r>
-    </w:p>
-    <w:p>
-      <w:pPr>
-        <w:pStyle w:val="ListBullet"/>
-        <w:spacing w:after="20" w:line="269" w:lineRule="auto"/>
-      </w:pPr>
-      <w:r>
-        <w:t>Назначение: обновить title, description, priority и/или deadline.</w:t>
-      </w:r>
-    </w:p>
-    <w:p>
-      <w:pPr>
-        <w:pStyle w:val="ListBullet"/>
-        <w:spacing w:after="20" w:line="269" w:lineRule="auto"/>
-      </w:pPr>
-      <w:r>
-        <w:t>Поле status этим endpoint не изменяется.</w:t>
-      </w:r>
-    </w:p>
-    <w:p>
-      <w:pPr>
-        <w:pStyle w:val="ListBullet"/>
-        <w:spacing w:after="20" w:line="269" w:lineRule="auto"/>
-      </w:pPr>
-      <w:r>
-        <w:t>Если клиент не передаёт изменяемое поле, его текущее значение сохраняется.</w:t>
-      </w:r>
-    </w:p>
-    <w:p>
-      <w:pPr>
-        <w:pStyle w:val="ListBullet"/>
-        <w:spacing w:after="20" w:line="269" w:lineRule="auto"/>
-      </w:pPr>
-      <w:r>
-        <w:t>Успех: 200 OK; в ответе возвращается обновлённая задача.</w:t>
-      </w:r>
-    </w:p>
-    <w:p>
-      <w:pPr>
-        <w:pStyle w:val="ListBullet"/>
-        <w:spacing w:after="20" w:line="269" w:lineRule="auto"/>
-      </w:pPr>
-      <w:r>
-        <w:t>Ошибки: 400 — ошибка валидации; 401 — отсутствует токен, токен истёк или неверный формат Authorization header; 403 — задача чужая; 404 — задача не найдена; 422 — токен повреждён / невалиден.</w:t>
-      </w:r>
-    </w:p>
-    <w:p>
-      <w:pPr>
-        <w:pStyle w:val="Heading2"/>
-      </w:pPr>
-      <w:r>
-        <w:t>11.7. PATCH /tasks/&lt;id&gt;/status</w:t>
-      </w:r>
-    </w:p>
-    <w:p>
-      <w:pPr>
-        <w:pStyle w:val="ListBullet"/>
-        <w:spacing w:after="20" w:line="269" w:lineRule="auto"/>
-      </w:pPr>
-      <w:r>
-        <w:t>Назначение: изменить только статус задачи.</w:t>
-      </w:r>
-    </w:p>
-    <w:p>
-      <w:pPr>
-        <w:pStyle w:val="ListBullet"/>
-        <w:spacing w:after="20" w:line="269" w:lineRule="auto"/>
-      </w:pPr>
-      <w:r>
-        <w:t>Обязательное поле request body: status.</w:t>
-      </w:r>
-    </w:p>
-    <w:p>
-      <w:pPr>
-        <w:pStyle w:val="ListBullet"/>
-        <w:spacing w:after="20" w:line="269" w:lineRule="auto"/>
-      </w:pPr>
-      <w:r>
-        <w:t>Успех: 200 OK.</w:t>
-      </w:r>
-    </w:p>
-    <w:p>
-      <w:pPr>
-        <w:pStyle w:val="ListBullet"/>
-        <w:spacing w:after="20" w:line="269" w:lineRule="auto"/>
-      </w:pPr>
-      <w:r>
-        <w:t>Ошибки: 400 — status отсутствует или невалиден; 401 — отсутствует токен; 403 — задача чужая; 404 — задача не найдена; 422 — токен повреждён / невалиден.</w:t>
-      </w:r>
-    </w:p>
-    <w:p>
-      <w:pPr>
-        <w:pStyle w:val="Heading2"/>
-      </w:pPr>
-      <w:r>
-        <w:t>11.8. DELETE /tasks/&lt;id&gt;</w:t>
-      </w:r>
-    </w:p>
-    <w:p>
-      <w:pPr>
-        <w:pStyle w:val="ListBullet"/>
-        <w:spacing w:after="20" w:line="269" w:lineRule="auto"/>
-      </w:pPr>
-      <w:r>
-        <w:t>Назначение: удалить задачу текущего пользователя.</w:t>
-      </w:r>
-    </w:p>
-    <w:p>
-      <w:pPr>
-        <w:pStyle w:val="ListBullet"/>
-        <w:spacing w:after="20" w:line="269" w:lineRule="auto"/>
-      </w:pPr>
-      <w:r>
-        <w:t>Успех: 204 No Content.</w:t>
-      </w:r>
-    </w:p>
-    <w:p>
-      <w:pPr>
-        <w:pStyle w:val="ListBullet"/>
-        <w:spacing w:after="20" w:line="269" w:lineRule="auto"/>
-      </w:pPr>
-      <w:r>
-        <w:t>Ошибки: 401 — отсутствует токен или неверный auth header; 403 — задача чужая; 404 — задача не найдена; 422 — токен повреждён / невалиден.</w:t>
-      </w:r>
-    </w:p>
-    <w:p>
-      <w:pPr>
-        <w:pStyle w:val="Heading1"/>
-      </w:pPr>
-      <w:r>
-        <w:t>12. Форматы успешных и ошибочных ответов</w:t>
-      </w:r>
-    </w:p>
-    <w:p>
-      <w:r>
-        <w:t>Для бизнес-ошибок и серверной валидации используется объект вида:</w:t>
-      </w:r>
-    </w:p>
-    <w:p>
-      <w:pPr>
-        <w:pStyle w:val="CodeBlock"/>
-        <w:shd w:fill="F7F9FC"/>
-      </w:pPr>
-      <w:r>
-        <w:t>{"message": "Title is required"}</w:t>
-      </w:r>
-    </w:p>
-    <w:p>
-      <w:r>
-        <w:t>Для части ошибок, генерируемых самим JWT middleware/framework, используется формат:</w:t>
-      </w:r>
-    </w:p>
-    <w:p>
-      <w:pPr>
-        <w:pStyle w:val="CodeBlock"/>
-        <w:shd w:fill="F7F9FC"/>
-      </w:pPr>
-      <w:r>
-        <w:t>{"msg": "Missing Authorization Header"}</w:t>
-      </w:r>
-    </w:p>
-    <w:p>
-      <w:pPr>
-        <w:pStyle w:val="SmallNote"/>
-        <w:spacing w:before="80" w:after="120"/>
-        <w:ind w:left="142" w:right="142"/>
-        <w:shd w:fill="F3F7FC"/>
-      </w:pPr>
-      <w:r>
-        <w:rPr>
-          <w:i w:val="0"/>
-        </w:rPr>
-        <w:t>Это важное отличие текущей реализации: документ не должен требовать единый message-формат для framework-generated JWT ошибок, потому что фактическое поведение API уже другое.</w:t>
-      </w:r>
-    </w:p>
-    <w:p>
-      <w:pPr>
-        <w:pStyle w:val="Heading1"/>
-      </w:pPr>
-      <w:r>
-        <w:t>13. Требования к UI v2</w:t>
-      </w:r>
-    </w:p>
-    <w:p>
-      <w:pPr>
-        <w:pStyle w:val="Heading2"/>
-      </w:pPr>
-      <w:r>
-        <w:t>13.1. Экран авторизации</w:t>
-      </w:r>
-    </w:p>
-    <w:p>
-      <w:pPr>
-        <w:pStyle w:val="ListBullet"/>
-        <w:spacing w:after="20" w:line="269" w:lineRule="auto"/>
-      </w:pPr>
-      <w:r>
-        <w:t>переключение между формой входа и регистрацией;</w:t>
-      </w:r>
-    </w:p>
-    <w:p>
-      <w:pPr>
-        <w:pStyle w:val="ListBullet"/>
-        <w:spacing w:after="20" w:line="269" w:lineRule="auto"/>
-      </w:pPr>
-      <w:r>
-        <w:t>поля username и password для обеих форм;</w:t>
-      </w:r>
-    </w:p>
-    <w:p>
-      <w:pPr>
-        <w:pStyle w:val="ListBullet"/>
-        <w:spacing w:after="20" w:line="269" w:lineRule="auto"/>
-      </w:pPr>
-      <w:r>
-        <w:t>inline-валидация полей;</w:t>
-      </w:r>
-    </w:p>
-    <w:p>
-      <w:pPr>
-        <w:pStyle w:val="ListBullet"/>
-        <w:spacing w:after="20" w:line="269" w:lineRule="auto"/>
-      </w:pPr>
-      <w:r>
-        <w:t>понятные сообщения об ошибках и успешных действиях;</w:t>
-      </w:r>
-    </w:p>
-    <w:p>
-      <w:pPr>
-        <w:pStyle w:val="ListBullet"/>
-        <w:spacing w:after="20" w:line="269" w:lineRule="auto"/>
-      </w:pPr>
-      <w:r>
-        <w:t>после успешной регистрации выполняется попытка автоматического логина.</w:t>
-      </w:r>
-    </w:p>
-    <w:p>
-      <w:pPr>
-        <w:pStyle w:val="Heading2"/>
-      </w:pPr>
-      <w:r>
-        <w:t>13.2. Рабочая зона</w:t>
-      </w:r>
-    </w:p>
-    <w:p>
-      <w:pPr>
-        <w:pStyle w:val="ListBullet"/>
-        <w:spacing w:after="20" w:line="269" w:lineRule="auto"/>
-      </w:pPr>
-      <w:r>
-        <w:t>статистика по задачам пользователя;</w:t>
-      </w:r>
-    </w:p>
-    <w:p>
-      <w:pPr>
-        <w:pStyle w:val="ListBullet"/>
-        <w:spacing w:after="20" w:line="269" w:lineRule="auto"/>
-      </w:pPr>
-      <w:r>
-        <w:t>поиск по задачам;</w:t>
-      </w:r>
-    </w:p>
-    <w:p>
-      <w:pPr>
-        <w:pStyle w:val="ListBullet"/>
-        <w:spacing w:after="20" w:line="269" w:lineRule="auto"/>
-      </w:pPr>
-      <w:r>
-        <w:t>фильтр по статусу;</w:t>
-      </w:r>
-    </w:p>
-    <w:p>
-      <w:pPr>
-        <w:pStyle w:val="ListBullet"/>
-        <w:spacing w:after="20" w:line="269" w:lineRule="auto"/>
-      </w:pPr>
-      <w:r>
-        <w:t>client-side сортировка: ближайший дедлайн / высокий приоритет / сначала новые;</w:t>
-      </w:r>
-    </w:p>
-    <w:p>
-      <w:pPr>
-        <w:pStyle w:val="ListBullet"/>
-        <w:spacing w:after="20" w:line="269" w:lineRule="auto"/>
-      </w:pPr>
-      <w:r>
-        <w:t>форма создания новой задачи;</w:t>
-      </w:r>
-    </w:p>
-    <w:p>
-      <w:pPr>
-        <w:pStyle w:val="ListBullet"/>
-        <w:spacing w:after="20" w:line="269" w:lineRule="auto"/>
-      </w:pPr>
-      <w:r>
-        <w:t>лента задач с отображением title, description, status, priority, deadline и created_at;</w:t>
-      </w:r>
-    </w:p>
-    <w:p>
-      <w:pPr>
-        <w:pStyle w:val="ListBullet"/>
-        <w:spacing w:after="20" w:line="269" w:lineRule="auto"/>
-      </w:pPr>
-      <w:r>
-        <w:t>кнопки смены статуса;</w:t>
-      </w:r>
-    </w:p>
-    <w:p>
-      <w:pPr>
-        <w:pStyle w:val="ListBullet"/>
-        <w:spacing w:after="20" w:line="269" w:lineRule="auto"/>
-      </w:pPr>
-      <w:r>
-        <w:t>редактирование задачи через modal dialog;</w:t>
-      </w:r>
-    </w:p>
-    <w:p>
-      <w:pPr>
-        <w:pStyle w:val="ListBullet"/>
-        <w:spacing w:after="20" w:line="269" w:lineRule="auto"/>
-      </w:pPr>
-      <w:r>
-        <w:t>подтверждение удаления через modal dialog;</w:t>
-      </w:r>
-    </w:p>
-    <w:p>
-      <w:pPr>
-        <w:pStyle w:val="ListBullet"/>
-        <w:spacing w:after="20" w:line="269" w:lineRule="auto"/>
-      </w:pPr>
-      <w:r>
-        <w:t>кнопки обновления списка и logout;</w:t>
-      </w:r>
-    </w:p>
-    <w:p>
-      <w:pPr>
-        <w:pStyle w:val="ListBullet"/>
-        <w:spacing w:after="20" w:line="269" w:lineRule="auto"/>
-      </w:pPr>
-      <w:r>
-        <w:t>theme toggle для переключения светлой и тёмной темы.</w:t>
-      </w:r>
-    </w:p>
-    <w:p>
-      <w:pPr>
-        <w:pStyle w:val="Heading2"/>
-      </w:pPr>
-      <w:r>
-        <w:t>13.3. Поведение UI</w:t>
-      </w:r>
-    </w:p>
-    <w:p>
-      <w:pPr>
-        <w:pStyle w:val="ListBullet"/>
-        <w:spacing w:after="20" w:line="269" w:lineRule="auto"/>
-      </w:pPr>
-      <w:r>
-        <w:t>токен, username, theme и sortBy сохраняются в localStorage;</w:t>
-      </w:r>
-    </w:p>
-    <w:p>
-      <w:pPr>
-        <w:pStyle w:val="ListBullet"/>
-        <w:spacing w:after="20" w:line="269" w:lineRule="auto"/>
-      </w:pPr>
-      <w:r>
-        <w:t>после логина пользователь попадает в рабочую зону;</w:t>
-      </w:r>
-    </w:p>
-    <w:p>
-      <w:pPr>
-        <w:pStyle w:val="ListBullet"/>
-        <w:spacing w:after="20" w:line="269" w:lineRule="auto"/>
-      </w:pPr>
-      <w:r>
-        <w:t>при logout клиент удаляет token / username / sortBy и возвращается на экран авторизации;</w:t>
-      </w:r>
-    </w:p>
-    <w:p>
-      <w:pPr>
-        <w:pStyle w:val="ListBullet"/>
-        <w:spacing w:after="20" w:line="269" w:lineRule="auto"/>
-      </w:pPr>
-      <w:r>
-        <w:t>после создания, обновления, изменения статуса и удаления список задач обновляется без перезагрузки страницы;</w:t>
-      </w:r>
-    </w:p>
-    <w:p>
-      <w:pPr>
-        <w:pStyle w:val="ListBullet"/>
-        <w:spacing w:after="20" w:line="269" w:lineRule="auto"/>
-      </w:pPr>
-      <w:r>
-        <w:t>кнопка поиска по Enter запускает применение фильтров;</w:t>
-      </w:r>
-    </w:p>
-    <w:p>
-      <w:pPr>
-        <w:pStyle w:val="ListBullet"/>
-        <w:spacing w:after="20" w:line="269" w:lineRule="auto"/>
-      </w:pPr>
-      <w:r>
-        <w:t>по пустой выборке показывается empty state;</w:t>
-      </w:r>
-    </w:p>
-    <w:p>
-      <w:pPr>
-        <w:pStyle w:val="ListBullet"/>
-        <w:spacing w:after="20" w:line="269" w:lineRule="auto"/>
-      </w:pPr>
-      <w:r>
-        <w:t>во время загрузки задач допускается skeleton/loading-state.</w:t>
-      </w:r>
-    </w:p>
-    <w:p>
-      <w:pPr>
-        <w:pStyle w:val="Heading2"/>
-      </w:pPr>
-      <w:r>
-        <w:t>13.4. Поведение ошибок в UI</w:t>
-      </w:r>
-    </w:p>
-    <w:p>
-      <w:pPr>
-        <w:pStyle w:val="ListBullet"/>
-        <w:spacing w:after="20" w:line="269" w:lineRule="auto"/>
-      </w:pPr>
-      <w:r>
-        <w:t>для неверных учётных данных при логине оба поля логина и пароля получают визуальное состояние ошибки;</w:t>
-      </w:r>
-    </w:p>
-    <w:p>
-      <w:pPr>
-        <w:pStyle w:val="ListBullet"/>
-        <w:spacing w:after="20" w:line="269" w:lineRule="auto"/>
-      </w:pPr>
-      <w:r>
-        <w:t>ошибка неверных учётных данных очищается при вводе в поля логина/пароля;</w:t>
-      </w:r>
-    </w:p>
-    <w:p>
-      <w:pPr>
-        <w:pStyle w:val="ListBullet"/>
-        <w:spacing w:after="20" w:line="269" w:lineRule="auto"/>
-      </w:pPr>
-      <w:r>
-        <w:t>ошибка неверных учётных данных также очищается при клике вне формы логина;</w:t>
-      </w:r>
-    </w:p>
-    <w:p>
-      <w:pPr>
-        <w:pStyle w:val="ListBullet"/>
-        <w:spacing w:after="20" w:line="269" w:lineRule="auto"/>
-      </w:pPr>
-      <w:r>
-        <w:t>для полей задач показываются inline-сообщения об ошибках title / description / deadline.</w:t>
-      </w:r>
-    </w:p>
-    <w:p>
-      <w:pPr>
-        <w:pStyle w:val="Heading1"/>
-      </w:pPr>
-      <w:r>
-        <w:t>14. Критерии приёмки</w:t>
-      </w:r>
-    </w:p>
-    <w:p>
-      <w:pPr>
-        <w:pStyle w:val="ListBullet"/>
-        <w:spacing w:after="20" w:line="269" w:lineRule="auto"/>
-      </w:pPr>
-      <w:r>
-        <w:t>пользователь может зарегистрироваться;</w:t>
-      </w:r>
-    </w:p>
-    <w:p>
-      <w:pPr>
-        <w:pStyle w:val="ListBullet"/>
-        <w:spacing w:after="20" w:line="269" w:lineRule="auto"/>
-      </w:pPr>
-      <w:r>
-        <w:t>пользователь может войти в систему и получить access token;</w:t>
-      </w:r>
-    </w:p>
-    <w:p>
-      <w:pPr>
-        <w:pStyle w:val="ListBullet"/>
-        <w:spacing w:after="20" w:line="269" w:lineRule="auto"/>
-      </w:pPr>
-      <w:r>
-        <w:t>неавторизованный пользователь не может работать с задачами;</w:t>
-      </w:r>
-    </w:p>
-    <w:p>
-      <w:pPr>
-        <w:pStyle w:val="ListBullet"/>
-        <w:spacing w:after="20" w:line="269" w:lineRule="auto"/>
-      </w:pPr>
-      <w:r>
-        <w:t>пользователь может создать задачу без доступа к чужим задачам;</w:t>
-      </w:r>
-    </w:p>
-    <w:p>
-      <w:pPr>
-        <w:pStyle w:val="ListBullet"/>
-        <w:spacing w:after="20" w:line="269" w:lineRule="auto"/>
-      </w:pPr>
-      <w:r>
-        <w:t>пользователь может получить список только своих задач;</w:t>
-      </w:r>
-    </w:p>
-    <w:p>
-      <w:pPr>
-        <w:pStyle w:val="ListBullet"/>
-        <w:spacing w:after="20" w:line="269" w:lineRule="auto"/>
-      </w:pPr>
-      <w:r>
-        <w:t>пользователь может получить одну свою задачу по id;</w:t>
-      </w:r>
-    </w:p>
-    <w:p>
-      <w:pPr>
-        <w:pStyle w:val="ListBullet"/>
-        <w:spacing w:after="20" w:line="269" w:lineRule="auto"/>
-      </w:pPr>
-      <w:r>
-        <w:t>пользователь может редактировать свою задачу;</w:t>
-      </w:r>
-    </w:p>
-    <w:p>
-      <w:pPr>
-        <w:pStyle w:val="ListBullet"/>
-        <w:spacing w:after="20" w:line="269" w:lineRule="auto"/>
-      </w:pPr>
-      <w:r>
-        <w:t>пользователь может менять статус своей задачи отдельным endpoint;</w:t>
-      </w:r>
-    </w:p>
-    <w:p>
-      <w:pPr>
-        <w:pStyle w:val="ListBullet"/>
-        <w:spacing w:after="20" w:line="269" w:lineRule="auto"/>
-      </w:pPr>
-      <w:r>
-        <w:t>пользователь может удалить свою задачу;</w:t>
-      </w:r>
-    </w:p>
-    <w:p>
-      <w:pPr>
-        <w:pStyle w:val="ListBullet"/>
-        <w:spacing w:after="20" w:line="269" w:lineRule="auto"/>
-      </w:pPr>
-      <w:r>
-        <w:t>пользователь не может читать, изменять или удалять чужую задачу;</w:t>
-      </w:r>
-    </w:p>
-    <w:p>
-      <w:pPr>
-        <w:pStyle w:val="ListBullet"/>
-        <w:spacing w:after="20" w:line="269" w:lineRule="auto"/>
-      </w:pPr>
-      <w:r>
-        <w:t>поиск и фильтрация по статусу работают корректно;</w:t>
-      </w:r>
-    </w:p>
-    <w:p>
-      <w:pPr>
-        <w:pStyle w:val="ListBullet"/>
-        <w:spacing w:after="20" w:line="269" w:lineRule="auto"/>
-      </w:pPr>
-      <w:r>
-        <w:t>deadline валидируется корректно и не позволяет значения ближе чем через 30 минут;</w:t>
-      </w:r>
-    </w:p>
-    <w:p>
-      <w:pPr>
-        <w:pStyle w:val="ListBullet"/>
-        <w:spacing w:after="20" w:line="269" w:lineRule="auto"/>
-      </w:pPr>
-      <w:r>
-        <w:t>UI позволяет пройти основной пользовательский сценарий без ручной работы с localStorage и API-клиентом;</w:t>
-      </w:r>
-    </w:p>
-    <w:p>
-      <w:pPr>
-        <w:pStyle w:val="ListBullet"/>
-        <w:spacing w:after="20" w:line="269" w:lineRule="auto"/>
-      </w:pPr>
-      <w:r>
-        <w:t>документация описывает именно текущую реализацию, а не устаревший MVP v1.</w:t>
-      </w:r>
-    </w:p>
-    <w:p>
-      <w:pPr>
-        <w:pStyle w:val="Heading1"/>
-      </w:pPr>
-      <w:r>
-        <w:t>15. Текущее покрытие API-автотестами</w:t>
-      </w:r>
-    </w:p>
-    <w:p>
-      <w:pPr>
-        <w:pStyle w:val="ListBullet"/>
-        <w:spacing w:after="20" w:line="269" w:lineRule="auto"/>
-      </w:pPr>
-      <w:r>
-        <w:t>register: позитивные и негативные сценарии валидации username/password;</w:t>
-      </w:r>
-    </w:p>
-    <w:p>
-      <w:pPr>
-        <w:pStyle w:val="ListBullet"/>
-        <w:spacing w:after="20" w:line="269" w:lineRule="auto"/>
-      </w:pPr>
-      <w:r>
-        <w:t>login: успешный вход, неверные учётные данные, невалидные поля;</w:t>
-      </w:r>
-    </w:p>
-    <w:p>
-      <w:pPr>
-        <w:pStyle w:val="ListBullet"/>
-        <w:spacing w:after="20" w:line="269" w:lineRule="auto"/>
-      </w:pPr>
-      <w:r>
-        <w:t>GET /tasks: свои задачи, отсутствие токена, невалидный токен, status filter, search;</w:t>
-      </w:r>
-    </w:p>
-    <w:p>
-      <w:pPr>
-        <w:pStyle w:val="ListBullet"/>
-        <w:spacing w:after="20" w:line="269" w:lineRule="auto"/>
-      </w:pPr>
-      <w:r>
-        <w:t>GET /tasks/&lt;id&gt;: своя задача, чужая задача, несуществующая задача;</w:t>
-      </w:r>
-    </w:p>
-    <w:p>
-      <w:pPr>
-        <w:pStyle w:val="ListBullet"/>
-        <w:spacing w:after="20" w:line="269" w:lineRule="auto"/>
-      </w:pPr>
-      <w:r>
-        <w:t>POST /tasks: обязательные поля, длины, приоритет, deadline, extra fields, auth edge cases;</w:t>
-      </w:r>
-    </w:p>
-    <w:p>
-      <w:pPr>
-        <w:pStyle w:val="ListBullet"/>
-        <w:spacing w:after="20" w:line="269" w:lineRule="auto"/>
-      </w:pPr>
-      <w:r>
-        <w:t>PATCH /tasks/&lt;id&gt;: частичное обновление, длины, priority, deadline, null deadline, auth/access checks;</w:t>
-      </w:r>
-    </w:p>
-    <w:p>
-      <w:pPr>
-        <w:pStyle w:val="ListBullet"/>
-        <w:spacing w:after="20" w:line="269" w:lineRule="auto"/>
-      </w:pPr>
-      <w:r>
-        <w:t>PATCH /tasks/&lt;id&gt;/status: валидные и невалидные статусы, access checks;</w:t>
-      </w:r>
-    </w:p>
-    <w:p>
-      <w:pPr>
-        <w:pStyle w:val="ListBullet"/>
-        <w:spacing w:after="20" w:line="269" w:lineRule="auto"/>
-      </w:pPr>
-      <w:r>
-        <w:t>DELETE /tasks/&lt;id&gt;: успешное удаление, повторное удаление, access checks, auth edge cases.</w:t>
-      </w:r>
-    </w:p>
-    <w:p>
-      <w:pPr>
-        <w:pStyle w:val="Heading1"/>
-      </w:pPr>
-      <w:r>
-        <w:t>16. Что выносится за пределы версии v2</w:t>
-      </w:r>
-    </w:p>
-    <w:p>
-      <w:pPr>
-        <w:pStyle w:val="ListBullet"/>
-        <w:spacing w:after="20" w:line="269" w:lineRule="auto"/>
-      </w:pPr>
-      <w:r>
-        <w:t>полноценный раздел профиля пользователя;</w:t>
-      </w:r>
-    </w:p>
-    <w:p>
-      <w:pPr>
-        <w:pStyle w:val="ListBullet"/>
-        <w:spacing w:after="20" w:line="269" w:lineRule="auto"/>
-      </w:pPr>
-      <w:r>
-        <w:t>смена пароля;</w:t>
-      </w:r>
-    </w:p>
-    <w:p>
-      <w:pPr>
-        <w:pStyle w:val="ListBullet"/>
-        <w:spacing w:after="20" w:line="269" w:lineRule="auto"/>
-      </w:pPr>
-      <w:r>
-        <w:t>refresh token и расширенный auth lifecycle;</w:t>
-      </w:r>
-    </w:p>
-    <w:p>
-      <w:pPr>
-        <w:pStyle w:val="ListBullet"/>
-        <w:spacing w:after="20" w:line="269" w:lineRule="auto"/>
-      </w:pPr>
-      <w:r>
-        <w:t>совместная работа нескольких пользователей с одной задачей;</w:t>
-      </w:r>
-    </w:p>
-    <w:p>
-      <w:pPr>
-        <w:pStyle w:val="ListBullet"/>
-        <w:spacing w:after="20" w:line="269" w:lineRule="auto"/>
-      </w:pPr>
-      <w:r>
-        <w:t>вложения и комментарии;</w:t>
-      </w:r>
-    </w:p>
-    <w:p>
-      <w:pPr>
-        <w:pStyle w:val="ListBullet"/>
-        <w:spacing w:after="20" w:line="269" w:lineRule="auto"/>
-      </w:pPr>
-      <w:r>
-        <w:t>UI-автотесты;</w:t>
-      </w:r>
-    </w:p>
-    <w:p>
-      <w:pPr>
-        <w:pStyle w:val="ListBullet"/>
-        <w:spacing w:after="20" w:line="269" w:lineRule="auto"/>
       </w:pPr>
       <w:r>
         <w:t>расширенная аналитика и отчётность.</w:t>
       </w:r>
     </w:p>
-    <w:p>
-      <w:pPr>
-        <w:pStyle w:val="SmallNote"/>
-        <w:spacing w:before="80" w:after="120"/>
-        <w:ind w:left="142" w:right="142"/>
-        <w:shd w:fill="EAF3FF"/>
-      </w:pPr>
-      <w:r>
-        <w:rPr>
-          <w:i w:val="0"/>
-        </w:rPr>
-        <w:t>Документ можно считать базовой спецификацией для дальнейшего обновления README и подготовки набора UI-автотестов.</w:t>
-      </w:r>
-    </w:p>
     <w:sectPr>
-      <w:headerReference w:type="default" r:id="rId9"/>
-      <w:footerReference w:type="default" r:id="rId10"/>
       <w:pgSz w:w="12240" w:h="15840"/>
-      <w:pgMar w:top="1134" w:right="1134" w:bottom="1020" w:left="1247" w:header="454" w:footer="454" w:gutter="0"/>
+      <w:pgMar w:top="1008" w:right="1080" w:bottom="1008" w:left="1080" w:header="720" w:footer="720" w:gutter="0"/>
       <w:cols w:space="720"/>
       <w:docGrid w:linePitch="360"/>
     </w:sectPr>
   </w:body>
 </w:document>
-</file>
-
-<file path=word/footer1.xml><?xml version="1.0" encoding="utf-8"?>
-<w:ftr xmlns:m="http://schemas.openxmlformats.org/officeDocument/2006/math" xmlns:mc="http://schemas.openxmlformats.org/markup-compatibility/2006" xmlns:mo="http://schemas.microsoft.com/office/mac/office/2008/main" xmlns:mv="urn:schemas-microsoft-com:mac:vml" xmlns:o="urn:schemas-microsoft-com:office:office" xmlns:r="http://schemas.openxmlformats.org/officeDocument/2006/relationships" xmlns:v="urn:schemas-microsoft-com:vml" xmlns:w10="urn:schemas-microsoft-com:office:word" xmlns:w14="http://schemas.microsoft.com/office/word/2010/wordml" xmlns:w="http://schemas.openxmlformats.org/wordprocessingml/2006/main" xmlns:wne="http://schemas.microsoft.com/office/word/2006/wordml" xmlns:wp14="http://schemas.microsoft.com/office/word/2010/wordprocessingDrawing" xmlns:wp="http://schemas.openxmlformats.org/drawingml/2006/wordprocessingDrawing" xmlns:wpc="http://schemas.microsoft.com/office/word/2010/wordprocessingCanvas" xmlns:wpg="http://schemas.microsoft.com/office/word/2010/wordprocessingGroup" xmlns:wpi="http://schemas.microsoft.com/office/word/2010/wordprocessingInk" xmlns:wps="http://schemas.microsoft.com/office/word/2010/wordprocessingShape" mc:Ignorable="w14 wp14">
-  <w:p>
-    <w:pPr>
-      <w:pStyle w:val="Footer"/>
-      <w:jc w:val="center"/>
-    </w:pPr>
-    <w:r>
-      <w:rPr>
-        <w:rFonts w:ascii="Calibri" w:hAnsi="Calibri"/>
-        <w:color w:val="6E6E6E"/>
-        <w:sz w:val="17"/>
-      </w:rPr>
-      <w:t>Актуализировано по текущей реализации backend, UI v2 и API-автотестам</w:t>
-    </w:r>
-  </w:p>
-</w:ftr>
-</file>
-
-<file path=word/header1.xml><?xml version="1.0" encoding="utf-8"?>
-<w:hdr xmlns:m="http://schemas.openxmlformats.org/officeDocument/2006/math" xmlns:mc="http://schemas.openxmlformats.org/markup-compatibility/2006" xmlns:mo="http://schemas.microsoft.com/office/mac/office/2008/main" xmlns:mv="urn:schemas-microsoft-com:mac:vml" xmlns:o="urn:schemas-microsoft-com:office:office" xmlns:r="http://schemas.openxmlformats.org/officeDocument/2006/relationships" xmlns:v="urn:schemas-microsoft-com:vml" xmlns:w10="urn:schemas-microsoft-com:office:word" xmlns:w14="http://schemas.microsoft.com/office/word/2010/wordml" xmlns:w="http://schemas.openxmlformats.org/wordprocessingml/2006/main" xmlns:wne="http://schemas.microsoft.com/office/word/2006/wordml" xmlns:wp14="http://schemas.microsoft.com/office/word/2010/wordprocessingDrawing" xmlns:wp="http://schemas.openxmlformats.org/drawingml/2006/wordprocessingDrawing" xmlns:wpc="http://schemas.microsoft.com/office/word/2010/wordprocessingCanvas" xmlns:wpg="http://schemas.microsoft.com/office/word/2010/wordprocessingGroup" xmlns:wpi="http://schemas.microsoft.com/office/word/2010/wordprocessingInk" xmlns:wps="http://schemas.microsoft.com/office/word/2010/wordprocessingShape" mc:Ignorable="w14 wp14">
-  <w:p>
-    <w:pPr>
-      <w:pStyle w:val="Header"/>
-      <w:jc w:val="right"/>
-    </w:pPr>
-    <w:r>
-      <w:rPr>
-        <w:rFonts w:ascii="Calibri" w:hAnsi="Calibri"/>
-        <w:color w:val="5A5A5A"/>
-        <w:sz w:val="18"/>
-      </w:rPr>
-      <w:t>Todo QA — Техническое задание v2</w:t>
-    </w:r>
-  </w:p>
-</w:hdr>
 </file>
 
 <file path=word/numbering.xml><?xml version="1.0" encoding="utf-8"?>
@@ -5360,8 +1887,8 @@
     <w:qFormat/>
     <w:rsid w:val="00FC693F"/>
     <w:rPr>
-      <w:rFonts w:ascii="Calibri" w:hAnsi="Calibri" w:eastAsia="Calibri"/>
-      <w:sz w:val="21"/>
+      <w:rFonts w:ascii="Arial" w:hAnsi="Arial" w:eastAsia="Arial"/>
+      <w:sz w:val="22"/>
     </w:rPr>
   </w:style>
   <w:style w:type="paragraph" w:styleId="Header">
@@ -5419,14 +1946,14 @@
     <w:pPr>
       <w:keepNext/>
       <w:keepLines/>
-      <w:spacing w:before="280" w:after="120"/>
+      <w:spacing w:before="480" w:after="0"/>
       <w:outlineLvl w:val="0"/>
     </w:pPr>
     <w:rPr>
-      <w:rFonts w:asciiTheme="majorHAnsi" w:eastAsiaTheme="majorEastAsia" w:hAnsiTheme="majorHAnsi" w:cstheme="majorBidi" w:ascii="Calibri" w:hAnsi="Calibri" w:eastAsia="Calibri"/>
+      <w:rFonts w:asciiTheme="majorHAnsi" w:eastAsiaTheme="majorEastAsia" w:hAnsiTheme="majorHAnsi" w:cstheme="majorBidi" w:ascii="Arial" w:hAnsi="Arial" w:eastAsia="Arial"/>
       <w:b/>
       <w:bCs/>
-      <w:color w:val="174A8E"/>
+      <w:color w:val="365F91" w:themeColor="accent1" w:themeShade="BF"/>
       <w:sz w:val="30"/>
       <w:szCs w:val="28"/>
     </w:rPr>
@@ -5443,15 +1970,15 @@
     <w:pPr>
       <w:keepNext/>
       <w:keepLines/>
-      <w:spacing w:before="200" w:after="80"/>
+      <w:spacing w:before="200" w:after="0"/>
       <w:outlineLvl w:val="1"/>
     </w:pPr>
     <w:rPr>
-      <w:rFonts w:asciiTheme="majorHAnsi" w:eastAsiaTheme="majorEastAsia" w:hAnsiTheme="majorHAnsi" w:cstheme="majorBidi" w:ascii="Calibri" w:hAnsi="Calibri" w:eastAsia="Calibri"/>
+      <w:rFonts w:asciiTheme="majorHAnsi" w:eastAsiaTheme="majorEastAsia" w:hAnsiTheme="majorHAnsi" w:cstheme="majorBidi" w:ascii="Arial" w:hAnsi="Arial" w:eastAsia="Arial"/>
       <w:b/>
       <w:bCs/>
-      <w:color w:val="244E82"/>
-      <w:sz w:val="24"/>
+      <w:color w:val="4F81BD" w:themeColor="accent1"/>
+      <w:sz w:val="26"/>
       <w:szCs w:val="26"/>
     </w:rPr>
   </w:style>
@@ -5471,10 +1998,11 @@
       <w:outlineLvl w:val="2"/>
     </w:pPr>
     <w:rPr>
-      <w:rFonts w:asciiTheme="majorHAnsi" w:eastAsiaTheme="majorEastAsia" w:hAnsiTheme="majorHAnsi" w:cstheme="majorBidi"/>
+      <w:rFonts w:asciiTheme="majorHAnsi" w:eastAsiaTheme="majorEastAsia" w:hAnsiTheme="majorHAnsi" w:cstheme="majorBidi" w:ascii="Arial" w:hAnsi="Arial" w:eastAsia="Arial"/>
       <w:b/>
       <w:bCs/>
       <w:color w:val="4F81BD" w:themeColor="accent1"/>
+      <w:sz w:val="23"/>
     </w:rPr>
   </w:style>
   <w:style w:type="paragraph" w:styleId="Heading4">
@@ -5712,11 +2240,11 @@
       <w:contextualSpacing/>
     </w:pPr>
     <w:rPr>
-      <w:rFonts w:asciiTheme="majorHAnsi" w:eastAsiaTheme="majorEastAsia" w:hAnsiTheme="majorHAnsi" w:cstheme="majorBidi"/>
+      <w:rFonts w:asciiTheme="majorHAnsi" w:eastAsiaTheme="majorEastAsia" w:hAnsiTheme="majorHAnsi" w:cstheme="majorBidi" w:ascii="Arial" w:hAnsi="Arial" w:eastAsia="Arial"/>
       <w:color w:val="17365D" w:themeColor="text2" w:themeShade="BF"/>
       <w:spacing w:val="5"/>
       <w:kern w:val="28"/>
-      <w:sz w:val="52"/>
+      <w:sz w:val="40"/>
       <w:szCs w:val="52"/>
     </w:rPr>
   </w:style>
@@ -17045,61 +13573,6 @@
         <w:shd w:val="clear" w:color="auto" w:fill="FBCAA2" w:themeFill="accent6" w:themeFillTint="7F"/>
       </w:tcPr>
     </w:tblStylePr>
-  </w:style>
-  <w:style w:type="paragraph" w:customStyle="1" w:styleId="CustomTitle">
-    <w:name w:val="CustomTitle"/>
-    <w:basedOn w:val="Title"/>
-    <w:pPr>
-      <w:spacing w:after="160"/>
-    </w:pPr>
-    <w:rPr>
-      <w:rFonts w:ascii="Calibri" w:hAnsi="Calibri" w:eastAsia="Calibri"/>
-      <w:b/>
-      <w:color w:val="153463"/>
-      <w:sz w:val="48"/>
-    </w:rPr>
-  </w:style>
-  <w:style w:type="paragraph" w:customStyle="1" w:styleId="CustomSubtitle">
-    <w:name w:val="CustomSubtitle"/>
-    <w:basedOn w:val="Subtitle"/>
-    <w:pPr>
-      <w:spacing w:after="120"/>
-    </w:pPr>
-    <w:rPr>
-      <w:rFonts w:ascii="Calibri" w:hAnsi="Calibri" w:eastAsia="Calibri"/>
-      <w:color w:val="535F70"/>
-      <w:sz w:val="22"/>
-    </w:rPr>
-  </w:style>
-  <w:style w:type="paragraph" w:customStyle="1" w:styleId="BulletBody">
-    <w:name w:val="BulletBody"/>
-    <w:basedOn w:val="Normal"/>
-    <w:pPr>
-      <w:spacing w:after="40" w:line="269" w:lineRule="auto"/>
-    </w:pPr>
-  </w:style>
-  <w:style w:type="paragraph" w:customStyle="1" w:styleId="CodeBlock">
-    <w:name w:val="CodeBlock"/>
-    <w:basedOn w:val="Normal"/>
-    <w:pPr>
-      <w:spacing w:before="80" w:after="80" w:line="240" w:lineRule="auto"/>
-      <w:ind w:left="283" w:right="170"/>
-    </w:pPr>
-    <w:rPr>
-      <w:rFonts w:ascii="Consolas" w:hAnsi="Consolas" w:eastAsia="Consolas"/>
-      <w:sz w:val="18"/>
-    </w:rPr>
-  </w:style>
-  <w:style w:type="paragraph" w:customStyle="1" w:styleId="SmallNote">
-    <w:name w:val="SmallNote"/>
-    <w:basedOn w:val="Normal"/>
-    <w:pPr>
-      <w:spacing w:after="60"/>
-    </w:pPr>
-    <w:rPr>
-      <w:color w:val="5F5F5F"/>
-      <w:sz w:val="18"/>
-    </w:rPr>
   </w:style>
 </w:styles>
 </file>
